--- a/docs/developpement/phases/word/PHASE_38_ASSISTANT_POSE_TA_QUESTION_ET_BRIEF_REFORMULE_PAR_MISTRAL.docx
+++ b/docs/developpement/phases/word/PHASE_38_ASSISTANT_POSE_TA_QUESTION_ET_BRIEF_REFORMULE_PAR_MISTRAL.docx
@@ -20,7 +20,7 @@
       <w:r>
         <w:t xml:space="preserve">FlaiX Expert · dossier de développement · généré le 2026-10-04 depuis le dépôt </w:t>
       </w:r>
-      <w:hyperlink w:history="1" r:id="rIdpicxlgkrurotwinqeoydr">
+      <w:hyperlink w:history="1" r:id="rIdravz6pphau8iiy4pqpjiy">
         <w:r>
           <w:rPr>
             <w:rStyle w:val="Hyperlink"/>
@@ -212,7 +212,7 @@
                 <w:sz w:val="18"/>
                 <w:szCs w:val="18"/>
               </w:rPr>
-              <w:t xml:space="preserve">dossier projet §15.136</w:t>
+              <w:t xml:space="preserve">dossier projet §15.136, §15.137</w:t>
             </w:r>
           </w:p>
         </w:tc>
@@ -326,7 +326,7 @@
                 <w:sz w:val="18"/>
                 <w:szCs w:val="18"/>
               </w:rPr>
-              <w:t xml:space="preserve">1</w:t>
+              <w:t xml:space="preserve">2</w:t>
             </w:r>
           </w:p>
         </w:tc>
@@ -645,957 +645,1201 @@
     </w:p>
     <w:p>
       <w:pPr>
-        <w:pStyle w:val="Heading2"/>
-      </w:pPr>
-      <w:r>
-        <w:t xml:space="preserve">2. Ce qui a été construit — commits</w:t>
-      </w:r>
-    </w:p>
-    <w:p>
-      <w:pPr>
-        <w:pStyle w:val="ListParagraph"/>
-        <w:numPr>
-          <w:ilvl w:val="0"/>
-          <w:numId w:val="2"/>
-        </w:numPr>
-      </w:pPr>
-      <w:hyperlink w:history="1" r:id="rIdsajaf6cnwv1u7jjnxcace">
-        <w:r>
-          <w:rPr>
-            <w:rStyle w:val="Hyperlink"/>
-          </w:rPr>
-          <w:t xml:space="preserve">4a30d13</w:t>
-        </w:r>
-      </w:hyperlink>
-      <w:r>
-        <w:t xml:space="preserve"> — 2026-10-04 — Assistant « pose ta question » et brief reformulé par Mistral, derrière une option du lieu (dossier §15.136)</w:t>
-      </w:r>
-    </w:p>
-    <w:p>
-      <w:pPr>
-        <w:pStyle w:val="Heading2"/>
-      </w:pPr>
-      <w:r>
-        <w:t xml:space="preserve">3. Fichiers, par couche</w:t>
-      </w:r>
-    </w:p>
-    <w:p>
-      <w:pPr>
         <w:pStyle w:val="Heading3"/>
       </w:pPr>
       <w:r>
-        <w:t xml:space="preserve">Base de données (migrations)</w:t>
-      </w:r>
-    </w:p>
-    <w:p>
-      <w:pPr>
-        <w:pStyle w:val="ListParagraph"/>
-        <w:numPr>
-          <w:ilvl w:val="0"/>
-          <w:numId w:val="2"/>
-        </w:numPr>
-      </w:pPr>
-      <w:r>
-        <w:rPr>
-          <w:rFonts w:ascii="Consolas" w:cs="Consolas" w:eastAsia="Consolas" w:hAnsi="Consolas"/>
-          <w:color w:val="3B2F8F"/>
-          <w:sz w:val="18"/>
-          <w:szCs w:val="18"/>
-        </w:rPr>
-        <w:t xml:space="preserve">db/migrations/0029_assistant.sql</w:t>
-      </w:r>
-      <w:r>
-        <w:t xml:space="preserve"> — créé — </w:t>
-      </w:r>
-      <w:hyperlink w:history="1" r:id="rId_wc_y1vvfwccyehvasiy-">
-        <w:r>
-          <w:rPr>
-            <w:rStyle w:val="Hyperlink"/>
-          </w:rPr>
-          <w:t xml:space="preserve">voir sur GitHub</w:t>
-        </w:r>
-      </w:hyperlink>
-    </w:p>
-    <w:p>
-      <w:pPr>
-        <w:pStyle w:val="Heading3"/>
-      </w:pPr>
-      <w:r>
-        <w:t xml:space="preserve">Tests</w:t>
-      </w:r>
-    </w:p>
-    <w:p>
-      <w:pPr>
-        <w:pStyle w:val="ListParagraph"/>
-        <w:numPr>
-          <w:ilvl w:val="0"/>
-          <w:numId w:val="2"/>
-        </w:numPr>
-      </w:pPr>
-      <w:r>
-        <w:rPr>
-          <w:rFonts w:ascii="Consolas" w:cs="Consolas" w:eastAsia="Consolas" w:hAnsi="Consolas"/>
-          <w:color w:val="3B2F8F"/>
-          <w:sz w:val="18"/>
-          <w:szCs w:val="18"/>
-        </w:rPr>
-        <w:t xml:space="preserve">apps/api/test/assistant.test.ts</w:t>
-      </w:r>
-      <w:r>
-        <w:t xml:space="preserve"> — créé — </w:t>
-      </w:r>
-      <w:hyperlink w:history="1" r:id="rIddog-lyqj9cic-eysldnou">
-        <w:r>
-          <w:rPr>
-            <w:rStyle w:val="Hyperlink"/>
-          </w:rPr>
-          <w:t xml:space="preserve">voir sur GitHub</w:t>
-        </w:r>
-      </w:hyperlink>
-    </w:p>
-    <w:p>
-      <w:pPr>
-        <w:pStyle w:val="ListParagraph"/>
-        <w:numPr>
-          <w:ilvl w:val="0"/>
-          <w:numId w:val="2"/>
-        </w:numPr>
-      </w:pPr>
-      <w:r>
-        <w:rPr>
-          <w:rFonts w:ascii="Consolas" w:cs="Consolas" w:eastAsia="Consolas" w:hAnsi="Consolas"/>
-          <w:color w:val="3B2F8F"/>
-          <w:sz w:val="18"/>
-          <w:szCs w:val="18"/>
-        </w:rPr>
-        <w:t xml:space="preserve">apps/api/test/options.test.ts</w:t>
-      </w:r>
-      <w:r>
-        <w:t xml:space="preserve"> — modifié — </w:t>
-      </w:r>
-      <w:hyperlink w:history="1" r:id="rIdvvtcnn0v-__kpifrf3s7t">
-        <w:r>
-          <w:rPr>
-            <w:rStyle w:val="Hyperlink"/>
-          </w:rPr>
-          <w:t xml:space="preserve">voir sur GitHub</w:t>
-        </w:r>
-      </w:hyperlink>
-    </w:p>
-    <w:p>
-      <w:pPr>
-        <w:pStyle w:val="ListParagraph"/>
-        <w:numPr>
-          <w:ilvl w:val="0"/>
-          <w:numId w:val="2"/>
-        </w:numPr>
-      </w:pPr>
-      <w:r>
-        <w:rPr>
-          <w:rFonts w:ascii="Consolas" w:cs="Consolas" w:eastAsia="Consolas" w:hAnsi="Consolas"/>
-          <w:color w:val="3B2F8F"/>
-          <w:sz w:val="18"/>
-          <w:szCs w:val="18"/>
-        </w:rPr>
-        <w:t xml:space="preserve">apps/web/src/composants/Coquille.test.ts</w:t>
-      </w:r>
-      <w:r>
-        <w:t xml:space="preserve"> — modifié — </w:t>
-      </w:r>
-      <w:hyperlink w:history="1" r:id="rIdwmx71vtl7ofodfakue7gq">
-        <w:r>
-          <w:rPr>
-            <w:rStyle w:val="Hyperlink"/>
-          </w:rPr>
-          <w:t xml:space="preserve">voir sur GitHub</w:t>
-        </w:r>
-      </w:hyperlink>
-    </w:p>
-    <w:p>
-      <w:pPr>
-        <w:pStyle w:val="ListParagraph"/>
-        <w:numPr>
-          <w:ilvl w:val="0"/>
-          <w:numId w:val="2"/>
-        </w:numPr>
-      </w:pPr>
-      <w:r>
-        <w:rPr>
-          <w:rFonts w:ascii="Consolas" w:cs="Consolas" w:eastAsia="Consolas" w:hAnsi="Consolas"/>
-          <w:color w:val="3B2F8F"/>
-          <w:sz w:val="18"/>
-          <w:szCs w:val="18"/>
-        </w:rPr>
-        <w:t xml:space="preserve">packages/domain/src/assistant.test.ts</w:t>
-      </w:r>
-      <w:r>
-        <w:t xml:space="preserve"> — créé — </w:t>
-      </w:r>
-      <w:hyperlink w:history="1" r:id="rIdciddj6-mnchudafden0ch">
-        <w:r>
-          <w:rPr>
-            <w:rStyle w:val="Hyperlink"/>
-          </w:rPr>
-          <w:t xml:space="preserve">voir sur GitHub</w:t>
-        </w:r>
-      </w:hyperlink>
-    </w:p>
-    <w:p>
-      <w:pPr>
-        <w:pStyle w:val="Heading3"/>
-      </w:pPr>
-      <w:r>
-        <w:t xml:space="preserve">Moteur de calcul (packages/domain)</w:t>
-      </w:r>
-    </w:p>
-    <w:p>
-      <w:pPr>
-        <w:pStyle w:val="ListParagraph"/>
-        <w:numPr>
-          <w:ilvl w:val="0"/>
-          <w:numId w:val="2"/>
-        </w:numPr>
-      </w:pPr>
-      <w:r>
-        <w:rPr>
-          <w:rFonts w:ascii="Consolas" w:cs="Consolas" w:eastAsia="Consolas" w:hAnsi="Consolas"/>
-          <w:color w:val="3B2F8F"/>
-          <w:sz w:val="18"/>
-          <w:szCs w:val="18"/>
-        </w:rPr>
-        <w:t xml:space="preserve">packages/domain/src/assistant.ts</w:t>
-      </w:r>
-      <w:r>
-        <w:t xml:space="preserve"> — créé — </w:t>
-      </w:r>
-      <w:hyperlink w:history="1" r:id="rIdtdlyc-efs15dqlzp2n0yt">
-        <w:r>
-          <w:rPr>
-            <w:rStyle w:val="Hyperlink"/>
-          </w:rPr>
-          <w:t xml:space="preserve">voir sur GitHub</w:t>
-        </w:r>
-      </w:hyperlink>
-    </w:p>
-    <w:p>
-      <w:pPr>
-        <w:pStyle w:val="ListParagraph"/>
-        <w:numPr>
-          <w:ilvl w:val="0"/>
-          <w:numId w:val="2"/>
-        </w:numPr>
-      </w:pPr>
-      <w:r>
-        <w:rPr>
-          <w:rFonts w:ascii="Consolas" w:cs="Consolas" w:eastAsia="Consolas" w:hAnsi="Consolas"/>
-          <w:color w:val="3B2F8F"/>
-          <w:sz w:val="18"/>
-          <w:szCs w:val="18"/>
-        </w:rPr>
-        <w:t xml:space="preserve">packages/domain/src/editeur.ts</w:t>
-      </w:r>
-      <w:r>
-        <w:t xml:space="preserve"> — modifié — </w:t>
-      </w:r>
-      <w:hyperlink w:history="1" r:id="rIddismu-mkovztofj3xhvsx">
-        <w:r>
-          <w:rPr>
-            <w:rStyle w:val="Hyperlink"/>
-          </w:rPr>
-          <w:t xml:space="preserve">voir sur GitHub</w:t>
-        </w:r>
-      </w:hyperlink>
-    </w:p>
-    <w:p>
-      <w:pPr>
-        <w:pStyle w:val="ListParagraph"/>
-        <w:numPr>
-          <w:ilvl w:val="0"/>
-          <w:numId w:val="2"/>
-        </w:numPr>
-      </w:pPr>
-      <w:r>
-        <w:rPr>
-          <w:rFonts w:ascii="Consolas" w:cs="Consolas" w:eastAsia="Consolas" w:hAnsi="Consolas"/>
-          <w:color w:val="3B2F8F"/>
-          <w:sz w:val="18"/>
-          <w:szCs w:val="18"/>
-        </w:rPr>
-        <w:t xml:space="preserve">packages/domain/src/index.ts</w:t>
-      </w:r>
-      <w:r>
-        <w:t xml:space="preserve"> — modifié — </w:t>
-      </w:r>
-      <w:hyperlink w:history="1" r:id="rIdg5-jcgwrl2-1wjekzzmx4">
-        <w:r>
-          <w:rPr>
-            <w:rStyle w:val="Hyperlink"/>
-          </w:rPr>
-          <w:t xml:space="preserve">voir sur GitHub</w:t>
-        </w:r>
-      </w:hyperlink>
-    </w:p>
-    <w:p>
-      <w:pPr>
-        <w:pStyle w:val="Heading3"/>
-      </w:pPr>
-      <w:r>
-        <w:t xml:space="preserve">Serveur (apps/api)</w:t>
-      </w:r>
-    </w:p>
-    <w:p>
-      <w:pPr>
-        <w:pStyle w:val="ListParagraph"/>
-        <w:numPr>
-          <w:ilvl w:val="0"/>
-          <w:numId w:val="2"/>
-        </w:numPr>
-      </w:pPr>
-      <w:r>
-        <w:rPr>
-          <w:rFonts w:ascii="Consolas" w:cs="Consolas" w:eastAsia="Consolas" w:hAnsi="Consolas"/>
-          <w:color w:val="3B2F8F"/>
-          <w:sz w:val="18"/>
-          <w:szCs w:val="18"/>
-        </w:rPr>
-        <w:t xml:space="preserve">apps/api/src/config.ts</w:t>
-      </w:r>
-      <w:r>
-        <w:t xml:space="preserve"> — modifié — </w:t>
-      </w:r>
-      <w:hyperlink w:history="1" r:id="rIdfy4y23k8p8t9q1ewein_p">
-        <w:r>
-          <w:rPr>
-            <w:rStyle w:val="Hyperlink"/>
-          </w:rPr>
-          <w:t xml:space="preserve">voir sur GitHub</w:t>
-        </w:r>
-      </w:hyperlink>
-    </w:p>
-    <w:p>
-      <w:pPr>
-        <w:pStyle w:val="ListParagraph"/>
-        <w:numPr>
-          <w:ilvl w:val="0"/>
-          <w:numId w:val="2"/>
-        </w:numPr>
-      </w:pPr>
-      <w:r>
-        <w:rPr>
-          <w:rFonts w:ascii="Consolas" w:cs="Consolas" w:eastAsia="Consolas" w:hAnsi="Consolas"/>
-          <w:color w:val="3B2F8F"/>
-          <w:sz w:val="18"/>
-          <w:szCs w:val="18"/>
-        </w:rPr>
-        <w:t xml:space="preserve">apps/api/src/ia/fournisseur.ts</w:t>
-      </w:r>
-      <w:r>
-        <w:t xml:space="preserve"> — créé — </w:t>
-      </w:r>
-      <w:hyperlink w:history="1" r:id="rIdbtqwnwkfsjk-fbbroq-rl">
-        <w:r>
-          <w:rPr>
-            <w:rStyle w:val="Hyperlink"/>
-          </w:rPr>
-          <w:t xml:space="preserve">voir sur GitHub</w:t>
-        </w:r>
-      </w:hyperlink>
-    </w:p>
-    <w:p>
-      <w:pPr>
-        <w:pStyle w:val="ListParagraph"/>
-        <w:numPr>
-          <w:ilvl w:val="0"/>
-          <w:numId w:val="2"/>
-        </w:numPr>
-      </w:pPr>
-      <w:r>
-        <w:rPr>
-          <w:rFonts w:ascii="Consolas" w:cs="Consolas" w:eastAsia="Consolas" w:hAnsi="Consolas"/>
-          <w:color w:val="3B2F8F"/>
-          <w:sz w:val="18"/>
-          <w:szCs w:val="18"/>
-        </w:rPr>
-        <w:t xml:space="preserve">apps/api/src/routes/assistant.ts</w:t>
-      </w:r>
-      <w:r>
-        <w:t xml:space="preserve"> — créé — </w:t>
-      </w:r>
-      <w:hyperlink w:history="1" r:id="rIdi91zvvdawiqp7lnthnidg">
-        <w:r>
-          <w:rPr>
-            <w:rStyle w:val="Hyperlink"/>
-          </w:rPr>
-          <w:t xml:space="preserve">voir sur GitHub</w:t>
-        </w:r>
-      </w:hyperlink>
-    </w:p>
-    <w:p>
-      <w:pPr>
-        <w:pStyle w:val="ListParagraph"/>
-        <w:numPr>
-          <w:ilvl w:val="0"/>
-          <w:numId w:val="2"/>
-        </w:numPr>
-      </w:pPr>
-      <w:r>
-        <w:rPr>
-          <w:rFonts w:ascii="Consolas" w:cs="Consolas" w:eastAsia="Consolas" w:hAnsi="Consolas"/>
-          <w:color w:val="3B2F8F"/>
-          <w:sz w:val="18"/>
-          <w:szCs w:val="18"/>
-        </w:rPr>
-        <w:t xml:space="preserve">apps/api/src/routes/notifications.ts</w:t>
-      </w:r>
-      <w:r>
-        <w:t xml:space="preserve"> — modifié — </w:t>
-      </w:r>
-      <w:hyperlink w:history="1" r:id="rIdtllyumq3nvvn5yak8glkg">
-        <w:r>
-          <w:rPr>
-            <w:rStyle w:val="Hyperlink"/>
-          </w:rPr>
-          <w:t xml:space="preserve">voir sur GitHub</w:t>
-        </w:r>
-      </w:hyperlink>
-    </w:p>
-    <w:p>
-      <w:pPr>
-        <w:pStyle w:val="ListParagraph"/>
-        <w:numPr>
-          <w:ilvl w:val="0"/>
-          <w:numId w:val="2"/>
-        </w:numPr>
-      </w:pPr>
-      <w:r>
-        <w:rPr>
-          <w:rFonts w:ascii="Consolas" w:cs="Consolas" w:eastAsia="Consolas" w:hAnsi="Consolas"/>
-          <w:color w:val="3B2F8F"/>
-          <w:sz w:val="18"/>
-          <w:szCs w:val="18"/>
-        </w:rPr>
-        <w:t xml:space="preserve">apps/api/src/routes/produits.ts</w:t>
-      </w:r>
-      <w:r>
-        <w:t xml:space="preserve"> — modifié — </w:t>
-      </w:r>
-      <w:hyperlink w:history="1" r:id="rIduz2y680qokrswttgpqxkg">
-        <w:r>
-          <w:rPr>
-            <w:rStyle w:val="Hyperlink"/>
-          </w:rPr>
-          <w:t xml:space="preserve">voir sur GitHub</w:t>
-        </w:r>
-      </w:hyperlink>
-    </w:p>
-    <w:p>
-      <w:pPr>
-        <w:pStyle w:val="ListParagraph"/>
-        <w:numPr>
-          <w:ilvl w:val="0"/>
-          <w:numId w:val="2"/>
-        </w:numPr>
-      </w:pPr>
-      <w:r>
-        <w:rPr>
-          <w:rFonts w:ascii="Consolas" w:cs="Consolas" w:eastAsia="Consolas" w:hAnsi="Consolas"/>
-          <w:color w:val="3B2F8F"/>
-          <w:sz w:val="18"/>
-          <w:szCs w:val="18"/>
-        </w:rPr>
-        <w:t xml:space="preserve">apps/api/src/serveur.ts</w:t>
-      </w:r>
-      <w:r>
-        <w:t xml:space="preserve"> — modifié — </w:t>
-      </w:r>
-      <w:hyperlink w:history="1" r:id="rIdw8apnrdubm9aqxxnuppux">
-        <w:r>
-          <w:rPr>
-            <w:rStyle w:val="Hyperlink"/>
-          </w:rPr>
-          <w:t xml:space="preserve">voir sur GitHub</w:t>
-        </w:r>
-      </w:hyperlink>
-    </w:p>
-    <w:p>
-      <w:pPr>
-        <w:pStyle w:val="Heading3"/>
-      </w:pPr>
-      <w:r>
-        <w:t xml:space="preserve">Écrans (apps/web)</w:t>
-      </w:r>
-    </w:p>
-    <w:p>
-      <w:pPr>
-        <w:pStyle w:val="ListParagraph"/>
-        <w:numPr>
-          <w:ilvl w:val="0"/>
-          <w:numId w:val="2"/>
-        </w:numPr>
-      </w:pPr>
-      <w:r>
-        <w:rPr>
-          <w:rFonts w:ascii="Consolas" w:cs="Consolas" w:eastAsia="Consolas" w:hAnsi="Consolas"/>
-          <w:color w:val="3B2F8F"/>
-          <w:sz w:val="18"/>
-          <w:szCs w:val="18"/>
-        </w:rPr>
-        <w:t xml:space="preserve">apps/web/src/App.tsx</w:t>
-      </w:r>
-      <w:r>
-        <w:t xml:space="preserve"> — modifié — </w:t>
-      </w:r>
-      <w:hyperlink w:history="1" r:id="rId-j6hqtoo1alrkkrcseauo">
-        <w:r>
-          <w:rPr>
-            <w:rStyle w:val="Hyperlink"/>
-          </w:rPr>
-          <w:t xml:space="preserve">voir sur GitHub</w:t>
-        </w:r>
-      </w:hyperlink>
-    </w:p>
-    <w:p>
-      <w:pPr>
-        <w:pStyle w:val="ListParagraph"/>
-        <w:numPr>
-          <w:ilvl w:val="0"/>
-          <w:numId w:val="2"/>
-        </w:numPr>
-      </w:pPr>
-      <w:r>
-        <w:rPr>
-          <w:rFonts w:ascii="Consolas" w:cs="Consolas" w:eastAsia="Consolas" w:hAnsi="Consolas"/>
-          <w:color w:val="3B2F8F"/>
-          <w:sz w:val="18"/>
-          <w:szCs w:val="18"/>
-        </w:rPr>
-        <w:t xml:space="preserve">apps/web/src/composants/Coquille.tsx</w:t>
-      </w:r>
-      <w:r>
-        <w:t xml:space="preserve"> — modifié — </w:t>
-      </w:r>
-      <w:hyperlink w:history="1" r:id="rId_8wh9oqn6gjh5ld-slfm0">
-        <w:r>
-          <w:rPr>
-            <w:rStyle w:val="Hyperlink"/>
-          </w:rPr>
-          <w:t xml:space="preserve">voir sur GitHub</w:t>
-        </w:r>
-      </w:hyperlink>
-    </w:p>
-    <w:p>
-      <w:pPr>
-        <w:pStyle w:val="ListParagraph"/>
-        <w:numPr>
-          <w:ilvl w:val="0"/>
-          <w:numId w:val="2"/>
-        </w:numPr>
-      </w:pPr>
-      <w:r>
-        <w:rPr>
-          <w:rFonts w:ascii="Consolas" w:cs="Consolas" w:eastAsia="Consolas" w:hAnsi="Consolas"/>
-          <w:color w:val="3B2F8F"/>
-          <w:sz w:val="18"/>
-          <w:szCs w:val="18"/>
-        </w:rPr>
-        <w:t xml:space="preserve">apps/web/src/pages/Assistant.test.tsx</w:t>
-      </w:r>
-      <w:r>
-        <w:t xml:space="preserve"> — créé — </w:t>
-      </w:r>
-      <w:hyperlink w:history="1" r:id="rId66ujkudwmyj8jyjb_kez3">
-        <w:r>
-          <w:rPr>
-            <w:rStyle w:val="Hyperlink"/>
-          </w:rPr>
-          <w:t xml:space="preserve">voir sur GitHub</w:t>
-        </w:r>
-      </w:hyperlink>
-    </w:p>
-    <w:p>
-      <w:pPr>
-        <w:pStyle w:val="ListParagraph"/>
-        <w:numPr>
-          <w:ilvl w:val="0"/>
-          <w:numId w:val="2"/>
-        </w:numPr>
-      </w:pPr>
-      <w:r>
-        <w:rPr>
-          <w:rFonts w:ascii="Consolas" w:cs="Consolas" w:eastAsia="Consolas" w:hAnsi="Consolas"/>
-          <w:color w:val="3B2F8F"/>
-          <w:sz w:val="18"/>
-          <w:szCs w:val="18"/>
-        </w:rPr>
-        <w:t xml:space="preserve">apps/web/src/pages/Assistant.tsx</w:t>
-      </w:r>
-      <w:r>
-        <w:t xml:space="preserve"> — créé — </w:t>
-      </w:r>
-      <w:hyperlink w:history="1" r:id="rIdo2t05wcvpyamxxgmt5kex">
-        <w:r>
-          <w:rPr>
-            <w:rStyle w:val="Hyperlink"/>
-          </w:rPr>
-          <w:t xml:space="preserve">voir sur GitHub</w:t>
-        </w:r>
-      </w:hyperlink>
-    </w:p>
-    <w:p>
-      <w:pPr>
-        <w:pStyle w:val="ListParagraph"/>
-        <w:numPr>
-          <w:ilvl w:val="0"/>
-          <w:numId w:val="2"/>
-        </w:numPr>
-      </w:pPr>
-      <w:r>
-        <w:rPr>
-          <w:rFonts w:ascii="Consolas" w:cs="Consolas" w:eastAsia="Consolas" w:hAnsi="Consolas"/>
-          <w:color w:val="3B2F8F"/>
-          <w:sz w:val="18"/>
-          <w:szCs w:val="18"/>
-        </w:rPr>
-        <w:t xml:space="preserve">apps/web/src/styles.css</w:t>
-      </w:r>
-      <w:r>
-        <w:t xml:space="preserve"> — modifié — </w:t>
-      </w:r>
-      <w:hyperlink w:history="1" r:id="rIdjloe_t36zzznvech_oab0">
-        <w:r>
-          <w:rPr>
-            <w:rStyle w:val="Hyperlink"/>
-          </w:rPr>
-          <w:t xml:space="preserve">voir sur GitHub</w:t>
-        </w:r>
-      </w:hyperlink>
-    </w:p>
-    <w:p>
-      <w:pPr>
-        <w:pStyle w:val="Heading3"/>
-      </w:pPr>
-      <w:r>
-        <w:t xml:space="preserve">Serveur OVH et outils (infra)</w:t>
-      </w:r>
-    </w:p>
-    <w:p>
-      <w:pPr>
-        <w:pStyle w:val="ListParagraph"/>
-        <w:numPr>
-          <w:ilvl w:val="0"/>
-          <w:numId w:val="2"/>
-        </w:numPr>
-      </w:pPr>
-      <w:r>
-        <w:rPr>
-          <w:rFonts w:ascii="Consolas" w:cs="Consolas" w:eastAsia="Consolas" w:hAnsi="Consolas"/>
-          <w:color w:val="3B2F8F"/>
-          <w:sz w:val="18"/>
-          <w:szCs w:val="18"/>
-        </w:rPr>
-        <w:t xml:space="preserve">infra/vps/deployer.sh</w:t>
-      </w:r>
-      <w:r>
-        <w:t xml:space="preserve"> — modifié — </w:t>
-      </w:r>
-      <w:hyperlink w:history="1" r:id="rIdeoxvydnzuyycgxin5zb1q">
-        <w:r>
-          <w:rPr>
-            <w:rStyle w:val="Hyperlink"/>
-          </w:rPr>
-          <w:t xml:space="preserve">voir sur GitHub</w:t>
-        </w:r>
-      </w:hyperlink>
-    </w:p>
-    <w:p>
-      <w:pPr>
-        <w:pStyle w:val="ListParagraph"/>
-        <w:numPr>
-          <w:ilvl w:val="0"/>
-          <w:numId w:val="2"/>
-        </w:numPr>
-      </w:pPr>
-      <w:r>
-        <w:rPr>
-          <w:rFonts w:ascii="Consolas" w:cs="Consolas" w:eastAsia="Consolas" w:hAnsi="Consolas"/>
-          <w:color w:val="3B2F8F"/>
-          <w:sz w:val="18"/>
-          <w:szCs w:val="18"/>
-        </w:rPr>
-        <w:t xml:space="preserve">infra/vps/flaix-admin.sh</w:t>
-      </w:r>
-      <w:r>
-        <w:t xml:space="preserve"> — modifié — </w:t>
-      </w:r>
-      <w:hyperlink w:history="1" r:id="rIdj8sy9amhfpt9ii3o7xgin">
-        <w:r>
-          <w:rPr>
-            <w:rStyle w:val="Hyperlink"/>
-          </w:rPr>
-          <w:t xml:space="preserve">voir sur GitHub</w:t>
-        </w:r>
-      </w:hyperlink>
-    </w:p>
-    <w:p>
-      <w:pPr>
-        <w:pStyle w:val="Heading3"/>
-      </w:pPr>
-      <w:r>
-        <w:t xml:space="preserve">Documentation</w:t>
-      </w:r>
-    </w:p>
-    <w:p>
-      <w:pPr>
-        <w:pStyle w:val="ListParagraph"/>
-        <w:numPr>
-          <w:ilvl w:val="0"/>
-          <w:numId w:val="2"/>
-        </w:numPr>
-      </w:pPr>
-      <w:r>
-        <w:rPr>
-          <w:rFonts w:ascii="Consolas" w:cs="Consolas" w:eastAsia="Consolas" w:hAnsi="Consolas"/>
-          <w:color w:val="3B2F8F"/>
-          <w:sz w:val="18"/>
-          <w:szCs w:val="18"/>
-        </w:rPr>
-        <w:t xml:space="preserve">docs/avancement.md</w:t>
-      </w:r>
-      <w:r>
-        <w:t xml:space="preserve"> — modifié — </w:t>
-      </w:r>
-      <w:hyperlink w:history="1" r:id="rIdzl0tzlpj4tloq5toneami">
-        <w:r>
-          <w:rPr>
-            <w:rStyle w:val="Hyperlink"/>
-          </w:rPr>
-          <w:t xml:space="preserve">voir sur GitHub</w:t>
-        </w:r>
-      </w:hyperlink>
-    </w:p>
-    <w:p>
-      <w:pPr>
-        <w:pStyle w:val="ListParagraph"/>
-        <w:numPr>
-          <w:ilvl w:val="0"/>
-          <w:numId w:val="2"/>
-        </w:numPr>
-      </w:pPr>
-      <w:r>
-        <w:rPr>
-          <w:rFonts w:ascii="Consolas" w:cs="Consolas" w:eastAsia="Consolas" w:hAnsi="Consolas"/>
-          <w:color w:val="3B2F8F"/>
-          <w:sz w:val="18"/>
-          <w:szCs w:val="18"/>
-        </w:rPr>
-        <w:t xml:space="preserve">docs/flaix-gestion-dossier-projet.md</w:t>
-      </w:r>
-      <w:r>
-        <w:t xml:space="preserve"> — modifié — </w:t>
-      </w:r>
-      <w:hyperlink w:history="1" r:id="rIdkvntjssysvwyoepuah1vo">
-        <w:r>
-          <w:rPr>
-            <w:rStyle w:val="Hyperlink"/>
-          </w:rPr>
-          <w:t xml:space="preserve">voir sur GitHub</w:t>
-        </w:r>
-      </w:hyperlink>
-    </w:p>
-    <w:p>
-      <w:pPr>
-        <w:pStyle w:val="ListParagraph"/>
-        <w:numPr>
-          <w:ilvl w:val="0"/>
-          <w:numId w:val="2"/>
-        </w:numPr>
-      </w:pPr>
-      <w:r>
-        <w:rPr>
-          <w:rFonts w:ascii="Consolas" w:cs="Consolas" w:eastAsia="Consolas" w:hAnsi="Consolas"/>
-          <w:color w:val="3B2F8F"/>
-          <w:sz w:val="18"/>
-          <w:szCs w:val="18"/>
-        </w:rPr>
-        <w:t xml:space="preserve">docs/guide-serveur-test-ovh.md</w:t>
-      </w:r>
-      <w:r>
-        <w:t xml:space="preserve"> — modifié — </w:t>
-      </w:r>
-      <w:hyperlink w:history="1" r:id="rId0_zeu-w7-0wjyw-mpchtm">
-        <w:r>
-          <w:rPr>
-            <w:rStyle w:val="Hyperlink"/>
-          </w:rPr>
-          <w:t xml:space="preserve">voir sur GitHub</w:t>
-        </w:r>
-      </w:hyperlink>
-    </w:p>
-    <w:p>
-      <w:pPr>
-        <w:pStyle w:val="Heading2"/>
-      </w:pPr>
-      <w:r>
-        <w:t xml:space="preserve">4. Tests créés dans cette phase</w:t>
-      </w:r>
-    </w:p>
-    <w:p>
-      <w:pPr>
-        <w:pStyle w:val="Heading3"/>
-      </w:pPr>
-      <w:r>
-        <w:rPr>
-          <w:rFonts w:ascii="Consolas" w:cs="Consolas" w:eastAsia="Consolas" w:hAnsi="Consolas"/>
-          <w:color w:val="3B2F8F"/>
-          <w:sz w:val="18"/>
-          <w:szCs w:val="18"/>
-        </w:rPr>
-        <w:t xml:space="preserve">apps/api/test/assistant.test.ts</w:t>
-      </w:r>
-    </w:p>
-    <w:p>
-      <w:pPr>
-        <w:pStyle w:val="ListParagraph"/>
-        <w:numPr>
-          <w:ilvl w:val="0"/>
-          <w:numId w:val="2"/>
-        </w:numPr>
-      </w:pPr>
+        <w:t xml:space="preserve">15.137 Un agent, des moteurs ; Mistral interchangeable, secours OVHcloud (2026-10-04)</w:t>
+      </w:r>
+    </w:p>
+    <w:p>
       <w:r>
         <w:rPr>
           <w:b/>
           <w:bCs/>
         </w:rPr>
-        <w:t xml:space="preserve">assistant « pose ta question »</w:t>
-      </w:r>
-    </w:p>
-    <w:p>
-      <w:pPr>
-        <w:pStyle w:val="ListParagraph"/>
-        <w:numPr>
-          <w:ilvl w:val="1"/>
-          <w:numId w:val="2"/>
-        </w:numPr>
-      </w:pPr>
-      <w:r>
-        <w:t xml:space="preserve">[F] option désactivée par défaut (chaque question coûte) : l'assistant est fermé</w:t>
-      </w:r>
-    </w:p>
-    <w:p>
-      <w:pPr>
-        <w:pStyle w:val="ListParagraph"/>
-        <w:numPr>
-          <w:ilvl w:val="1"/>
-          <w:numId w:val="2"/>
-        </w:numPr>
-      </w:pPr>
-      <w:r>
-        <w:t xml:space="preserve">option active mais clé Mistral absente : l'écran le sait, la question est refusée proprement</w:t>
-      </w:r>
-    </w:p>
-    <w:p>
-      <w:pPr>
-        <w:pStyle w:val="ListParagraph"/>
-        <w:numPr>
-          <w:ilvl w:val="1"/>
-          <w:numId w:val="2"/>
-        </w:numPr>
-      </w:pPr>
-      <w:r>
-        <w:t xml:space="preserve">l'IA lit les résultats par un outil en lecture seule, recopie le montant, cite sa source ; l'échange est gardé</w:t>
-      </w:r>
-    </w:p>
-    <w:p>
-      <w:pPr>
-        <w:pStyle w:val="ListParagraph"/>
-        <w:numPr>
-          <w:ilvl w:val="1"/>
-          <w:numId w:val="2"/>
-        </w:numPr>
-      </w:pPr>
-      <w:r>
-        <w:t xml:space="preserve">[F] un chiffre que les données ne contiennent pas : la réponse est marquée « à vérifier »</w:t>
-      </w:r>
-    </w:p>
-    <w:p>
-      <w:pPr>
-        <w:pStyle w:val="ListParagraph"/>
-        <w:numPr>
-          <w:ilvl w:val="1"/>
-          <w:numId w:val="2"/>
-        </w:numPr>
-      </w:pPr>
-      <w:r>
-        <w:t xml:space="preserve">[F] limite par jour atteinte : la question est refusée</w:t>
-      </w:r>
-    </w:p>
-    <w:p>
-      <w:pPr>
-        <w:pStyle w:val="ListParagraph"/>
-        <w:numPr>
-          <w:ilvl w:val="0"/>
-          <w:numId w:val="2"/>
-        </w:numPr>
-      </w:pPr>
+        <w:t xml:space="preserve">Questions de Rémi</w:t>
+      </w:r>
+      <w:r>
+        <w:t xml:space="preserve"> (sa note </w:t>
+      </w:r>
+      <w:r>
+        <w:rPr>
+          <w:rFonts w:ascii="Consolas" w:cs="Consolas" w:eastAsia="Consolas" w:hAnsi="Consolas"/>
+          <w:color w:val="3B2F8F"/>
+          <w:sz w:val="18"/>
+          <w:szCs w:val="18"/>
+        </w:rPr>
+        <w:t xml:space="preserve">FLAIX_AI_RUNTIME_AGENTS_ARCHITECTURE.md</w:t>
+      </w:r>
+      <w:r>
+        <w:t xml:space="preserve">) : dépendance à Mistral ? ses propres agents ? combien d'agents ? Puis son schéma : </w:t>
+      </w:r>
       <w:r>
         <w:rPr>
           <w:b/>
           <w:bCs/>
         </w:rPr>
-        <w:t xml:space="preserve">brief reformulé par Mistral</w:t>
-      </w:r>
-    </w:p>
-    <w:p>
-      <w:pPr>
-        <w:pStyle w:val="ListParagraph"/>
-        <w:numPr>
-          <w:ilvl w:val="1"/>
-          <w:numId w:val="2"/>
-        </w:numPr>
-      </w:pPr>
-      <w:r>
-        <w:t xml:space="preserve">reformulation fidèle : elle part sur le téléphone, et la trace dit « rédigé par Mistral »</w:t>
-      </w:r>
-    </w:p>
-    <w:p>
-      <w:pPr>
-        <w:pStyle w:val="ListParagraph"/>
-        <w:numPr>
-          <w:ilvl w:val="1"/>
-          <w:numId w:val="2"/>
-        </w:numPr>
-      </w:pPr>
-      <w:r>
-        <w:t xml:space="preserve">[F] reformulation qui invente un chiffre : refusée, le brief par règles part à la place</w:t>
-      </w:r>
-    </w:p>
-    <w:p>
-      <w:pPr>
-        <w:pStyle w:val="Heading3"/>
-      </w:pPr>
-      <w:r>
-        <w:rPr>
-          <w:rFonts w:ascii="Consolas" w:cs="Consolas" w:eastAsia="Consolas" w:hAnsi="Consolas"/>
-          <w:color w:val="3B2F8F"/>
-          <w:sz w:val="18"/>
-          <w:szCs w:val="18"/>
-        </w:rPr>
-        <w:t xml:space="preserve">packages/domain/src/assistant.test.ts</w:t>
-      </w:r>
-    </w:p>
-    <w:p>
-      <w:pPr>
-        <w:pStyle w:val="ListParagraph"/>
-        <w:numPr>
-          <w:ilvl w:val="0"/>
-          <w:numId w:val="2"/>
-        </w:numPr>
-      </w:pPr>
+        <w:t xml:space="preserve">« 1 agent + plusieurs moteurs spécialisés »</w:t>
+      </w:r>
+      <w:r>
+        <w:t xml:space="preserve"> (Financial, Forecast, Revenue, Stock, Staffing, Operations, Simulation, Benchmark, Alert).</w:t>
+      </w:r>
+    </w:p>
+    <w:p>
       <w:r>
         <w:rPr>
           <w:b/>
           <w:bCs/>
         </w:rPr>
+        <w:t xml:space="preserve">Décisions</w:t>
+      </w:r>
+      <w:r>
+        <w:t xml:space="preserve"> :</w:t>
+      </w:r>
+    </w:p>
+    <w:p>
+      <w:pPr>
+        <w:pStyle w:val="ListParagraph"/>
+        <w:numPr>
+          <w:ilvl w:val="0"/>
+          <w:numId w:val="2"/>
+        </w:numPr>
+      </w:pPr>
+      <w:r>
+        <w:rPr>
+          <w:b/>
+          <w:bCs/>
+        </w:rPr>
+        <w:t xml:space="preserve">Un seul agent</w:t>
+      </w:r>
+      <w:r>
+        <w:t xml:space="preserve"> (l'Assistant) qui comprend, choisit ses lectures et rédige ; </w:t>
+      </w:r>
+      <w:r>
+        <w:rPr>
+          <w:b/>
+          <w:bCs/>
+        </w:rPr>
+        <w:t xml:space="preserve">des moteurs déterministes</w:t>
+      </w:r>
+      <w:r>
+        <w:t xml:space="preserve"> qui calculent (jamais l'IA pour un chiffre). Un deuxième agent seulement s'il faut des droits différents (créer des tâches) ou si un agent a trop d'outils.</w:t>
+      </w:r>
+    </w:p>
+    <w:p>
+      <w:pPr>
+        <w:pStyle w:val="ListParagraph"/>
+        <w:numPr>
+          <w:ilvl w:val="0"/>
+          <w:numId w:val="2"/>
+        </w:numPr>
+      </w:pPr>
+      <w:r>
+        <w:rPr>
+          <w:b/>
+          <w:bCs/>
+        </w:rPr>
+        <w:t xml:space="preserve">Mistral est un fournisseur, pas une dépendance</w:t>
+      </w:r>
+      <w:r>
+        <w:t xml:space="preserve"> : passerelle unique (</w:t>
+      </w:r>
+      <w:r>
+        <w:rPr>
+          <w:rFonts w:ascii="Consolas" w:cs="Consolas" w:eastAsia="Consolas" w:hAnsi="Consolas"/>
+          <w:color w:val="3B2F8F"/>
+          <w:sz w:val="18"/>
+          <w:szCs w:val="18"/>
+        </w:rPr>
+        <w:t xml:space="preserve">ia/fournisseur.ts</w:t>
+      </w:r>
+      <w:r>
+        <w:t xml:space="preserve">), interface « chat/completions » avec outils commune à Mistral et à OVHcloud AI Endpoints ; l'agent (outils, consignes, contrôle des chiffres, trace) appartient à FlaiX.</w:t>
+      </w:r>
+    </w:p>
+    <w:p>
+      <w:pPr>
+        <w:pStyle w:val="ListParagraph"/>
+        <w:numPr>
+          <w:ilvl w:val="0"/>
+          <w:numId w:val="2"/>
+        </w:numPr>
+      </w:pPr>
+      <w:r>
+        <w:rPr>
+          <w:b/>
+          <w:bCs/>
+        </w:rPr>
+        <w:t xml:space="preserve">Secours OVHcloud AI Endpoints</w:t>
+      </w:r>
+      <w:r>
+        <w:t xml:space="preserve"> (choix de Rémi) : hébergé en Europe, même compte OVH que le serveur, modèle Mistral Small 3.2 ; bascule automatique si Mistral ne répond pas. Jeton posé par Rémi avec </w:t>
+      </w:r>
+      <w:r>
+        <w:rPr>
+          <w:rFonts w:ascii="Consolas" w:cs="Consolas" w:eastAsia="Consolas" w:hAnsi="Consolas"/>
+          <w:color w:val="3B2F8F"/>
+          <w:sz w:val="18"/>
+          <w:szCs w:val="18"/>
+        </w:rPr>
+        <w:t xml:space="preserve">sudo flaix-admin cle-ovh-ia</w:t>
+      </w:r>
+      <w:r>
+        <w:t xml:space="preserve">, qui vérifie aussi que les outils sont acceptés (les sources consultées divergeaient sur ce point).</w:t>
+      </w:r>
+    </w:p>
+    <w:p>
+      <w:pPr>
+        <w:pStyle w:val="ListParagraph"/>
+        <w:numPr>
+          <w:ilvl w:val="0"/>
+          <w:numId w:val="2"/>
+        </w:numPr>
+      </w:pPr>
+      <w:r>
+        <w:rPr>
+          <w:b/>
+          <w:bCs/>
+        </w:rPr>
+        <w:t xml:space="preserve">Pas de modèle installé chez nous</w:t>
+      </w:r>
+      <w:r>
+        <w:t xml:space="preserve"> pour l'instant (pas de carte graphique sur le serveur ; coût sans rapport avec l'usage).</w:t>
+      </w:r>
+    </w:p>
+    <w:p>
+      <w:pPr>
+        <w:pStyle w:val="ListParagraph"/>
+        <w:numPr>
+          <w:ilvl w:val="0"/>
+          <w:numId w:val="2"/>
+        </w:numPr>
+      </w:pPr>
+      <w:r>
+        <w:rPr>
+          <w:b/>
+          <w:bCs/>
+        </w:rPr>
+        <w:t xml:space="preserve">Ordre des moteurs</w:t>
+      </w:r>
+      <w:r>
+        <w:t xml:space="preserve"> : Revenue Engine (« où je perds de l'argent ») d'abord, choix de Rémi.</w:t>
+      </w:r>
+    </w:p>
+    <w:p>
+      <w:r>
+        <w:rPr>
+          <w:b/>
+          <w:bCs/>
+        </w:rPr>
+        <w:t xml:space="preserve">Tests</w:t>
+      </w:r>
+      <w:r>
+        <w:t xml:space="preserve"> : passerelle 5 (Mistral répond, secours qui prend le relais, tous en panne, même interface pour les deux, erreur du fournisseur).</w:t>
+      </w:r>
+    </w:p>
+    <w:p>
+      <w:pPr>
+        <w:pStyle w:val="Heading2"/>
+      </w:pPr>
+      <w:r>
+        <w:t xml:space="preserve">2. Ce qui a été construit — commits</w:t>
+      </w:r>
+    </w:p>
+    <w:p>
+      <w:pPr>
+        <w:pStyle w:val="ListParagraph"/>
+        <w:numPr>
+          <w:ilvl w:val="0"/>
+          <w:numId w:val="2"/>
+        </w:numPr>
+      </w:pPr>
+      <w:hyperlink w:history="1" r:id="rIdgmw9bu-lii6ylx9xqzyya">
+        <w:r>
+          <w:rPr>
+            <w:rStyle w:val="Hyperlink"/>
+          </w:rPr>
+          <w:t xml:space="preserve">4a30d13</w:t>
+        </w:r>
+      </w:hyperlink>
+      <w:r>
+        <w:t xml:space="preserve"> — 2026-10-04 — Assistant « pose ta question » et brief reformulé par Mistral, derrière une option du lieu (dossier §15.136)</w:t>
+      </w:r>
+    </w:p>
+    <w:p>
+      <w:pPr>
+        <w:pStyle w:val="ListParagraph"/>
+        <w:numPr>
+          <w:ilvl w:val="0"/>
+          <w:numId w:val="2"/>
+        </w:numPr>
+      </w:pPr>
+      <w:hyperlink w:history="1" r:id="rIdl7gss71k0wkaumbgd3vdo">
+        <w:r>
+          <w:rPr>
+            <w:rStyle w:val="Hyperlink"/>
+          </w:rPr>
+          <w:t xml:space="preserve">047ce76</w:t>
+        </w:r>
+      </w:hyperlink>
+      <w:r>
+        <w:t xml:space="preserve"> — 2026-10-04 — Passerelle d'IA : Mistral d'abord, OVHcloud AI Endpoints en secours (dossier §15.137)</w:t>
+      </w:r>
+    </w:p>
+    <w:p>
+      <w:pPr>
+        <w:pStyle w:val="Heading2"/>
+      </w:pPr>
+      <w:r>
+        <w:t xml:space="preserve">3. Fichiers, par couche</w:t>
+      </w:r>
+    </w:p>
+    <w:p>
+      <w:pPr>
+        <w:pStyle w:val="Heading3"/>
+      </w:pPr>
+      <w:r>
+        <w:t xml:space="preserve">Base de données (migrations)</w:t>
+      </w:r>
+    </w:p>
+    <w:p>
+      <w:pPr>
+        <w:pStyle w:val="ListParagraph"/>
+        <w:numPr>
+          <w:ilvl w:val="0"/>
+          <w:numId w:val="2"/>
+        </w:numPr>
+      </w:pPr>
+      <w:r>
+        <w:rPr>
+          <w:rFonts w:ascii="Consolas" w:cs="Consolas" w:eastAsia="Consolas" w:hAnsi="Consolas"/>
+          <w:color w:val="3B2F8F"/>
+          <w:sz w:val="18"/>
+          <w:szCs w:val="18"/>
+        </w:rPr>
+        <w:t xml:space="preserve">db/migrations/0029_assistant.sql</w:t>
+      </w:r>
+      <w:r>
+        <w:t xml:space="preserve"> — créé — </w:t>
+      </w:r>
+      <w:hyperlink w:history="1" r:id="rIdjkctjrujuifpi_b_v50vu">
+        <w:r>
+          <w:rPr>
+            <w:rStyle w:val="Hyperlink"/>
+          </w:rPr>
+          <w:t xml:space="preserve">voir sur GitHub</w:t>
+        </w:r>
+      </w:hyperlink>
+    </w:p>
+    <w:p>
+      <w:pPr>
+        <w:pStyle w:val="Heading3"/>
+      </w:pPr>
+      <w:r>
+        <w:t xml:space="preserve">Tests</w:t>
+      </w:r>
+    </w:p>
+    <w:p>
+      <w:pPr>
+        <w:pStyle w:val="ListParagraph"/>
+        <w:numPr>
+          <w:ilvl w:val="0"/>
+          <w:numId w:val="2"/>
+        </w:numPr>
+      </w:pPr>
+      <w:r>
+        <w:rPr>
+          <w:rFonts w:ascii="Consolas" w:cs="Consolas" w:eastAsia="Consolas" w:hAnsi="Consolas"/>
+          <w:color w:val="3B2F8F"/>
+          <w:sz w:val="18"/>
+          <w:szCs w:val="18"/>
+        </w:rPr>
+        <w:t xml:space="preserve">apps/api/test/assistant.test.ts</w:t>
+      </w:r>
+      <w:r>
+        <w:t xml:space="preserve"> — créé — </w:t>
+      </w:r>
+      <w:hyperlink w:history="1" r:id="rIdbt-qyljjrgiuz-znx6mwq">
+        <w:r>
+          <w:rPr>
+            <w:rStyle w:val="Hyperlink"/>
+          </w:rPr>
+          <w:t xml:space="preserve">voir sur GitHub</w:t>
+        </w:r>
+      </w:hyperlink>
+    </w:p>
+    <w:p>
+      <w:pPr>
+        <w:pStyle w:val="ListParagraph"/>
+        <w:numPr>
+          <w:ilvl w:val="0"/>
+          <w:numId w:val="2"/>
+        </w:numPr>
+      </w:pPr>
+      <w:r>
+        <w:rPr>
+          <w:rFonts w:ascii="Consolas" w:cs="Consolas" w:eastAsia="Consolas" w:hAnsi="Consolas"/>
+          <w:color w:val="3B2F8F"/>
+          <w:sz w:val="18"/>
+          <w:szCs w:val="18"/>
+        </w:rPr>
+        <w:t xml:space="preserve">apps/api/test/ia.test.ts</w:t>
+      </w:r>
+      <w:r>
+        <w:t xml:space="preserve"> — créé — </w:t>
+      </w:r>
+      <w:hyperlink w:history="1" r:id="rIdxzzoorco05rkcemzpf_rc">
+        <w:r>
+          <w:rPr>
+            <w:rStyle w:val="Hyperlink"/>
+          </w:rPr>
+          <w:t xml:space="preserve">voir sur GitHub</w:t>
+        </w:r>
+      </w:hyperlink>
+    </w:p>
+    <w:p>
+      <w:pPr>
+        <w:pStyle w:val="ListParagraph"/>
+        <w:numPr>
+          <w:ilvl w:val="0"/>
+          <w:numId w:val="2"/>
+        </w:numPr>
+      </w:pPr>
+      <w:r>
+        <w:rPr>
+          <w:rFonts w:ascii="Consolas" w:cs="Consolas" w:eastAsia="Consolas" w:hAnsi="Consolas"/>
+          <w:color w:val="3B2F8F"/>
+          <w:sz w:val="18"/>
+          <w:szCs w:val="18"/>
+        </w:rPr>
+        <w:t xml:space="preserve">apps/api/test/options.test.ts</w:t>
+      </w:r>
+      <w:r>
+        <w:t xml:space="preserve"> — modifié — </w:t>
+      </w:r>
+      <w:hyperlink w:history="1" r:id="rIdt9-dk79f2hlhxkcwu70fo">
+        <w:r>
+          <w:rPr>
+            <w:rStyle w:val="Hyperlink"/>
+          </w:rPr>
+          <w:t xml:space="preserve">voir sur GitHub</w:t>
+        </w:r>
+      </w:hyperlink>
+    </w:p>
+    <w:p>
+      <w:pPr>
+        <w:pStyle w:val="ListParagraph"/>
+        <w:numPr>
+          <w:ilvl w:val="0"/>
+          <w:numId w:val="2"/>
+        </w:numPr>
+      </w:pPr>
+      <w:r>
+        <w:rPr>
+          <w:rFonts w:ascii="Consolas" w:cs="Consolas" w:eastAsia="Consolas" w:hAnsi="Consolas"/>
+          <w:color w:val="3B2F8F"/>
+          <w:sz w:val="18"/>
+          <w:szCs w:val="18"/>
+        </w:rPr>
+        <w:t xml:space="preserve">apps/web/src/composants/Coquille.test.ts</w:t>
+      </w:r>
+      <w:r>
+        <w:t xml:space="preserve"> — modifié — </w:t>
+      </w:r>
+      <w:hyperlink w:history="1" r:id="rIdvoj0tikxvmnmuxpgx5nh-">
+        <w:r>
+          <w:rPr>
+            <w:rStyle w:val="Hyperlink"/>
+          </w:rPr>
+          <w:t xml:space="preserve">voir sur GitHub</w:t>
+        </w:r>
+      </w:hyperlink>
+    </w:p>
+    <w:p>
+      <w:pPr>
+        <w:pStyle w:val="ListParagraph"/>
+        <w:numPr>
+          <w:ilvl w:val="0"/>
+          <w:numId w:val="2"/>
+        </w:numPr>
+      </w:pPr>
+      <w:r>
+        <w:rPr>
+          <w:rFonts w:ascii="Consolas" w:cs="Consolas" w:eastAsia="Consolas" w:hAnsi="Consolas"/>
+          <w:color w:val="3B2F8F"/>
+          <w:sz w:val="18"/>
+          <w:szCs w:val="18"/>
+        </w:rPr>
+        <w:t xml:space="preserve">packages/domain/src/assistant.test.ts</w:t>
+      </w:r>
+      <w:r>
+        <w:t xml:space="preserve"> — créé — </w:t>
+      </w:r>
+      <w:hyperlink w:history="1" r:id="rIdxhrinnassijcrezujqi4n">
+        <w:r>
+          <w:rPr>
+            <w:rStyle w:val="Hyperlink"/>
+          </w:rPr>
+          <w:t xml:space="preserve">voir sur GitHub</w:t>
+        </w:r>
+      </w:hyperlink>
+    </w:p>
+    <w:p>
+      <w:pPr>
+        <w:pStyle w:val="Heading3"/>
+      </w:pPr>
+      <w:r>
+        <w:t xml:space="preserve">Moteur de calcul (packages/domain)</w:t>
+      </w:r>
+    </w:p>
+    <w:p>
+      <w:pPr>
+        <w:pStyle w:val="ListParagraph"/>
+        <w:numPr>
+          <w:ilvl w:val="0"/>
+          <w:numId w:val="2"/>
+        </w:numPr>
+      </w:pPr>
+      <w:r>
+        <w:rPr>
+          <w:rFonts w:ascii="Consolas" w:cs="Consolas" w:eastAsia="Consolas" w:hAnsi="Consolas"/>
+          <w:color w:val="3B2F8F"/>
+          <w:sz w:val="18"/>
+          <w:szCs w:val="18"/>
+        </w:rPr>
+        <w:t xml:space="preserve">packages/domain/src/assistant.ts</w:t>
+      </w:r>
+      <w:r>
+        <w:t xml:space="preserve"> — créé — </w:t>
+      </w:r>
+      <w:hyperlink w:history="1" r:id="rIdmmug0jd_w7swupqzj5fu6">
+        <w:r>
+          <w:rPr>
+            <w:rStyle w:val="Hyperlink"/>
+          </w:rPr>
+          <w:t xml:space="preserve">voir sur GitHub</w:t>
+        </w:r>
+      </w:hyperlink>
+    </w:p>
+    <w:p>
+      <w:pPr>
+        <w:pStyle w:val="ListParagraph"/>
+        <w:numPr>
+          <w:ilvl w:val="0"/>
+          <w:numId w:val="2"/>
+        </w:numPr>
+      </w:pPr>
+      <w:r>
+        <w:rPr>
+          <w:rFonts w:ascii="Consolas" w:cs="Consolas" w:eastAsia="Consolas" w:hAnsi="Consolas"/>
+          <w:color w:val="3B2F8F"/>
+          <w:sz w:val="18"/>
+          <w:szCs w:val="18"/>
+        </w:rPr>
+        <w:t xml:space="preserve">packages/domain/src/editeur.ts</w:t>
+      </w:r>
+      <w:r>
+        <w:t xml:space="preserve"> — modifié — </w:t>
+      </w:r>
+      <w:hyperlink w:history="1" r:id="rIdz2o0jspgzwtaqwcpbjknc">
+        <w:r>
+          <w:rPr>
+            <w:rStyle w:val="Hyperlink"/>
+          </w:rPr>
+          <w:t xml:space="preserve">voir sur GitHub</w:t>
+        </w:r>
+      </w:hyperlink>
+    </w:p>
+    <w:p>
+      <w:pPr>
+        <w:pStyle w:val="ListParagraph"/>
+        <w:numPr>
+          <w:ilvl w:val="0"/>
+          <w:numId w:val="2"/>
+        </w:numPr>
+      </w:pPr>
+      <w:r>
+        <w:rPr>
+          <w:rFonts w:ascii="Consolas" w:cs="Consolas" w:eastAsia="Consolas" w:hAnsi="Consolas"/>
+          <w:color w:val="3B2F8F"/>
+          <w:sz w:val="18"/>
+          <w:szCs w:val="18"/>
+        </w:rPr>
+        <w:t xml:space="preserve">packages/domain/src/index.ts</w:t>
+      </w:r>
+      <w:r>
+        <w:t xml:space="preserve"> — modifié — </w:t>
+      </w:r>
+      <w:hyperlink w:history="1" r:id="rId3zrhet61h1bxj1zdqc4od">
+        <w:r>
+          <w:rPr>
+            <w:rStyle w:val="Hyperlink"/>
+          </w:rPr>
+          <w:t xml:space="preserve">voir sur GitHub</w:t>
+        </w:r>
+      </w:hyperlink>
+    </w:p>
+    <w:p>
+      <w:pPr>
+        <w:pStyle w:val="Heading3"/>
+      </w:pPr>
+      <w:r>
+        <w:t xml:space="preserve">Serveur (apps/api)</w:t>
+      </w:r>
+    </w:p>
+    <w:p>
+      <w:pPr>
+        <w:pStyle w:val="ListParagraph"/>
+        <w:numPr>
+          <w:ilvl w:val="0"/>
+          <w:numId w:val="2"/>
+        </w:numPr>
+      </w:pPr>
+      <w:r>
+        <w:rPr>
+          <w:rFonts w:ascii="Consolas" w:cs="Consolas" w:eastAsia="Consolas" w:hAnsi="Consolas"/>
+          <w:color w:val="3B2F8F"/>
+          <w:sz w:val="18"/>
+          <w:szCs w:val="18"/>
+        </w:rPr>
+        <w:t xml:space="preserve">apps/api/src/config.ts</w:t>
+      </w:r>
+      <w:r>
+        <w:t xml:space="preserve"> — modifié — </w:t>
+      </w:r>
+      <w:hyperlink w:history="1" r:id="rIdwmngqctai4vrvilbku3sh">
+        <w:r>
+          <w:rPr>
+            <w:rStyle w:val="Hyperlink"/>
+          </w:rPr>
+          <w:t xml:space="preserve">voir sur GitHub</w:t>
+        </w:r>
+      </w:hyperlink>
+    </w:p>
+    <w:p>
+      <w:pPr>
+        <w:pStyle w:val="ListParagraph"/>
+        <w:numPr>
+          <w:ilvl w:val="0"/>
+          <w:numId w:val="2"/>
+        </w:numPr>
+      </w:pPr>
+      <w:r>
+        <w:rPr>
+          <w:rFonts w:ascii="Consolas" w:cs="Consolas" w:eastAsia="Consolas" w:hAnsi="Consolas"/>
+          <w:color w:val="3B2F8F"/>
+          <w:sz w:val="18"/>
+          <w:szCs w:val="18"/>
+        </w:rPr>
+        <w:t xml:space="preserve">apps/api/src/ia/fournisseur.ts</w:t>
+      </w:r>
+      <w:r>
+        <w:t xml:space="preserve"> — créé — </w:t>
+      </w:r>
+      <w:hyperlink w:history="1" r:id="rIdm3m1vqcjiqhksxxyuiq07">
+        <w:r>
+          <w:rPr>
+            <w:rStyle w:val="Hyperlink"/>
+          </w:rPr>
+          <w:t xml:space="preserve">voir sur GitHub</w:t>
+        </w:r>
+      </w:hyperlink>
+    </w:p>
+    <w:p>
+      <w:pPr>
+        <w:pStyle w:val="ListParagraph"/>
+        <w:numPr>
+          <w:ilvl w:val="0"/>
+          <w:numId w:val="2"/>
+        </w:numPr>
+      </w:pPr>
+      <w:r>
+        <w:rPr>
+          <w:rFonts w:ascii="Consolas" w:cs="Consolas" w:eastAsia="Consolas" w:hAnsi="Consolas"/>
+          <w:color w:val="3B2F8F"/>
+          <w:sz w:val="18"/>
+          <w:szCs w:val="18"/>
+        </w:rPr>
+        <w:t xml:space="preserve">apps/api/src/routes/assistant.ts</w:t>
+      </w:r>
+      <w:r>
+        <w:t xml:space="preserve"> — créé — </w:t>
+      </w:r>
+      <w:hyperlink w:history="1" r:id="rIddapa56xcjf4dycxlesxat">
+        <w:r>
+          <w:rPr>
+            <w:rStyle w:val="Hyperlink"/>
+          </w:rPr>
+          <w:t xml:space="preserve">voir sur GitHub</w:t>
+        </w:r>
+      </w:hyperlink>
+    </w:p>
+    <w:p>
+      <w:pPr>
+        <w:pStyle w:val="ListParagraph"/>
+        <w:numPr>
+          <w:ilvl w:val="0"/>
+          <w:numId w:val="2"/>
+        </w:numPr>
+      </w:pPr>
+      <w:r>
+        <w:rPr>
+          <w:rFonts w:ascii="Consolas" w:cs="Consolas" w:eastAsia="Consolas" w:hAnsi="Consolas"/>
+          <w:color w:val="3B2F8F"/>
+          <w:sz w:val="18"/>
+          <w:szCs w:val="18"/>
+        </w:rPr>
+        <w:t xml:space="preserve">apps/api/src/routes/notifications.ts</w:t>
+      </w:r>
+      <w:r>
+        <w:t xml:space="preserve"> — modifié — </w:t>
+      </w:r>
+      <w:hyperlink w:history="1" r:id="rIdjpgkpcqfndpwyz5mykogh">
+        <w:r>
+          <w:rPr>
+            <w:rStyle w:val="Hyperlink"/>
+          </w:rPr>
+          <w:t xml:space="preserve">voir sur GitHub</w:t>
+        </w:r>
+      </w:hyperlink>
+    </w:p>
+    <w:p>
+      <w:pPr>
+        <w:pStyle w:val="ListParagraph"/>
+        <w:numPr>
+          <w:ilvl w:val="0"/>
+          <w:numId w:val="2"/>
+        </w:numPr>
+      </w:pPr>
+      <w:r>
+        <w:rPr>
+          <w:rFonts w:ascii="Consolas" w:cs="Consolas" w:eastAsia="Consolas" w:hAnsi="Consolas"/>
+          <w:color w:val="3B2F8F"/>
+          <w:sz w:val="18"/>
+          <w:szCs w:val="18"/>
+        </w:rPr>
+        <w:t xml:space="preserve">apps/api/src/routes/produits.ts</w:t>
+      </w:r>
+      <w:r>
+        <w:t xml:space="preserve"> — modifié — </w:t>
+      </w:r>
+      <w:hyperlink w:history="1" r:id="rIdcxqitabcgkt56emv8iyt1">
+        <w:r>
+          <w:rPr>
+            <w:rStyle w:val="Hyperlink"/>
+          </w:rPr>
+          <w:t xml:space="preserve">voir sur GitHub</w:t>
+        </w:r>
+      </w:hyperlink>
+    </w:p>
+    <w:p>
+      <w:pPr>
+        <w:pStyle w:val="ListParagraph"/>
+        <w:numPr>
+          <w:ilvl w:val="0"/>
+          <w:numId w:val="2"/>
+        </w:numPr>
+      </w:pPr>
+      <w:r>
+        <w:rPr>
+          <w:rFonts w:ascii="Consolas" w:cs="Consolas" w:eastAsia="Consolas" w:hAnsi="Consolas"/>
+          <w:color w:val="3B2F8F"/>
+          <w:sz w:val="18"/>
+          <w:szCs w:val="18"/>
+        </w:rPr>
+        <w:t xml:space="preserve">apps/api/src/serveur.ts</w:t>
+      </w:r>
+      <w:r>
+        <w:t xml:space="preserve"> — modifié — </w:t>
+      </w:r>
+      <w:hyperlink w:history="1" r:id="rIdzdgzvg-psl8hohkxduxmz">
+        <w:r>
+          <w:rPr>
+            <w:rStyle w:val="Hyperlink"/>
+          </w:rPr>
+          <w:t xml:space="preserve">voir sur GitHub</w:t>
+        </w:r>
+      </w:hyperlink>
+    </w:p>
+    <w:p>
+      <w:pPr>
+        <w:pStyle w:val="Heading3"/>
+      </w:pPr>
+      <w:r>
+        <w:t xml:space="preserve">Écrans (apps/web)</w:t>
+      </w:r>
+    </w:p>
+    <w:p>
+      <w:pPr>
+        <w:pStyle w:val="ListParagraph"/>
+        <w:numPr>
+          <w:ilvl w:val="0"/>
+          <w:numId w:val="2"/>
+        </w:numPr>
+      </w:pPr>
+      <w:r>
+        <w:rPr>
+          <w:rFonts w:ascii="Consolas" w:cs="Consolas" w:eastAsia="Consolas" w:hAnsi="Consolas"/>
+          <w:color w:val="3B2F8F"/>
+          <w:sz w:val="18"/>
+          <w:szCs w:val="18"/>
+        </w:rPr>
+        <w:t xml:space="preserve">apps/web/src/App.tsx</w:t>
+      </w:r>
+      <w:r>
+        <w:t xml:space="preserve"> — modifié — </w:t>
+      </w:r>
+      <w:hyperlink w:history="1" r:id="rIdabowzjzl4cg12vsx38lla">
+        <w:r>
+          <w:rPr>
+            <w:rStyle w:val="Hyperlink"/>
+          </w:rPr>
+          <w:t xml:space="preserve">voir sur GitHub</w:t>
+        </w:r>
+      </w:hyperlink>
+    </w:p>
+    <w:p>
+      <w:pPr>
+        <w:pStyle w:val="ListParagraph"/>
+        <w:numPr>
+          <w:ilvl w:val="0"/>
+          <w:numId w:val="2"/>
+        </w:numPr>
+      </w:pPr>
+      <w:r>
+        <w:rPr>
+          <w:rFonts w:ascii="Consolas" w:cs="Consolas" w:eastAsia="Consolas" w:hAnsi="Consolas"/>
+          <w:color w:val="3B2F8F"/>
+          <w:sz w:val="18"/>
+          <w:szCs w:val="18"/>
+        </w:rPr>
+        <w:t xml:space="preserve">apps/web/src/composants/Coquille.tsx</w:t>
+      </w:r>
+      <w:r>
+        <w:t xml:space="preserve"> — modifié — </w:t>
+      </w:r>
+      <w:hyperlink w:history="1" r:id="rIdt2xwsegu5zqhzgodle1o_">
+        <w:r>
+          <w:rPr>
+            <w:rStyle w:val="Hyperlink"/>
+          </w:rPr>
+          <w:t xml:space="preserve">voir sur GitHub</w:t>
+        </w:r>
+      </w:hyperlink>
+    </w:p>
+    <w:p>
+      <w:pPr>
+        <w:pStyle w:val="ListParagraph"/>
+        <w:numPr>
+          <w:ilvl w:val="0"/>
+          <w:numId w:val="2"/>
+        </w:numPr>
+      </w:pPr>
+      <w:r>
+        <w:rPr>
+          <w:rFonts w:ascii="Consolas" w:cs="Consolas" w:eastAsia="Consolas" w:hAnsi="Consolas"/>
+          <w:color w:val="3B2F8F"/>
+          <w:sz w:val="18"/>
+          <w:szCs w:val="18"/>
+        </w:rPr>
+        <w:t xml:space="preserve">apps/web/src/pages/Assistant.test.tsx</w:t>
+      </w:r>
+      <w:r>
+        <w:t xml:space="preserve"> — créé — </w:t>
+      </w:r>
+      <w:hyperlink w:history="1" r:id="rIdt5ltywweqkefbmzb66zdu">
+        <w:r>
+          <w:rPr>
+            <w:rStyle w:val="Hyperlink"/>
+          </w:rPr>
+          <w:t xml:space="preserve">voir sur GitHub</w:t>
+        </w:r>
+      </w:hyperlink>
+    </w:p>
+    <w:p>
+      <w:pPr>
+        <w:pStyle w:val="ListParagraph"/>
+        <w:numPr>
+          <w:ilvl w:val="0"/>
+          <w:numId w:val="2"/>
+        </w:numPr>
+      </w:pPr>
+      <w:r>
+        <w:rPr>
+          <w:rFonts w:ascii="Consolas" w:cs="Consolas" w:eastAsia="Consolas" w:hAnsi="Consolas"/>
+          <w:color w:val="3B2F8F"/>
+          <w:sz w:val="18"/>
+          <w:szCs w:val="18"/>
+        </w:rPr>
+        <w:t xml:space="preserve">apps/web/src/pages/Assistant.tsx</w:t>
+      </w:r>
+      <w:r>
+        <w:t xml:space="preserve"> — créé — </w:t>
+      </w:r>
+      <w:hyperlink w:history="1" r:id="rIdgi8iiksei_ti3ywzql9bo">
+        <w:r>
+          <w:rPr>
+            <w:rStyle w:val="Hyperlink"/>
+          </w:rPr>
+          <w:t xml:space="preserve">voir sur GitHub</w:t>
+        </w:r>
+      </w:hyperlink>
+    </w:p>
+    <w:p>
+      <w:pPr>
+        <w:pStyle w:val="ListParagraph"/>
+        <w:numPr>
+          <w:ilvl w:val="0"/>
+          <w:numId w:val="2"/>
+        </w:numPr>
+      </w:pPr>
+      <w:r>
+        <w:rPr>
+          <w:rFonts w:ascii="Consolas" w:cs="Consolas" w:eastAsia="Consolas" w:hAnsi="Consolas"/>
+          <w:color w:val="3B2F8F"/>
+          <w:sz w:val="18"/>
+          <w:szCs w:val="18"/>
+        </w:rPr>
+        <w:t xml:space="preserve">apps/web/src/styles.css</w:t>
+      </w:r>
+      <w:r>
+        <w:t xml:space="preserve"> — modifié — </w:t>
+      </w:r>
+      <w:hyperlink w:history="1" r:id="rIde8bekglgxndc7ijrjygue">
+        <w:r>
+          <w:rPr>
+            <w:rStyle w:val="Hyperlink"/>
+          </w:rPr>
+          <w:t xml:space="preserve">voir sur GitHub</w:t>
+        </w:r>
+      </w:hyperlink>
+    </w:p>
+    <w:p>
+      <w:pPr>
+        <w:pStyle w:val="Heading3"/>
+      </w:pPr>
+      <w:r>
+        <w:t xml:space="preserve">Serveur OVH et outils (infra)</w:t>
+      </w:r>
+    </w:p>
+    <w:p>
+      <w:pPr>
+        <w:pStyle w:val="ListParagraph"/>
+        <w:numPr>
+          <w:ilvl w:val="0"/>
+          <w:numId w:val="2"/>
+        </w:numPr>
+      </w:pPr>
+      <w:r>
+        <w:rPr>
+          <w:rFonts w:ascii="Consolas" w:cs="Consolas" w:eastAsia="Consolas" w:hAnsi="Consolas"/>
+          <w:color w:val="3B2F8F"/>
+          <w:sz w:val="18"/>
+          <w:szCs w:val="18"/>
+        </w:rPr>
+        <w:t xml:space="preserve">infra/vps/deployer.sh</w:t>
+      </w:r>
+      <w:r>
+        <w:t xml:space="preserve"> — modifié — </w:t>
+      </w:r>
+      <w:hyperlink w:history="1" r:id="rIdypmlx3iw0jexsrfaz8f1q">
+        <w:r>
+          <w:rPr>
+            <w:rStyle w:val="Hyperlink"/>
+          </w:rPr>
+          <w:t xml:space="preserve">voir sur GitHub</w:t>
+        </w:r>
+      </w:hyperlink>
+    </w:p>
+    <w:p>
+      <w:pPr>
+        <w:pStyle w:val="ListParagraph"/>
+        <w:numPr>
+          <w:ilvl w:val="0"/>
+          <w:numId w:val="2"/>
+        </w:numPr>
+      </w:pPr>
+      <w:r>
+        <w:rPr>
+          <w:rFonts w:ascii="Consolas" w:cs="Consolas" w:eastAsia="Consolas" w:hAnsi="Consolas"/>
+          <w:color w:val="3B2F8F"/>
+          <w:sz w:val="18"/>
+          <w:szCs w:val="18"/>
+        </w:rPr>
+        <w:t xml:space="preserve">infra/vps/flaix-admin.sh</w:t>
+      </w:r>
+      <w:r>
+        <w:t xml:space="preserve"> — modifié — </w:t>
+      </w:r>
+      <w:hyperlink w:history="1" r:id="rIdhajmec0p9nyipuryqxkti">
+        <w:r>
+          <w:rPr>
+            <w:rStyle w:val="Hyperlink"/>
+          </w:rPr>
+          <w:t xml:space="preserve">voir sur GitHub</w:t>
+        </w:r>
+      </w:hyperlink>
+    </w:p>
+    <w:p>
+      <w:pPr>
+        <w:pStyle w:val="Heading3"/>
+      </w:pPr>
+      <w:r>
+        <w:t xml:space="preserve">Documentation</w:t>
+      </w:r>
+    </w:p>
+    <w:p>
+      <w:pPr>
+        <w:pStyle w:val="ListParagraph"/>
+        <w:numPr>
+          <w:ilvl w:val="0"/>
+          <w:numId w:val="2"/>
+        </w:numPr>
+      </w:pPr>
+      <w:r>
+        <w:rPr>
+          <w:rFonts w:ascii="Consolas" w:cs="Consolas" w:eastAsia="Consolas" w:hAnsi="Consolas"/>
+          <w:color w:val="3B2F8F"/>
+          <w:sz w:val="18"/>
+          <w:szCs w:val="18"/>
+        </w:rPr>
+        <w:t xml:space="preserve">docs/avancement.md</w:t>
+      </w:r>
+      <w:r>
+        <w:t xml:space="preserve"> — modifié — </w:t>
+      </w:r>
+      <w:hyperlink w:history="1" r:id="rIdmxatefdca8fz_r5dmfelz">
+        <w:r>
+          <w:rPr>
+            <w:rStyle w:val="Hyperlink"/>
+          </w:rPr>
+          <w:t xml:space="preserve">voir sur GitHub</w:t>
+        </w:r>
+      </w:hyperlink>
+    </w:p>
+    <w:p>
+      <w:pPr>
+        <w:pStyle w:val="ListParagraph"/>
+        <w:numPr>
+          <w:ilvl w:val="0"/>
+          <w:numId w:val="2"/>
+        </w:numPr>
+      </w:pPr>
+      <w:r>
+        <w:rPr>
+          <w:rFonts w:ascii="Consolas" w:cs="Consolas" w:eastAsia="Consolas" w:hAnsi="Consolas"/>
+          <w:color w:val="3B2F8F"/>
+          <w:sz w:val="18"/>
+          <w:szCs w:val="18"/>
+        </w:rPr>
+        <w:t xml:space="preserve">docs/flaix-gestion-dossier-projet.md</w:t>
+      </w:r>
+      <w:r>
+        <w:t xml:space="preserve"> — modifié — </w:t>
+      </w:r>
+      <w:hyperlink w:history="1" r:id="rIdfjq7h0ubvty9ejd7qbtll">
+        <w:r>
+          <w:rPr>
+            <w:rStyle w:val="Hyperlink"/>
+          </w:rPr>
+          <w:t xml:space="preserve">voir sur GitHub</w:t>
+        </w:r>
+      </w:hyperlink>
+    </w:p>
+    <w:p>
+      <w:pPr>
+        <w:pStyle w:val="ListParagraph"/>
+        <w:numPr>
+          <w:ilvl w:val="0"/>
+          <w:numId w:val="2"/>
+        </w:numPr>
+      </w:pPr>
+      <w:r>
+        <w:rPr>
+          <w:rFonts w:ascii="Consolas" w:cs="Consolas" w:eastAsia="Consolas" w:hAnsi="Consolas"/>
+          <w:color w:val="3B2F8F"/>
+          <w:sz w:val="18"/>
+          <w:szCs w:val="18"/>
+        </w:rPr>
+        <w:t xml:space="preserve">docs/guide-serveur-test-ovh.md</w:t>
+      </w:r>
+      <w:r>
+        <w:t xml:space="preserve"> — modifié — </w:t>
+      </w:r>
+      <w:hyperlink w:history="1" r:id="rIdmfxyjvb62gcyrf72e2nou">
+        <w:r>
+          <w:rPr>
+            <w:rStyle w:val="Hyperlink"/>
+          </w:rPr>
+          <w:t xml:space="preserve">voir sur GitHub</w:t>
+        </w:r>
+      </w:hyperlink>
+    </w:p>
+    <w:p>
+      <w:pPr>
+        <w:pStyle w:val="Heading2"/>
+      </w:pPr>
+      <w:r>
+        <w:t xml:space="preserve">4. Tests créés dans cette phase</w:t>
+      </w:r>
+    </w:p>
+    <w:p>
+      <w:pPr>
+        <w:pStyle w:val="Heading3"/>
+      </w:pPr>
+      <w:r>
+        <w:rPr>
+          <w:rFonts w:ascii="Consolas" w:cs="Consolas" w:eastAsia="Consolas" w:hAnsi="Consolas"/>
+          <w:color w:val="3B2F8F"/>
+          <w:sz w:val="18"/>
+          <w:szCs w:val="18"/>
+        </w:rPr>
+        <w:t xml:space="preserve">apps/api/test/assistant.test.ts</w:t>
+      </w:r>
+    </w:p>
+    <w:p>
+      <w:pPr>
+        <w:pStyle w:val="ListParagraph"/>
+        <w:numPr>
+          <w:ilvl w:val="0"/>
+          <w:numId w:val="2"/>
+        </w:numPr>
+      </w:pPr>
+      <w:r>
+        <w:rPr>
+          <w:b/>
+          <w:bCs/>
+        </w:rPr>
+        <w:t xml:space="preserve">assistant « pose ta question »</w:t>
+      </w:r>
+    </w:p>
+    <w:p>
+      <w:pPr>
+        <w:pStyle w:val="ListParagraph"/>
+        <w:numPr>
+          <w:ilvl w:val="1"/>
+          <w:numId w:val="2"/>
+        </w:numPr>
+      </w:pPr>
+      <w:r>
+        <w:t xml:space="preserve">[F] option désactivée par défaut (chaque question coûte) : l'assistant est fermé</w:t>
+      </w:r>
+    </w:p>
+    <w:p>
+      <w:pPr>
+        <w:pStyle w:val="ListParagraph"/>
+        <w:numPr>
+          <w:ilvl w:val="1"/>
+          <w:numId w:val="2"/>
+        </w:numPr>
+      </w:pPr>
+      <w:r>
+        <w:t xml:space="preserve">option active mais clé Mistral absente : l'écran le sait, la question est refusée proprement</w:t>
+      </w:r>
+    </w:p>
+    <w:p>
+      <w:pPr>
+        <w:pStyle w:val="ListParagraph"/>
+        <w:numPr>
+          <w:ilvl w:val="1"/>
+          <w:numId w:val="2"/>
+        </w:numPr>
+      </w:pPr>
+      <w:r>
+        <w:t xml:space="preserve">l'IA lit les résultats par un outil en lecture seule, recopie le montant, cite sa source ; l'échange est gardé</w:t>
+      </w:r>
+    </w:p>
+    <w:p>
+      <w:pPr>
+        <w:pStyle w:val="ListParagraph"/>
+        <w:numPr>
+          <w:ilvl w:val="1"/>
+          <w:numId w:val="2"/>
+        </w:numPr>
+      </w:pPr>
+      <w:r>
+        <w:t xml:space="preserve">[F] un chiffre que les données ne contiennent pas : la réponse est marquée « à vérifier »</w:t>
+      </w:r>
+    </w:p>
+    <w:p>
+      <w:pPr>
+        <w:pStyle w:val="ListParagraph"/>
+        <w:numPr>
+          <w:ilvl w:val="1"/>
+          <w:numId w:val="2"/>
+        </w:numPr>
+      </w:pPr>
+      <w:r>
+        <w:t xml:space="preserve">[F] limite par jour atteinte : la question est refusée</w:t>
+      </w:r>
+    </w:p>
+    <w:p>
+      <w:pPr>
+        <w:pStyle w:val="ListParagraph"/>
+        <w:numPr>
+          <w:ilvl w:val="0"/>
+          <w:numId w:val="2"/>
+        </w:numPr>
+      </w:pPr>
+      <w:r>
+        <w:rPr>
+          <w:b/>
+          <w:bCs/>
+        </w:rPr>
+        <w:t xml:space="preserve">brief reformulé par Mistral</w:t>
+      </w:r>
+    </w:p>
+    <w:p>
+      <w:pPr>
+        <w:pStyle w:val="ListParagraph"/>
+        <w:numPr>
+          <w:ilvl w:val="1"/>
+          <w:numId w:val="2"/>
+        </w:numPr>
+      </w:pPr>
+      <w:r>
+        <w:t xml:space="preserve">reformulation fidèle : elle part sur le téléphone, et la trace dit « rédigé par Mistral »</w:t>
+      </w:r>
+    </w:p>
+    <w:p>
+      <w:pPr>
+        <w:pStyle w:val="ListParagraph"/>
+        <w:numPr>
+          <w:ilvl w:val="1"/>
+          <w:numId w:val="2"/>
+        </w:numPr>
+      </w:pPr>
+      <w:r>
+        <w:t xml:space="preserve">[F] reformulation qui invente un chiffre : refusée, le brief par règles part à la place</w:t>
+      </w:r>
+    </w:p>
+    <w:p>
+      <w:pPr>
+        <w:pStyle w:val="Heading3"/>
+      </w:pPr>
+      <w:r>
+        <w:rPr>
+          <w:rFonts w:ascii="Consolas" w:cs="Consolas" w:eastAsia="Consolas" w:hAnsi="Consolas"/>
+          <w:color w:val="3B2F8F"/>
+          <w:sz w:val="18"/>
+          <w:szCs w:val="18"/>
+        </w:rPr>
+        <w:t xml:space="preserve">packages/domain/src/assistant.test.ts</w:t>
+      </w:r>
+    </w:p>
+    <w:p>
+      <w:pPr>
+        <w:pStyle w:val="ListParagraph"/>
+        <w:numPr>
+          <w:ilvl w:val="0"/>
+          <w:numId w:val="2"/>
+        </w:numPr>
+      </w:pPr>
+      <w:r>
+        <w:rPr>
+          <w:b/>
+          <w:bCs/>
+        </w:rPr>
         <w:t xml:space="preserve">contrôle des chiffres de l'assistant</w:t>
       </w:r>
     </w:p>
@@ -1637,6 +1881,96 @@
     </w:p>
     <w:p>
       <w:pPr>
+        <w:pStyle w:val="Heading3"/>
+      </w:pPr>
+      <w:r>
+        <w:rPr>
+          <w:rFonts w:ascii="Consolas" w:cs="Consolas" w:eastAsia="Consolas" w:hAnsi="Consolas"/>
+          <w:color w:val="3B2F8F"/>
+          <w:sz w:val="18"/>
+          <w:szCs w:val="18"/>
+        </w:rPr>
+        <w:t xml:space="preserve">apps/api/test/ia.test.ts</w:t>
+      </w:r>
+    </w:p>
+    <w:p>
+      <w:pPr>
+        <w:pStyle w:val="ListParagraph"/>
+        <w:numPr>
+          <w:ilvl w:val="0"/>
+          <w:numId w:val="2"/>
+        </w:numPr>
+      </w:pPr>
+      <w:r>
+        <w:rPr>
+          <w:b/>
+          <w:bCs/>
+        </w:rPr>
+        <w:t xml:space="preserve">passerelle vers les modèles d'IA</w:t>
+      </w:r>
+    </w:p>
+    <w:p>
+      <w:pPr>
+        <w:pStyle w:val="ListParagraph"/>
+        <w:numPr>
+          <w:ilvl w:val="1"/>
+          <w:numId w:val="2"/>
+        </w:numPr>
+      </w:pPr>
+      <w:r>
+        <w:t xml:space="preserve">Mistral répond : le secours n'est pas appelé</w:t>
+      </w:r>
+    </w:p>
+    <w:p>
+      <w:pPr>
+        <w:pStyle w:val="ListParagraph"/>
+        <w:numPr>
+          <w:ilvl w:val="1"/>
+          <w:numId w:val="2"/>
+        </w:numPr>
+      </w:pPr>
+      <w:r>
+        <w:t xml:space="preserve">[F] Mistral ne répond pas : le secours OVHcloud prend le relais</w:t>
+      </w:r>
+    </w:p>
+    <w:p>
+      <w:pPr>
+        <w:pStyle w:val="ListParagraph"/>
+        <w:numPr>
+          <w:ilvl w:val="1"/>
+          <w:numId w:val="2"/>
+        </w:numPr>
+      </w:pPr>
+      <w:r>
+        <w:t xml:space="preserve">[F] tous en panne : l'erreur remonte (l'écran dira de réessayer)</w:t>
+      </w:r>
+    </w:p>
+    <w:p>
+      <w:pPr>
+        <w:pStyle w:val="ListParagraph"/>
+        <w:numPr>
+          <w:ilvl w:val="1"/>
+          <w:numId w:val="2"/>
+        </w:numPr>
+      </w:pPr>
+      <w:r>
+        <w:t xml:space="preserve">même interface pour Mistral et OVHcloud : adresse, jeton, modèle et outils envoyés ; modèle et fournisseur notés</w:t>
+      </w:r>
+    </w:p>
+    <w:p>
+      <w:pPr>
+        <w:pStyle w:val="ListParagraph"/>
+        <w:numPr>
+          <w:ilvl w:val="1"/>
+          <w:numId w:val="2"/>
+        </w:numPr>
+      </w:pPr>
+      <w:r>
+        <w:t xml:space="preserve">[F] réponse en erreur du fournisseur : levée, pour que la passerelle passe au suivant</w:t>
+      </w:r>
+    </w:p>
+    <w:p>
+      <w:pPr>
         <w:pStyle w:val="Heading2"/>
       </w:pPr>
       <w:r>
@@ -1730,7 +2064,7 @@
           <w:sz w:val="18"/>
           <w:szCs w:val="18"/>
         </w:rPr>
-        <w:t xml:space="preserve">cd apps/api &amp;&amp; ./node_modules/.bin/vitest run test/assistant.test.ts</w:t>
+        <w:t xml:space="preserve">cd apps/api &amp;&amp; ./node_modules/.bin/vitest run test/assistant.test.ts test/ia.test.ts</w:t>
       </w:r>
       <w:r>
         <w:t xml:space="preserve">.</w:t>

--- a/docs/developpement/phases/word/PHASE_38_ASSISTANT_POSE_TA_QUESTION_ET_BRIEF_REFORMULE_PAR_MISTRAL.docx
+++ b/docs/developpement/phases/word/PHASE_38_ASSISTANT_POSE_TA_QUESTION_ET_BRIEF_REFORMULE_PAR_MISTRAL.docx
@@ -18,9 +18,9 @@
         <w:shd w:fill="F6F3FF" w:color="auto" w:val="clear"/>
       </w:pPr>
       <w:r>
-        <w:t xml:space="preserve">FlaiX Expert · dossier de développement · généré le 2026-10-04 depuis le dépôt </w:t>
-      </w:r>
-      <w:hyperlink w:history="1" r:id="rIdravz6pphau8iiy4pqpjiy">
+        <w:t xml:space="preserve">FlaiX Expert · dossier de développement · généré le 2026-10-19 depuis le dépôt </w:t>
+      </w:r>
+      <w:hyperlink w:history="1" r:id="rIdqq8mpewpa7irpdwfh6pyz">
         <w:r>
           <w:rPr>
             <w:rStyle w:val="Hyperlink"/>
@@ -854,7 +854,7 @@
           <w:numId w:val="2"/>
         </w:numPr>
       </w:pPr>
-      <w:hyperlink w:history="1" r:id="rIdgmw9bu-lii6ylx9xqzyya">
+      <w:hyperlink w:history="1" r:id="rIdsrgg3dsr_qfxjxfp-oebc">
         <w:r>
           <w:rPr>
             <w:rStyle w:val="Hyperlink"/>
@@ -874,7 +874,7 @@
           <w:numId w:val="2"/>
         </w:numPr>
       </w:pPr>
-      <w:hyperlink w:history="1" r:id="rIdl7gss71k0wkaumbgd3vdo">
+      <w:hyperlink w:history="1" r:id="rIdwo38biz4ckv3ls7m-j_7x">
         <w:r>
           <w:rPr>
             <w:rStyle w:val="Hyperlink"/>
@@ -922,7 +922,7 @@
       <w:r>
         <w:t xml:space="preserve"> — créé — </w:t>
       </w:r>
-      <w:hyperlink w:history="1" r:id="rIdjkctjrujuifpi_b_v50vu">
+      <w:hyperlink w:history="1" r:id="rIdyzcmidgoom4_bdryv-_ah">
         <w:r>
           <w:rPr>
             <w:rStyle w:val="Hyperlink"/>
@@ -959,7 +959,7 @@
       <w:r>
         <w:t xml:space="preserve"> — créé — </w:t>
       </w:r>
-      <w:hyperlink w:history="1" r:id="rIdbt-qyljjrgiuz-znx6mwq">
+      <w:hyperlink w:history="1" r:id="rId2fqttutc5zgtc_4f0x7bn">
         <w:r>
           <w:rPr>
             <w:rStyle w:val="Hyperlink"/>
@@ -988,7 +988,7 @@
       <w:r>
         <w:t xml:space="preserve"> — créé — </w:t>
       </w:r>
-      <w:hyperlink w:history="1" r:id="rIdxzzoorco05rkcemzpf_rc">
+      <w:hyperlink w:history="1" r:id="rIdmv5qy7rkvwyzi5hx4fmog">
         <w:r>
           <w:rPr>
             <w:rStyle w:val="Hyperlink"/>
@@ -1017,7 +1017,7 @@
       <w:r>
         <w:t xml:space="preserve"> — modifié — </w:t>
       </w:r>
-      <w:hyperlink w:history="1" r:id="rIdt9-dk79f2hlhxkcwu70fo">
+      <w:hyperlink w:history="1" r:id="rIdtpdv8ypoe6pwnye6kdhxd">
         <w:r>
           <w:rPr>
             <w:rStyle w:val="Hyperlink"/>
@@ -1046,7 +1046,7 @@
       <w:r>
         <w:t xml:space="preserve"> — modifié — </w:t>
       </w:r>
-      <w:hyperlink w:history="1" r:id="rIdvoj0tikxvmnmuxpgx5nh-">
+      <w:hyperlink w:history="1" r:id="rIdrnmzhtiqh3eeidhvqnc41">
         <w:r>
           <w:rPr>
             <w:rStyle w:val="Hyperlink"/>
@@ -1075,7 +1075,7 @@
       <w:r>
         <w:t xml:space="preserve"> — créé — </w:t>
       </w:r>
-      <w:hyperlink w:history="1" r:id="rIdxhrinnassijcrezujqi4n">
+      <w:hyperlink w:history="1" r:id="rIdyrzaydktko9idg9ryc5ao">
         <w:r>
           <w:rPr>
             <w:rStyle w:val="Hyperlink"/>
@@ -1112,7 +1112,7 @@
       <w:r>
         <w:t xml:space="preserve"> — créé — </w:t>
       </w:r>
-      <w:hyperlink w:history="1" r:id="rIdmmug0jd_w7swupqzj5fu6">
+      <w:hyperlink w:history="1" r:id="rIdessew9koextaeoakxpyzu">
         <w:r>
           <w:rPr>
             <w:rStyle w:val="Hyperlink"/>
@@ -1141,7 +1141,7 @@
       <w:r>
         <w:t xml:space="preserve"> — modifié — </w:t>
       </w:r>
-      <w:hyperlink w:history="1" r:id="rIdz2o0jspgzwtaqwcpbjknc">
+      <w:hyperlink w:history="1" r:id="rIdrzwtz2hmcfogprggqzzbx">
         <w:r>
           <w:rPr>
             <w:rStyle w:val="Hyperlink"/>
@@ -1170,7 +1170,7 @@
       <w:r>
         <w:t xml:space="preserve"> — modifié — </w:t>
       </w:r>
-      <w:hyperlink w:history="1" r:id="rId3zrhet61h1bxj1zdqc4od">
+      <w:hyperlink w:history="1" r:id="rIdjjp14bo5v8pjcqroqtekj">
         <w:r>
           <w:rPr>
             <w:rStyle w:val="Hyperlink"/>
@@ -1207,7 +1207,7 @@
       <w:r>
         <w:t xml:space="preserve"> — modifié — </w:t>
       </w:r>
-      <w:hyperlink w:history="1" r:id="rIdwmngqctai4vrvilbku3sh">
+      <w:hyperlink w:history="1" r:id="rIdjhhbrpfox5qbcvz1vfa_7">
         <w:r>
           <w:rPr>
             <w:rStyle w:val="Hyperlink"/>
@@ -1236,7 +1236,7 @@
       <w:r>
         <w:t xml:space="preserve"> — créé — </w:t>
       </w:r>
-      <w:hyperlink w:history="1" r:id="rIdm3m1vqcjiqhksxxyuiq07">
+      <w:hyperlink w:history="1" r:id="rIdvfeszxyzyqfoo0xv_gs2k">
         <w:r>
           <w:rPr>
             <w:rStyle w:val="Hyperlink"/>
@@ -1265,7 +1265,7 @@
       <w:r>
         <w:t xml:space="preserve"> — créé — </w:t>
       </w:r>
-      <w:hyperlink w:history="1" r:id="rIddapa56xcjf4dycxlesxat">
+      <w:hyperlink w:history="1" r:id="rIdziu1tvcplqz_lekx0kjiz">
         <w:r>
           <w:rPr>
             <w:rStyle w:val="Hyperlink"/>
@@ -1294,7 +1294,7 @@
       <w:r>
         <w:t xml:space="preserve"> — modifié — </w:t>
       </w:r>
-      <w:hyperlink w:history="1" r:id="rIdjpgkpcqfndpwyz5mykogh">
+      <w:hyperlink w:history="1" r:id="rId8-fdr6k4qcrjwgqoxgohm">
         <w:r>
           <w:rPr>
             <w:rStyle w:val="Hyperlink"/>
@@ -1323,7 +1323,7 @@
       <w:r>
         <w:t xml:space="preserve"> — modifié — </w:t>
       </w:r>
-      <w:hyperlink w:history="1" r:id="rIdcxqitabcgkt56emv8iyt1">
+      <w:hyperlink w:history="1" r:id="rId4je4z9zo_x5k1f0vhgwyy">
         <w:r>
           <w:rPr>
             <w:rStyle w:val="Hyperlink"/>
@@ -1352,7 +1352,7 @@
       <w:r>
         <w:t xml:space="preserve"> — modifié — </w:t>
       </w:r>
-      <w:hyperlink w:history="1" r:id="rIdzdgzvg-psl8hohkxduxmz">
+      <w:hyperlink w:history="1" r:id="rId1iczligwjfwiu0gwtq40-">
         <w:r>
           <w:rPr>
             <w:rStyle w:val="Hyperlink"/>
@@ -1389,7 +1389,7 @@
       <w:r>
         <w:t xml:space="preserve"> — modifié — </w:t>
       </w:r>
-      <w:hyperlink w:history="1" r:id="rIdabowzjzl4cg12vsx38lla">
+      <w:hyperlink w:history="1" r:id="rIdsyfhja7jyei7-q_nixbmk">
         <w:r>
           <w:rPr>
             <w:rStyle w:val="Hyperlink"/>
@@ -1418,7 +1418,7 @@
       <w:r>
         <w:t xml:space="preserve"> — modifié — </w:t>
       </w:r>
-      <w:hyperlink w:history="1" r:id="rIdt2xwsegu5zqhzgodle1o_">
+      <w:hyperlink w:history="1" r:id="rIdc-a6q5lzhussgflmne08e">
         <w:r>
           <w:rPr>
             <w:rStyle w:val="Hyperlink"/>
@@ -1447,7 +1447,7 @@
       <w:r>
         <w:t xml:space="preserve"> — créé — </w:t>
       </w:r>
-      <w:hyperlink w:history="1" r:id="rIdt5ltywweqkefbmzb66zdu">
+      <w:hyperlink w:history="1" r:id="rIdocnene9v1zk8w-qs0gsrm">
         <w:r>
           <w:rPr>
             <w:rStyle w:val="Hyperlink"/>
@@ -1476,7 +1476,7 @@
       <w:r>
         <w:t xml:space="preserve"> — créé — </w:t>
       </w:r>
-      <w:hyperlink w:history="1" r:id="rIdgi8iiksei_ti3ywzql9bo">
+      <w:hyperlink w:history="1" r:id="rIdtjybzr6kq9el6707wnrh0">
         <w:r>
           <w:rPr>
             <w:rStyle w:val="Hyperlink"/>
@@ -1505,7 +1505,7 @@
       <w:r>
         <w:t xml:space="preserve"> — modifié — </w:t>
       </w:r>
-      <w:hyperlink w:history="1" r:id="rIde8bekglgxndc7ijrjygue">
+      <w:hyperlink w:history="1" r:id="rIdegpzrkoq-i7-uex40cpch">
         <w:r>
           <w:rPr>
             <w:rStyle w:val="Hyperlink"/>
@@ -1542,7 +1542,7 @@
       <w:r>
         <w:t xml:space="preserve"> — modifié — </w:t>
       </w:r>
-      <w:hyperlink w:history="1" r:id="rIdypmlx3iw0jexsrfaz8f1q">
+      <w:hyperlink w:history="1" r:id="rIda_bnhoxzku5ovesuubm6u">
         <w:r>
           <w:rPr>
             <w:rStyle w:val="Hyperlink"/>
@@ -1571,7 +1571,7 @@
       <w:r>
         <w:t xml:space="preserve"> — modifié — </w:t>
       </w:r>
-      <w:hyperlink w:history="1" r:id="rIdhajmec0p9nyipuryqxkti">
+      <w:hyperlink w:history="1" r:id="rIdujfak-pdhioxscxo4gnap">
         <w:r>
           <w:rPr>
             <w:rStyle w:val="Hyperlink"/>
@@ -1608,7 +1608,7 @@
       <w:r>
         <w:t xml:space="preserve"> — modifié — </w:t>
       </w:r>
-      <w:hyperlink w:history="1" r:id="rIdmxatefdca8fz_r5dmfelz">
+      <w:hyperlink w:history="1" r:id="rId2feuzh_imh-giq24fqtjd">
         <w:r>
           <w:rPr>
             <w:rStyle w:val="Hyperlink"/>
@@ -1637,7 +1637,7 @@
       <w:r>
         <w:t xml:space="preserve"> — modifié — </w:t>
       </w:r>
-      <w:hyperlink w:history="1" r:id="rIdfjq7h0ubvty9ejd7qbtll">
+      <w:hyperlink w:history="1" r:id="rIdulambwzl3wjdfutigfm_2">
         <w:r>
           <w:rPr>
             <w:rStyle w:val="Hyperlink"/>
@@ -1666,7 +1666,7 @@
       <w:r>
         <w:t xml:space="preserve"> — modifié — </w:t>
       </w:r>
-      <w:hyperlink w:history="1" r:id="rIdmfxyjvb62gcyrf72e2nou">
+      <w:hyperlink w:history="1" r:id="rIdw48fapylnxnrdqjkewl4i">
         <w:r>
           <w:rPr>
             <w:rStyle w:val="Hyperlink"/>
@@ -1734,7 +1734,7 @@
         </w:numPr>
       </w:pPr>
       <w:r>
-        <w:t xml:space="preserve">option active mais clé Mistral absente : l'écran le sait, la question est refusée proprement</w:t>
+        <w:t xml:space="preserve">option active mais clé de l'IA absente : l'écran le sait, la question est refusée proprement</w:t>
       </w:r>
     </w:p>
     <w:p>

--- a/docs/developpement/phases/word/PHASE_38_ASSISTANT_POSE_TA_QUESTION_ET_BRIEF_REFORMULE_PAR_MISTRAL.docx
+++ b/docs/developpement/phases/word/PHASE_38_ASSISTANT_POSE_TA_QUESTION_ET_BRIEF_REFORMULE_PAR_MISTRAL.docx
@@ -20,7 +20,7 @@
       <w:r>
         <w:t xml:space="preserve">FlaiX Expert · dossier de développement · généré le 2026-10-19 depuis le dépôt </w:t>
       </w:r>
-      <w:hyperlink w:history="1" r:id="rIdqq8mpewpa7irpdwfh6pyz">
+      <w:hyperlink w:history="1" r:id="rIdlkyt0ha-0jcxr108454xp">
         <w:r>
           <w:rPr>
             <w:rStyle w:val="Hyperlink"/>
@@ -854,7 +854,7 @@
           <w:numId w:val="2"/>
         </w:numPr>
       </w:pPr>
-      <w:hyperlink w:history="1" r:id="rIdsrgg3dsr_qfxjxfp-oebc">
+      <w:hyperlink w:history="1" r:id="rIdpqyvizrn_leavjrucmf_h">
         <w:r>
           <w:rPr>
             <w:rStyle w:val="Hyperlink"/>
@@ -874,7 +874,7 @@
           <w:numId w:val="2"/>
         </w:numPr>
       </w:pPr>
-      <w:hyperlink w:history="1" r:id="rIdwo38biz4ckv3ls7m-j_7x">
+      <w:hyperlink w:history="1" r:id="rIdaamqnqbnk5nqas5q9arqu">
         <w:r>
           <w:rPr>
             <w:rStyle w:val="Hyperlink"/>
@@ -922,7 +922,7 @@
       <w:r>
         <w:t xml:space="preserve"> — créé — </w:t>
       </w:r>
-      <w:hyperlink w:history="1" r:id="rIdyzcmidgoom4_bdryv-_ah">
+      <w:hyperlink w:history="1" r:id="rId5aafw4z4dw486_85sosdg">
         <w:r>
           <w:rPr>
             <w:rStyle w:val="Hyperlink"/>
@@ -959,7 +959,7 @@
       <w:r>
         <w:t xml:space="preserve"> — créé — </w:t>
       </w:r>
-      <w:hyperlink w:history="1" r:id="rId2fqttutc5zgtc_4f0x7bn">
+      <w:hyperlink w:history="1" r:id="rIdp5-70q7lwgrjfushrpvwx">
         <w:r>
           <w:rPr>
             <w:rStyle w:val="Hyperlink"/>
@@ -988,7 +988,7 @@
       <w:r>
         <w:t xml:space="preserve"> — créé — </w:t>
       </w:r>
-      <w:hyperlink w:history="1" r:id="rIdmv5qy7rkvwyzi5hx4fmog">
+      <w:hyperlink w:history="1" r:id="rIdbqj3mw8kkv9a7wkoeszcc">
         <w:r>
           <w:rPr>
             <w:rStyle w:val="Hyperlink"/>
@@ -1017,7 +1017,7 @@
       <w:r>
         <w:t xml:space="preserve"> — modifié — </w:t>
       </w:r>
-      <w:hyperlink w:history="1" r:id="rIdtpdv8ypoe6pwnye6kdhxd">
+      <w:hyperlink w:history="1" r:id="rId3xvxmucnx2vvz0_9htcwj">
         <w:r>
           <w:rPr>
             <w:rStyle w:val="Hyperlink"/>
@@ -1046,7 +1046,7 @@
       <w:r>
         <w:t xml:space="preserve"> — modifié — </w:t>
       </w:r>
-      <w:hyperlink w:history="1" r:id="rIdrnmzhtiqh3eeidhvqnc41">
+      <w:hyperlink w:history="1" r:id="rIdafksem6prbn0v2acnoo14">
         <w:r>
           <w:rPr>
             <w:rStyle w:val="Hyperlink"/>
@@ -1075,7 +1075,7 @@
       <w:r>
         <w:t xml:space="preserve"> — créé — </w:t>
       </w:r>
-      <w:hyperlink w:history="1" r:id="rIdyrzaydktko9idg9ryc5ao">
+      <w:hyperlink w:history="1" r:id="rIdnbclpetmb9gfbxymftatb">
         <w:r>
           <w:rPr>
             <w:rStyle w:val="Hyperlink"/>
@@ -1112,7 +1112,7 @@
       <w:r>
         <w:t xml:space="preserve"> — créé — </w:t>
       </w:r>
-      <w:hyperlink w:history="1" r:id="rIdessew9koextaeoakxpyzu">
+      <w:hyperlink w:history="1" r:id="rIdub7xmn-pt-de6jf3loysy">
         <w:r>
           <w:rPr>
             <w:rStyle w:val="Hyperlink"/>
@@ -1141,7 +1141,7 @@
       <w:r>
         <w:t xml:space="preserve"> — modifié — </w:t>
       </w:r>
-      <w:hyperlink w:history="1" r:id="rIdrzwtz2hmcfogprggqzzbx">
+      <w:hyperlink w:history="1" r:id="rIdwk1epyeqlvnzvlkkaaroj">
         <w:r>
           <w:rPr>
             <w:rStyle w:val="Hyperlink"/>
@@ -1170,7 +1170,7 @@
       <w:r>
         <w:t xml:space="preserve"> — modifié — </w:t>
       </w:r>
-      <w:hyperlink w:history="1" r:id="rIdjjp14bo5v8pjcqroqtekj">
+      <w:hyperlink w:history="1" r:id="rIdhdz44z8_7n0znvrskp6-k">
         <w:r>
           <w:rPr>
             <w:rStyle w:val="Hyperlink"/>
@@ -1207,7 +1207,7 @@
       <w:r>
         <w:t xml:space="preserve"> — modifié — </w:t>
       </w:r>
-      <w:hyperlink w:history="1" r:id="rIdjhhbrpfox5qbcvz1vfa_7">
+      <w:hyperlink w:history="1" r:id="rIdwxoxqekkg3fgqfy0_qrkm">
         <w:r>
           <w:rPr>
             <w:rStyle w:val="Hyperlink"/>
@@ -1236,7 +1236,7 @@
       <w:r>
         <w:t xml:space="preserve"> — créé — </w:t>
       </w:r>
-      <w:hyperlink w:history="1" r:id="rIdvfeszxyzyqfoo0xv_gs2k">
+      <w:hyperlink w:history="1" r:id="rIdxscdf9rlxzbn3cb0pr_qj">
         <w:r>
           <w:rPr>
             <w:rStyle w:val="Hyperlink"/>
@@ -1265,7 +1265,7 @@
       <w:r>
         <w:t xml:space="preserve"> — créé — </w:t>
       </w:r>
-      <w:hyperlink w:history="1" r:id="rIdziu1tvcplqz_lekx0kjiz">
+      <w:hyperlink w:history="1" r:id="rIdawoi6m8mbiyh6lyjf_h5w">
         <w:r>
           <w:rPr>
             <w:rStyle w:val="Hyperlink"/>
@@ -1294,7 +1294,7 @@
       <w:r>
         <w:t xml:space="preserve"> — modifié — </w:t>
       </w:r>
-      <w:hyperlink w:history="1" r:id="rId8-fdr6k4qcrjwgqoxgohm">
+      <w:hyperlink w:history="1" r:id="rId_nlfkatmw_huqlopf3jhf">
         <w:r>
           <w:rPr>
             <w:rStyle w:val="Hyperlink"/>
@@ -1323,7 +1323,7 @@
       <w:r>
         <w:t xml:space="preserve"> — modifié — </w:t>
       </w:r>
-      <w:hyperlink w:history="1" r:id="rId4je4z9zo_x5k1f0vhgwyy">
+      <w:hyperlink w:history="1" r:id="rIdlvb0g-_uxjqadizpl-ovd">
         <w:r>
           <w:rPr>
             <w:rStyle w:val="Hyperlink"/>
@@ -1352,7 +1352,7 @@
       <w:r>
         <w:t xml:space="preserve"> — modifié — </w:t>
       </w:r>
-      <w:hyperlink w:history="1" r:id="rId1iczligwjfwiu0gwtq40-">
+      <w:hyperlink w:history="1" r:id="rIdjgw6ryxaixdocz-jtmobk">
         <w:r>
           <w:rPr>
             <w:rStyle w:val="Hyperlink"/>
@@ -1389,7 +1389,7 @@
       <w:r>
         <w:t xml:space="preserve"> — modifié — </w:t>
       </w:r>
-      <w:hyperlink w:history="1" r:id="rIdsyfhja7jyei7-q_nixbmk">
+      <w:hyperlink w:history="1" r:id="rIdvfz2kklysgmlbjwxnz4fw">
         <w:r>
           <w:rPr>
             <w:rStyle w:val="Hyperlink"/>
@@ -1418,7 +1418,7 @@
       <w:r>
         <w:t xml:space="preserve"> — modifié — </w:t>
       </w:r>
-      <w:hyperlink w:history="1" r:id="rIdc-a6q5lzhussgflmne08e">
+      <w:hyperlink w:history="1" r:id="rIdejfb-hghyyiibi1ptazrr">
         <w:r>
           <w:rPr>
             <w:rStyle w:val="Hyperlink"/>
@@ -1447,7 +1447,7 @@
       <w:r>
         <w:t xml:space="preserve"> — créé — </w:t>
       </w:r>
-      <w:hyperlink w:history="1" r:id="rIdocnene9v1zk8w-qs0gsrm">
+      <w:hyperlink w:history="1" r:id="rId_owf71mhtwti_cmuggxlg">
         <w:r>
           <w:rPr>
             <w:rStyle w:val="Hyperlink"/>
@@ -1476,7 +1476,7 @@
       <w:r>
         <w:t xml:space="preserve"> — créé — </w:t>
       </w:r>
-      <w:hyperlink w:history="1" r:id="rIdtjybzr6kq9el6707wnrh0">
+      <w:hyperlink w:history="1" r:id="rId-1jxykxd6ebkcpwlqatrg">
         <w:r>
           <w:rPr>
             <w:rStyle w:val="Hyperlink"/>
@@ -1505,7 +1505,7 @@
       <w:r>
         <w:t xml:space="preserve"> — modifié — </w:t>
       </w:r>
-      <w:hyperlink w:history="1" r:id="rIdegpzrkoq-i7-uex40cpch">
+      <w:hyperlink w:history="1" r:id="rIdvm8gi1kz7zmiqtt2yubzc">
         <w:r>
           <w:rPr>
             <w:rStyle w:val="Hyperlink"/>
@@ -1542,7 +1542,7 @@
       <w:r>
         <w:t xml:space="preserve"> — modifié — </w:t>
       </w:r>
-      <w:hyperlink w:history="1" r:id="rIda_bnhoxzku5ovesuubm6u">
+      <w:hyperlink w:history="1" r:id="rId1tffq9m3lkpggqou6v8qb">
         <w:r>
           <w:rPr>
             <w:rStyle w:val="Hyperlink"/>
@@ -1571,7 +1571,7 @@
       <w:r>
         <w:t xml:space="preserve"> — modifié — </w:t>
       </w:r>
-      <w:hyperlink w:history="1" r:id="rIdujfak-pdhioxscxo4gnap">
+      <w:hyperlink w:history="1" r:id="rIdxzuatwhs662k-ix_qwnjz">
         <w:r>
           <w:rPr>
             <w:rStyle w:val="Hyperlink"/>
@@ -1608,7 +1608,7 @@
       <w:r>
         <w:t xml:space="preserve"> — modifié — </w:t>
       </w:r>
-      <w:hyperlink w:history="1" r:id="rId2feuzh_imh-giq24fqtjd">
+      <w:hyperlink w:history="1" r:id="rIdx06eocs5aawr5nkyqqxmo">
         <w:r>
           <w:rPr>
             <w:rStyle w:val="Hyperlink"/>
@@ -1637,7 +1637,7 @@
       <w:r>
         <w:t xml:space="preserve"> — modifié — </w:t>
       </w:r>
-      <w:hyperlink w:history="1" r:id="rIdulambwzl3wjdfutigfm_2">
+      <w:hyperlink w:history="1" r:id="rIdf0d4wi0nhbakuqc4d6j6u">
         <w:r>
           <w:rPr>
             <w:rStyle w:val="Hyperlink"/>
@@ -1666,7 +1666,7 @@
       <w:r>
         <w:t xml:space="preserve"> — modifié — </w:t>
       </w:r>
-      <w:hyperlink w:history="1" r:id="rIdw48fapylnxnrdqjkewl4i">
+      <w:hyperlink w:history="1" r:id="rIdq5aib82usgx4qe9zgw44l">
         <w:r>
           <w:rPr>
             <w:rStyle w:val="Hyperlink"/>

--- a/docs/developpement/phases/word/PHASE_38_ASSISTANT_POSE_TA_QUESTION_ET_BRIEF_REFORMULE_PAR_MISTRAL.docx
+++ b/docs/developpement/phases/word/PHASE_38_ASSISTANT_POSE_TA_QUESTION_ET_BRIEF_REFORMULE_PAR_MISTRAL.docx
@@ -20,7 +20,7 @@
       <w:r>
         <w:t xml:space="preserve">FlaiX Expert · dossier de développement · généré le 2026-10-19 depuis le dépôt </w:t>
       </w:r>
-      <w:hyperlink w:history="1" r:id="rIdlkyt0ha-0jcxr108454xp">
+      <w:hyperlink w:history="1" r:id="rIdmyu17pu6jz9neqkwqdngs">
         <w:r>
           <w:rPr>
             <w:rStyle w:val="Hyperlink"/>
@@ -854,7 +854,7 @@
           <w:numId w:val="2"/>
         </w:numPr>
       </w:pPr>
-      <w:hyperlink w:history="1" r:id="rIdpqyvizrn_leavjrucmf_h">
+      <w:hyperlink w:history="1" r:id="rIds0l6qmwwskrsm06l2sy_4">
         <w:r>
           <w:rPr>
             <w:rStyle w:val="Hyperlink"/>
@@ -874,7 +874,7 @@
           <w:numId w:val="2"/>
         </w:numPr>
       </w:pPr>
-      <w:hyperlink w:history="1" r:id="rIdaamqnqbnk5nqas5q9arqu">
+      <w:hyperlink w:history="1" r:id="rIdl_xriadmxgd8g4whgobqd">
         <w:r>
           <w:rPr>
             <w:rStyle w:val="Hyperlink"/>
@@ -922,7 +922,7 @@
       <w:r>
         <w:t xml:space="preserve"> — créé — </w:t>
       </w:r>
-      <w:hyperlink w:history="1" r:id="rId5aafw4z4dw486_85sosdg">
+      <w:hyperlink w:history="1" r:id="rIdh9umk0ihj_sywapgmlwag">
         <w:r>
           <w:rPr>
             <w:rStyle w:val="Hyperlink"/>
@@ -959,7 +959,7 @@
       <w:r>
         <w:t xml:space="preserve"> — créé — </w:t>
       </w:r>
-      <w:hyperlink w:history="1" r:id="rIdp5-70q7lwgrjfushrpvwx">
+      <w:hyperlink w:history="1" r:id="rIdzxcyhmovbcg0kdbnkf4ut">
         <w:r>
           <w:rPr>
             <w:rStyle w:val="Hyperlink"/>
@@ -988,7 +988,7 @@
       <w:r>
         <w:t xml:space="preserve"> — créé — </w:t>
       </w:r>
-      <w:hyperlink w:history="1" r:id="rIdbqj3mw8kkv9a7wkoeszcc">
+      <w:hyperlink w:history="1" r:id="rIdiindlqcsm3voqf9colwhl">
         <w:r>
           <w:rPr>
             <w:rStyle w:val="Hyperlink"/>
@@ -1017,7 +1017,7 @@
       <w:r>
         <w:t xml:space="preserve"> — modifié — </w:t>
       </w:r>
-      <w:hyperlink w:history="1" r:id="rId3xvxmucnx2vvz0_9htcwj">
+      <w:hyperlink w:history="1" r:id="rIdqaeyuxrblny4wnclv6egc">
         <w:r>
           <w:rPr>
             <w:rStyle w:val="Hyperlink"/>
@@ -1046,7 +1046,7 @@
       <w:r>
         <w:t xml:space="preserve"> — modifié — </w:t>
       </w:r>
-      <w:hyperlink w:history="1" r:id="rIdafksem6prbn0v2acnoo14">
+      <w:hyperlink w:history="1" r:id="rIdqqzudyxmaqh5neikalhkx">
         <w:r>
           <w:rPr>
             <w:rStyle w:val="Hyperlink"/>
@@ -1075,7 +1075,7 @@
       <w:r>
         <w:t xml:space="preserve"> — créé — </w:t>
       </w:r>
-      <w:hyperlink w:history="1" r:id="rIdnbclpetmb9gfbxymftatb">
+      <w:hyperlink w:history="1" r:id="rIddb5kwz9tko9ebcxyw56mw">
         <w:r>
           <w:rPr>
             <w:rStyle w:val="Hyperlink"/>
@@ -1112,7 +1112,7 @@
       <w:r>
         <w:t xml:space="preserve"> — créé — </w:t>
       </w:r>
-      <w:hyperlink w:history="1" r:id="rIdub7xmn-pt-de6jf3loysy">
+      <w:hyperlink w:history="1" r:id="rId0vskj-ezxipwspunvibiv">
         <w:r>
           <w:rPr>
             <w:rStyle w:val="Hyperlink"/>
@@ -1141,7 +1141,7 @@
       <w:r>
         <w:t xml:space="preserve"> — modifié — </w:t>
       </w:r>
-      <w:hyperlink w:history="1" r:id="rIdwk1epyeqlvnzvlkkaaroj">
+      <w:hyperlink w:history="1" r:id="rId57vfdnpinnkdpllvboa1-">
         <w:r>
           <w:rPr>
             <w:rStyle w:val="Hyperlink"/>
@@ -1170,7 +1170,7 @@
       <w:r>
         <w:t xml:space="preserve"> — modifié — </w:t>
       </w:r>
-      <w:hyperlink w:history="1" r:id="rIdhdz44z8_7n0znvrskp6-k">
+      <w:hyperlink w:history="1" r:id="rId080eztadlbvlli8gofk2u">
         <w:r>
           <w:rPr>
             <w:rStyle w:val="Hyperlink"/>
@@ -1207,7 +1207,7 @@
       <w:r>
         <w:t xml:space="preserve"> — modifié — </w:t>
       </w:r>
-      <w:hyperlink w:history="1" r:id="rIdwxoxqekkg3fgqfy0_qrkm">
+      <w:hyperlink w:history="1" r:id="rIdp42gvktubrylo5spdudm0">
         <w:r>
           <w:rPr>
             <w:rStyle w:val="Hyperlink"/>
@@ -1236,7 +1236,7 @@
       <w:r>
         <w:t xml:space="preserve"> — créé — </w:t>
       </w:r>
-      <w:hyperlink w:history="1" r:id="rIdxscdf9rlxzbn3cb0pr_qj">
+      <w:hyperlink w:history="1" r:id="rIdctahn66p5rp28n0oi8a_0">
         <w:r>
           <w:rPr>
             <w:rStyle w:val="Hyperlink"/>
@@ -1265,7 +1265,7 @@
       <w:r>
         <w:t xml:space="preserve"> — créé — </w:t>
       </w:r>
-      <w:hyperlink w:history="1" r:id="rIdawoi6m8mbiyh6lyjf_h5w">
+      <w:hyperlink w:history="1" r:id="rIdzoboi3uzm5ygocouihfyj">
         <w:r>
           <w:rPr>
             <w:rStyle w:val="Hyperlink"/>
@@ -1294,7 +1294,7 @@
       <w:r>
         <w:t xml:space="preserve"> — modifié — </w:t>
       </w:r>
-      <w:hyperlink w:history="1" r:id="rId_nlfkatmw_huqlopf3jhf">
+      <w:hyperlink w:history="1" r:id="rIdtpkugdduht3y7nsntrxed">
         <w:r>
           <w:rPr>
             <w:rStyle w:val="Hyperlink"/>
@@ -1323,7 +1323,7 @@
       <w:r>
         <w:t xml:space="preserve"> — modifié — </w:t>
       </w:r>
-      <w:hyperlink w:history="1" r:id="rIdlvb0g-_uxjqadizpl-ovd">
+      <w:hyperlink w:history="1" r:id="rIde7xjrsdu_bktp2mdr4d5t">
         <w:r>
           <w:rPr>
             <w:rStyle w:val="Hyperlink"/>
@@ -1352,7 +1352,7 @@
       <w:r>
         <w:t xml:space="preserve"> — modifié — </w:t>
       </w:r>
-      <w:hyperlink w:history="1" r:id="rIdjgw6ryxaixdocz-jtmobk">
+      <w:hyperlink w:history="1" r:id="rIdolbwmnjulgxzfxpypzfs3">
         <w:r>
           <w:rPr>
             <w:rStyle w:val="Hyperlink"/>
@@ -1389,7 +1389,7 @@
       <w:r>
         <w:t xml:space="preserve"> — modifié — </w:t>
       </w:r>
-      <w:hyperlink w:history="1" r:id="rIdvfz2kklysgmlbjwxnz4fw">
+      <w:hyperlink w:history="1" r:id="rId11iboiroxqxgdhfayxtgc">
         <w:r>
           <w:rPr>
             <w:rStyle w:val="Hyperlink"/>
@@ -1418,7 +1418,7 @@
       <w:r>
         <w:t xml:space="preserve"> — modifié — </w:t>
       </w:r>
-      <w:hyperlink w:history="1" r:id="rIdejfb-hghyyiibi1ptazrr">
+      <w:hyperlink w:history="1" r:id="rId7eokcdlmwshurp1ifnxkg">
         <w:r>
           <w:rPr>
             <w:rStyle w:val="Hyperlink"/>
@@ -1447,7 +1447,7 @@
       <w:r>
         <w:t xml:space="preserve"> — créé — </w:t>
       </w:r>
-      <w:hyperlink w:history="1" r:id="rId_owf71mhtwti_cmuggxlg">
+      <w:hyperlink w:history="1" r:id="rIdc8gpd6ydnzfuycg43v8rc">
         <w:r>
           <w:rPr>
             <w:rStyle w:val="Hyperlink"/>
@@ -1476,7 +1476,7 @@
       <w:r>
         <w:t xml:space="preserve"> — créé — </w:t>
       </w:r>
-      <w:hyperlink w:history="1" r:id="rId-1jxykxd6ebkcpwlqatrg">
+      <w:hyperlink w:history="1" r:id="rIdhlhxqyppnazo4b6uw0lyt">
         <w:r>
           <w:rPr>
             <w:rStyle w:val="Hyperlink"/>
@@ -1505,7 +1505,7 @@
       <w:r>
         <w:t xml:space="preserve"> — modifié — </w:t>
       </w:r>
-      <w:hyperlink w:history="1" r:id="rIdvm8gi1kz7zmiqtt2yubzc">
+      <w:hyperlink w:history="1" r:id="rId4u7wrcv6vxjf5rvp1qbji">
         <w:r>
           <w:rPr>
             <w:rStyle w:val="Hyperlink"/>
@@ -1542,7 +1542,7 @@
       <w:r>
         <w:t xml:space="preserve"> — modifié — </w:t>
       </w:r>
-      <w:hyperlink w:history="1" r:id="rId1tffq9m3lkpggqou6v8qb">
+      <w:hyperlink w:history="1" r:id="rIdkzi25te9kr3kgey-icmml">
         <w:r>
           <w:rPr>
             <w:rStyle w:val="Hyperlink"/>
@@ -1571,7 +1571,7 @@
       <w:r>
         <w:t xml:space="preserve"> — modifié — </w:t>
       </w:r>
-      <w:hyperlink w:history="1" r:id="rIdxzuatwhs662k-ix_qwnjz">
+      <w:hyperlink w:history="1" r:id="rIdoiikdoeppvqqvdeme1r6w">
         <w:r>
           <w:rPr>
             <w:rStyle w:val="Hyperlink"/>
@@ -1608,7 +1608,7 @@
       <w:r>
         <w:t xml:space="preserve"> — modifié — </w:t>
       </w:r>
-      <w:hyperlink w:history="1" r:id="rIdx06eocs5aawr5nkyqqxmo">
+      <w:hyperlink w:history="1" r:id="rIdtyuqob6nisstjnf98yljg">
         <w:r>
           <w:rPr>
             <w:rStyle w:val="Hyperlink"/>
@@ -1637,7 +1637,7 @@
       <w:r>
         <w:t xml:space="preserve"> — modifié — </w:t>
       </w:r>
-      <w:hyperlink w:history="1" r:id="rIdf0d4wi0nhbakuqc4d6j6u">
+      <w:hyperlink w:history="1" r:id="rIdz77wntrreplh29g28awgz">
         <w:r>
           <w:rPr>
             <w:rStyle w:val="Hyperlink"/>
@@ -1666,7 +1666,7 @@
       <w:r>
         <w:t xml:space="preserve"> — modifié — </w:t>
       </w:r>
-      <w:hyperlink w:history="1" r:id="rIdq5aib82usgx4qe9zgw44l">
+      <w:hyperlink w:history="1" r:id="rIdun0jv-m1av6prwczvgbpm">
         <w:r>
           <w:rPr>
             <w:rStyle w:val="Hyperlink"/>

--- a/docs/developpement/phases/word/PHASE_38_ASSISTANT_POSE_TA_QUESTION_ET_BRIEF_REFORMULE_PAR_MISTRAL.docx
+++ b/docs/developpement/phases/word/PHASE_38_ASSISTANT_POSE_TA_QUESTION_ET_BRIEF_REFORMULE_PAR_MISTRAL.docx
@@ -20,7 +20,7 @@
       <w:r>
         <w:t xml:space="preserve">FlaiX Expert · dossier de développement · généré le 2026-10-19 depuis le dépôt </w:t>
       </w:r>
-      <w:hyperlink w:history="1" r:id="rIdmyu17pu6jz9neqkwqdngs">
+      <w:hyperlink w:history="1" r:id="rId6sshp00ll4fnmaxgmwzhb">
         <w:r>
           <w:rPr>
             <w:rStyle w:val="Hyperlink"/>
@@ -854,7 +854,7 @@
           <w:numId w:val="2"/>
         </w:numPr>
       </w:pPr>
-      <w:hyperlink w:history="1" r:id="rIds0l6qmwwskrsm06l2sy_4">
+      <w:hyperlink w:history="1" r:id="rIdkbccbg-m7w-etx-iol8hp">
         <w:r>
           <w:rPr>
             <w:rStyle w:val="Hyperlink"/>
@@ -874,7 +874,7 @@
           <w:numId w:val="2"/>
         </w:numPr>
       </w:pPr>
-      <w:hyperlink w:history="1" r:id="rIdl_xriadmxgd8g4whgobqd">
+      <w:hyperlink w:history="1" r:id="rId8ye4n4ape2ie6g_cyhv5m">
         <w:r>
           <w:rPr>
             <w:rStyle w:val="Hyperlink"/>
@@ -922,7 +922,7 @@
       <w:r>
         <w:t xml:space="preserve"> — créé — </w:t>
       </w:r>
-      <w:hyperlink w:history="1" r:id="rIdh9umk0ihj_sywapgmlwag">
+      <w:hyperlink w:history="1" r:id="rIdq-sk896fuzp-upbml-zdn">
         <w:r>
           <w:rPr>
             <w:rStyle w:val="Hyperlink"/>
@@ -959,7 +959,7 @@
       <w:r>
         <w:t xml:space="preserve"> — créé — </w:t>
       </w:r>
-      <w:hyperlink w:history="1" r:id="rIdzxcyhmovbcg0kdbnkf4ut">
+      <w:hyperlink w:history="1" r:id="rIdtfvh-vd50u53ptaqiiwev">
         <w:r>
           <w:rPr>
             <w:rStyle w:val="Hyperlink"/>
@@ -988,7 +988,7 @@
       <w:r>
         <w:t xml:space="preserve"> — créé — </w:t>
       </w:r>
-      <w:hyperlink w:history="1" r:id="rIdiindlqcsm3voqf9colwhl">
+      <w:hyperlink w:history="1" r:id="rIdyuovyfu3ueowgayivica-">
         <w:r>
           <w:rPr>
             <w:rStyle w:val="Hyperlink"/>
@@ -1017,7 +1017,7 @@
       <w:r>
         <w:t xml:space="preserve"> — modifié — </w:t>
       </w:r>
-      <w:hyperlink w:history="1" r:id="rIdqaeyuxrblny4wnclv6egc">
+      <w:hyperlink w:history="1" r:id="rId4ss-z66bptvl7ajx6_0w-">
         <w:r>
           <w:rPr>
             <w:rStyle w:val="Hyperlink"/>
@@ -1046,7 +1046,7 @@
       <w:r>
         <w:t xml:space="preserve"> — modifié — </w:t>
       </w:r>
-      <w:hyperlink w:history="1" r:id="rIdqqzudyxmaqh5neikalhkx">
+      <w:hyperlink w:history="1" r:id="rIdi4izjvgufdl6m1ownvrwm">
         <w:r>
           <w:rPr>
             <w:rStyle w:val="Hyperlink"/>
@@ -1075,7 +1075,7 @@
       <w:r>
         <w:t xml:space="preserve"> — créé — </w:t>
       </w:r>
-      <w:hyperlink w:history="1" r:id="rIddb5kwz9tko9ebcxyw56mw">
+      <w:hyperlink w:history="1" r:id="rIdg-v5qo-ii594irjee-xam">
         <w:r>
           <w:rPr>
             <w:rStyle w:val="Hyperlink"/>
@@ -1112,7 +1112,7 @@
       <w:r>
         <w:t xml:space="preserve"> — créé — </w:t>
       </w:r>
-      <w:hyperlink w:history="1" r:id="rId0vskj-ezxipwspunvibiv">
+      <w:hyperlink w:history="1" r:id="rIdxlo0mcjo9ot30hpknfpsw">
         <w:r>
           <w:rPr>
             <w:rStyle w:val="Hyperlink"/>
@@ -1141,7 +1141,7 @@
       <w:r>
         <w:t xml:space="preserve"> — modifié — </w:t>
       </w:r>
-      <w:hyperlink w:history="1" r:id="rId57vfdnpinnkdpllvboa1-">
+      <w:hyperlink w:history="1" r:id="rIduefa34enk8b_xzaqxc7i6">
         <w:r>
           <w:rPr>
             <w:rStyle w:val="Hyperlink"/>
@@ -1170,7 +1170,7 @@
       <w:r>
         <w:t xml:space="preserve"> — modifié — </w:t>
       </w:r>
-      <w:hyperlink w:history="1" r:id="rId080eztadlbvlli8gofk2u">
+      <w:hyperlink w:history="1" r:id="rIdxv-tkei5dpmcn-hxredvd">
         <w:r>
           <w:rPr>
             <w:rStyle w:val="Hyperlink"/>
@@ -1207,7 +1207,7 @@
       <w:r>
         <w:t xml:space="preserve"> — modifié — </w:t>
       </w:r>
-      <w:hyperlink w:history="1" r:id="rIdp42gvktubrylo5spdudm0">
+      <w:hyperlink w:history="1" r:id="rId-gh4s2zpiox4vdo3u1pxs">
         <w:r>
           <w:rPr>
             <w:rStyle w:val="Hyperlink"/>
@@ -1236,7 +1236,7 @@
       <w:r>
         <w:t xml:space="preserve"> — créé — </w:t>
       </w:r>
-      <w:hyperlink w:history="1" r:id="rIdctahn66p5rp28n0oi8a_0">
+      <w:hyperlink w:history="1" r:id="rIdnhdlpscdn-vf6y6ijtd07">
         <w:r>
           <w:rPr>
             <w:rStyle w:val="Hyperlink"/>
@@ -1265,7 +1265,7 @@
       <w:r>
         <w:t xml:space="preserve"> — créé — </w:t>
       </w:r>
-      <w:hyperlink w:history="1" r:id="rIdzoboi3uzm5ygocouihfyj">
+      <w:hyperlink w:history="1" r:id="rIdvhpniiexcnd57q_1hu7nt">
         <w:r>
           <w:rPr>
             <w:rStyle w:val="Hyperlink"/>
@@ -1294,7 +1294,7 @@
       <w:r>
         <w:t xml:space="preserve"> — modifié — </w:t>
       </w:r>
-      <w:hyperlink w:history="1" r:id="rIdtpkugdduht3y7nsntrxed">
+      <w:hyperlink w:history="1" r:id="rIdmkgnjn0r9bo3m6ruuzo9h">
         <w:r>
           <w:rPr>
             <w:rStyle w:val="Hyperlink"/>
@@ -1323,7 +1323,7 @@
       <w:r>
         <w:t xml:space="preserve"> — modifié — </w:t>
       </w:r>
-      <w:hyperlink w:history="1" r:id="rIde7xjrsdu_bktp2mdr4d5t">
+      <w:hyperlink w:history="1" r:id="rIdoqv0pukyy6dmfcldfalay">
         <w:r>
           <w:rPr>
             <w:rStyle w:val="Hyperlink"/>
@@ -1352,7 +1352,7 @@
       <w:r>
         <w:t xml:space="preserve"> — modifié — </w:t>
       </w:r>
-      <w:hyperlink w:history="1" r:id="rIdolbwmnjulgxzfxpypzfs3">
+      <w:hyperlink w:history="1" r:id="rIdyrf8jpw61fenmpcuk_xqa">
         <w:r>
           <w:rPr>
             <w:rStyle w:val="Hyperlink"/>
@@ -1389,7 +1389,7 @@
       <w:r>
         <w:t xml:space="preserve"> — modifié — </w:t>
       </w:r>
-      <w:hyperlink w:history="1" r:id="rId11iboiroxqxgdhfayxtgc">
+      <w:hyperlink w:history="1" r:id="rId0evprkompq6w_nk_1tdmq">
         <w:r>
           <w:rPr>
             <w:rStyle w:val="Hyperlink"/>
@@ -1418,7 +1418,7 @@
       <w:r>
         <w:t xml:space="preserve"> — modifié — </w:t>
       </w:r>
-      <w:hyperlink w:history="1" r:id="rId7eokcdlmwshurp1ifnxkg">
+      <w:hyperlink w:history="1" r:id="rIdfjjtim60jb3rito27mfy3">
         <w:r>
           <w:rPr>
             <w:rStyle w:val="Hyperlink"/>
@@ -1447,7 +1447,7 @@
       <w:r>
         <w:t xml:space="preserve"> — créé — </w:t>
       </w:r>
-      <w:hyperlink w:history="1" r:id="rIdc8gpd6ydnzfuycg43v8rc">
+      <w:hyperlink w:history="1" r:id="rIdotdoqlecturvmmpox8zu6">
         <w:r>
           <w:rPr>
             <w:rStyle w:val="Hyperlink"/>
@@ -1476,7 +1476,7 @@
       <w:r>
         <w:t xml:space="preserve"> — créé — </w:t>
       </w:r>
-      <w:hyperlink w:history="1" r:id="rIdhlhxqyppnazo4b6uw0lyt">
+      <w:hyperlink w:history="1" r:id="rIdxmvmvbxweyymnnit_3jpy">
         <w:r>
           <w:rPr>
             <w:rStyle w:val="Hyperlink"/>
@@ -1505,7 +1505,7 @@
       <w:r>
         <w:t xml:space="preserve"> — modifié — </w:t>
       </w:r>
-      <w:hyperlink w:history="1" r:id="rId4u7wrcv6vxjf5rvp1qbji">
+      <w:hyperlink w:history="1" r:id="rIdsamfyocbxju2hpgqx2oeu">
         <w:r>
           <w:rPr>
             <w:rStyle w:val="Hyperlink"/>
@@ -1542,7 +1542,7 @@
       <w:r>
         <w:t xml:space="preserve"> — modifié — </w:t>
       </w:r>
-      <w:hyperlink w:history="1" r:id="rIdkzi25te9kr3kgey-icmml">
+      <w:hyperlink w:history="1" r:id="rId6i1dcsp9nke30zmuawtkq">
         <w:r>
           <w:rPr>
             <w:rStyle w:val="Hyperlink"/>
@@ -1571,7 +1571,7 @@
       <w:r>
         <w:t xml:space="preserve"> — modifié — </w:t>
       </w:r>
-      <w:hyperlink w:history="1" r:id="rIdoiikdoeppvqqvdeme1r6w">
+      <w:hyperlink w:history="1" r:id="rIdgzqtuowrrauxktq7uyf9_">
         <w:r>
           <w:rPr>
             <w:rStyle w:val="Hyperlink"/>
@@ -1608,7 +1608,7 @@
       <w:r>
         <w:t xml:space="preserve"> — modifié — </w:t>
       </w:r>
-      <w:hyperlink w:history="1" r:id="rIdtyuqob6nisstjnf98yljg">
+      <w:hyperlink w:history="1" r:id="rIdpsyzijsuxqwdnkxgmeofp">
         <w:r>
           <w:rPr>
             <w:rStyle w:val="Hyperlink"/>
@@ -1637,7 +1637,7 @@
       <w:r>
         <w:t xml:space="preserve"> — modifié — </w:t>
       </w:r>
-      <w:hyperlink w:history="1" r:id="rIdz77wntrreplh29g28awgz">
+      <w:hyperlink w:history="1" r:id="rId2mctucrz_lcnsj5j64hhf">
         <w:r>
           <w:rPr>
             <w:rStyle w:val="Hyperlink"/>
@@ -1666,7 +1666,7 @@
       <w:r>
         <w:t xml:space="preserve"> — modifié — </w:t>
       </w:r>
-      <w:hyperlink w:history="1" r:id="rIdun0jv-m1av6prwczvgbpm">
+      <w:hyperlink w:history="1" r:id="rIducwshxomytrmevpb4dcb7">
         <w:r>
           <w:rPr>
             <w:rStyle w:val="Hyperlink"/>

--- a/docs/developpement/phases/word/PHASE_38_ASSISTANT_POSE_TA_QUESTION_ET_BRIEF_REFORMULE_PAR_MISTRAL.docx
+++ b/docs/developpement/phases/word/PHASE_38_ASSISTANT_POSE_TA_QUESTION_ET_BRIEF_REFORMULE_PAR_MISTRAL.docx
@@ -20,7 +20,7 @@
       <w:r>
         <w:t xml:space="preserve">FlaiX Expert · dossier de développement · généré le 2026-10-19 depuis le dépôt </w:t>
       </w:r>
-      <w:hyperlink w:history="1" r:id="rId6sshp00ll4fnmaxgmwzhb">
+      <w:hyperlink w:history="1" r:id="rIdykea3reuo_g7tltq6ufhd">
         <w:r>
           <w:rPr>
             <w:rStyle w:val="Hyperlink"/>
@@ -854,7 +854,7 @@
           <w:numId w:val="2"/>
         </w:numPr>
       </w:pPr>
-      <w:hyperlink w:history="1" r:id="rIdkbccbg-m7w-etx-iol8hp">
+      <w:hyperlink w:history="1" r:id="rIdlwysmehiv8uiyc8vyslil">
         <w:r>
           <w:rPr>
             <w:rStyle w:val="Hyperlink"/>
@@ -874,7 +874,7 @@
           <w:numId w:val="2"/>
         </w:numPr>
       </w:pPr>
-      <w:hyperlink w:history="1" r:id="rId8ye4n4ape2ie6g_cyhv5m">
+      <w:hyperlink w:history="1" r:id="rId54hwi16dbsutldr1cax4s">
         <w:r>
           <w:rPr>
             <w:rStyle w:val="Hyperlink"/>
@@ -922,7 +922,7 @@
       <w:r>
         <w:t xml:space="preserve"> — créé — </w:t>
       </w:r>
-      <w:hyperlink w:history="1" r:id="rIdq-sk896fuzp-upbml-zdn">
+      <w:hyperlink w:history="1" r:id="rIdjbgjmc7wu8ecjazzeptlu">
         <w:r>
           <w:rPr>
             <w:rStyle w:val="Hyperlink"/>
@@ -959,7 +959,7 @@
       <w:r>
         <w:t xml:space="preserve"> — créé — </w:t>
       </w:r>
-      <w:hyperlink w:history="1" r:id="rIdtfvh-vd50u53ptaqiiwev">
+      <w:hyperlink w:history="1" r:id="rIdejyse7vsryp01l-lgogsp">
         <w:r>
           <w:rPr>
             <w:rStyle w:val="Hyperlink"/>
@@ -988,7 +988,7 @@
       <w:r>
         <w:t xml:space="preserve"> — créé — </w:t>
       </w:r>
-      <w:hyperlink w:history="1" r:id="rIdyuovyfu3ueowgayivica-">
+      <w:hyperlink w:history="1" r:id="rId9rhk7s7q60g_mddqrzuin">
         <w:r>
           <w:rPr>
             <w:rStyle w:val="Hyperlink"/>
@@ -1017,7 +1017,7 @@
       <w:r>
         <w:t xml:space="preserve"> — modifié — </w:t>
       </w:r>
-      <w:hyperlink w:history="1" r:id="rId4ss-z66bptvl7ajx6_0w-">
+      <w:hyperlink w:history="1" r:id="rIdqh_wrjwvfl8iuu53uigxl">
         <w:r>
           <w:rPr>
             <w:rStyle w:val="Hyperlink"/>
@@ -1046,7 +1046,7 @@
       <w:r>
         <w:t xml:space="preserve"> — modifié — </w:t>
       </w:r>
-      <w:hyperlink w:history="1" r:id="rIdi4izjvgufdl6m1ownvrwm">
+      <w:hyperlink w:history="1" r:id="rIdshf2lmlerjuggty7e-ebe">
         <w:r>
           <w:rPr>
             <w:rStyle w:val="Hyperlink"/>
@@ -1075,7 +1075,7 @@
       <w:r>
         <w:t xml:space="preserve"> — créé — </w:t>
       </w:r>
-      <w:hyperlink w:history="1" r:id="rIdg-v5qo-ii594irjee-xam">
+      <w:hyperlink w:history="1" r:id="rIdutzmdkve5g-il47xsvmg_">
         <w:r>
           <w:rPr>
             <w:rStyle w:val="Hyperlink"/>
@@ -1112,7 +1112,7 @@
       <w:r>
         <w:t xml:space="preserve"> — créé — </w:t>
       </w:r>
-      <w:hyperlink w:history="1" r:id="rIdxlo0mcjo9ot30hpknfpsw">
+      <w:hyperlink w:history="1" r:id="rIdgi4fsp7eevkgqs9yrl-ra">
         <w:r>
           <w:rPr>
             <w:rStyle w:val="Hyperlink"/>
@@ -1141,7 +1141,7 @@
       <w:r>
         <w:t xml:space="preserve"> — modifié — </w:t>
       </w:r>
-      <w:hyperlink w:history="1" r:id="rIduefa34enk8b_xzaqxc7i6">
+      <w:hyperlink w:history="1" r:id="rIdgnwwtgiaezqiwzjwrlntp">
         <w:r>
           <w:rPr>
             <w:rStyle w:val="Hyperlink"/>
@@ -1170,7 +1170,7 @@
       <w:r>
         <w:t xml:space="preserve"> — modifié — </w:t>
       </w:r>
-      <w:hyperlink w:history="1" r:id="rIdxv-tkei5dpmcn-hxredvd">
+      <w:hyperlink w:history="1" r:id="rId9-xcg9j-jnwpd3h5yt71m">
         <w:r>
           <w:rPr>
             <w:rStyle w:val="Hyperlink"/>
@@ -1207,7 +1207,7 @@
       <w:r>
         <w:t xml:space="preserve"> — modifié — </w:t>
       </w:r>
-      <w:hyperlink w:history="1" r:id="rId-gh4s2zpiox4vdo3u1pxs">
+      <w:hyperlink w:history="1" r:id="rId_dogdp7dqvbii6sbxdnam">
         <w:r>
           <w:rPr>
             <w:rStyle w:val="Hyperlink"/>
@@ -1236,7 +1236,7 @@
       <w:r>
         <w:t xml:space="preserve"> — créé — </w:t>
       </w:r>
-      <w:hyperlink w:history="1" r:id="rIdnhdlpscdn-vf6y6ijtd07">
+      <w:hyperlink w:history="1" r:id="rIdtnfpjhcs4voi91tlgijaf">
         <w:r>
           <w:rPr>
             <w:rStyle w:val="Hyperlink"/>
@@ -1265,7 +1265,7 @@
       <w:r>
         <w:t xml:space="preserve"> — créé — </w:t>
       </w:r>
-      <w:hyperlink w:history="1" r:id="rIdvhpniiexcnd57q_1hu7nt">
+      <w:hyperlink w:history="1" r:id="rIdj6ga_tum8tychzslz6jsq">
         <w:r>
           <w:rPr>
             <w:rStyle w:val="Hyperlink"/>
@@ -1294,7 +1294,7 @@
       <w:r>
         <w:t xml:space="preserve"> — modifié — </w:t>
       </w:r>
-      <w:hyperlink w:history="1" r:id="rIdmkgnjn0r9bo3m6ruuzo9h">
+      <w:hyperlink w:history="1" r:id="rId8rkl1etbzgq3zjqhkasbk">
         <w:r>
           <w:rPr>
             <w:rStyle w:val="Hyperlink"/>
@@ -1323,7 +1323,7 @@
       <w:r>
         <w:t xml:space="preserve"> — modifié — </w:t>
       </w:r>
-      <w:hyperlink w:history="1" r:id="rIdoqv0pukyy6dmfcldfalay">
+      <w:hyperlink w:history="1" r:id="rIdk2vyi5bkszj_dfwkp7-lo">
         <w:r>
           <w:rPr>
             <w:rStyle w:val="Hyperlink"/>
@@ -1352,7 +1352,7 @@
       <w:r>
         <w:t xml:space="preserve"> — modifié — </w:t>
       </w:r>
-      <w:hyperlink w:history="1" r:id="rIdyrf8jpw61fenmpcuk_xqa">
+      <w:hyperlink w:history="1" r:id="rIdzn5yca628vw6sguxxwrx8">
         <w:r>
           <w:rPr>
             <w:rStyle w:val="Hyperlink"/>
@@ -1389,7 +1389,7 @@
       <w:r>
         <w:t xml:space="preserve"> — modifié — </w:t>
       </w:r>
-      <w:hyperlink w:history="1" r:id="rId0evprkompq6w_nk_1tdmq">
+      <w:hyperlink w:history="1" r:id="rId-aw0b8xtqpbu2xjltndlg">
         <w:r>
           <w:rPr>
             <w:rStyle w:val="Hyperlink"/>
@@ -1418,7 +1418,7 @@
       <w:r>
         <w:t xml:space="preserve"> — modifié — </w:t>
       </w:r>
-      <w:hyperlink w:history="1" r:id="rIdfjjtim60jb3rito27mfy3">
+      <w:hyperlink w:history="1" r:id="rId4x0pjijxscunn7scvm_2n">
         <w:r>
           <w:rPr>
             <w:rStyle w:val="Hyperlink"/>
@@ -1447,7 +1447,7 @@
       <w:r>
         <w:t xml:space="preserve"> — créé — </w:t>
       </w:r>
-      <w:hyperlink w:history="1" r:id="rIdotdoqlecturvmmpox8zu6">
+      <w:hyperlink w:history="1" r:id="rIdyehqcfqxuunle2f5psboo">
         <w:r>
           <w:rPr>
             <w:rStyle w:val="Hyperlink"/>
@@ -1476,7 +1476,7 @@
       <w:r>
         <w:t xml:space="preserve"> — créé — </w:t>
       </w:r>
-      <w:hyperlink w:history="1" r:id="rIdxmvmvbxweyymnnit_3jpy">
+      <w:hyperlink w:history="1" r:id="rIddx3qlmdeuwvt829-h4rnh">
         <w:r>
           <w:rPr>
             <w:rStyle w:val="Hyperlink"/>
@@ -1505,7 +1505,7 @@
       <w:r>
         <w:t xml:space="preserve"> — modifié — </w:t>
       </w:r>
-      <w:hyperlink w:history="1" r:id="rIdsamfyocbxju2hpgqx2oeu">
+      <w:hyperlink w:history="1" r:id="rIdcwdlnmddszcak4txbvhai">
         <w:r>
           <w:rPr>
             <w:rStyle w:val="Hyperlink"/>
@@ -1542,7 +1542,7 @@
       <w:r>
         <w:t xml:space="preserve"> — modifié — </w:t>
       </w:r>
-      <w:hyperlink w:history="1" r:id="rId6i1dcsp9nke30zmuawtkq">
+      <w:hyperlink w:history="1" r:id="rIdoh-velz0nns8rjmnkhokb">
         <w:r>
           <w:rPr>
             <w:rStyle w:val="Hyperlink"/>
@@ -1571,7 +1571,7 @@
       <w:r>
         <w:t xml:space="preserve"> — modifié — </w:t>
       </w:r>
-      <w:hyperlink w:history="1" r:id="rIdgzqtuowrrauxktq7uyf9_">
+      <w:hyperlink w:history="1" r:id="rId2khpiafcocai4ktxtmvxn">
         <w:r>
           <w:rPr>
             <w:rStyle w:val="Hyperlink"/>
@@ -1608,7 +1608,7 @@
       <w:r>
         <w:t xml:space="preserve"> — modifié — </w:t>
       </w:r>
-      <w:hyperlink w:history="1" r:id="rIdpsyzijsuxqwdnkxgmeofp">
+      <w:hyperlink w:history="1" r:id="rId_vnon_c8pyltbxhocwefy">
         <w:r>
           <w:rPr>
             <w:rStyle w:val="Hyperlink"/>
@@ -1637,7 +1637,7 @@
       <w:r>
         <w:t xml:space="preserve"> — modifié — </w:t>
       </w:r>
-      <w:hyperlink w:history="1" r:id="rId2mctucrz_lcnsj5j64hhf">
+      <w:hyperlink w:history="1" r:id="rIdnoe70ecfszbdsflkq-rpv">
         <w:r>
           <w:rPr>
             <w:rStyle w:val="Hyperlink"/>
@@ -1666,7 +1666,7 @@
       <w:r>
         <w:t xml:space="preserve"> — modifié — </w:t>
       </w:r>
-      <w:hyperlink w:history="1" r:id="rIducwshxomytrmevpb4dcb7">
+      <w:hyperlink w:history="1" r:id="rIdimvsgxbybuvqdcfkcrxj9">
         <w:r>
           <w:rPr>
             <w:rStyle w:val="Hyperlink"/>

--- a/docs/developpement/phases/word/PHASE_38_ASSISTANT_POSE_TA_QUESTION_ET_BRIEF_REFORMULE_PAR_MISTRAL.docx
+++ b/docs/developpement/phases/word/PHASE_38_ASSISTANT_POSE_TA_QUESTION_ET_BRIEF_REFORMULE_PAR_MISTRAL.docx
@@ -18,9 +18,9 @@
         <w:shd w:fill="F6F3FF" w:color="auto" w:val="clear"/>
       </w:pPr>
       <w:r>
-        <w:t xml:space="preserve">FlaiX Expert · dossier de développement · généré le 2026-10-19 depuis le dépôt </w:t>
-      </w:r>
-      <w:hyperlink w:history="1" r:id="rIdykea3reuo_g7tltq6ufhd">
+        <w:t xml:space="preserve">FlaiX Expert · dossier de développement · généré le 2026-10-21 depuis le dépôt </w:t>
+      </w:r>
+      <w:hyperlink w:history="1" r:id="rIdh6z5jc06ls2pknjsrthdw">
         <w:r>
           <w:rPr>
             <w:rStyle w:val="Hyperlink"/>
@@ -854,7 +854,7 @@
           <w:numId w:val="2"/>
         </w:numPr>
       </w:pPr>
-      <w:hyperlink w:history="1" r:id="rIdlwysmehiv8uiyc8vyslil">
+      <w:hyperlink w:history="1" r:id="rId3b9pn7mfp2m_qxorhd4l3">
         <w:r>
           <w:rPr>
             <w:rStyle w:val="Hyperlink"/>
@@ -874,7 +874,7 @@
           <w:numId w:val="2"/>
         </w:numPr>
       </w:pPr>
-      <w:hyperlink w:history="1" r:id="rId54hwi16dbsutldr1cax4s">
+      <w:hyperlink w:history="1" r:id="rIdaml-f0x7vefmhyfuqelcs">
         <w:r>
           <w:rPr>
             <w:rStyle w:val="Hyperlink"/>
@@ -922,7 +922,7 @@
       <w:r>
         <w:t xml:space="preserve"> — créé — </w:t>
       </w:r>
-      <w:hyperlink w:history="1" r:id="rIdjbgjmc7wu8ecjazzeptlu">
+      <w:hyperlink w:history="1" r:id="rIdajku0h_fk_qqyjdoew3x6">
         <w:r>
           <w:rPr>
             <w:rStyle w:val="Hyperlink"/>
@@ -959,7 +959,7 @@
       <w:r>
         <w:t xml:space="preserve"> — créé — </w:t>
       </w:r>
-      <w:hyperlink w:history="1" r:id="rIdejyse7vsryp01l-lgogsp">
+      <w:hyperlink w:history="1" r:id="rIdrltpifxzzoybxs3z33o_n">
         <w:r>
           <w:rPr>
             <w:rStyle w:val="Hyperlink"/>
@@ -988,7 +988,7 @@
       <w:r>
         <w:t xml:space="preserve"> — créé — </w:t>
       </w:r>
-      <w:hyperlink w:history="1" r:id="rId9rhk7s7q60g_mddqrzuin">
+      <w:hyperlink w:history="1" r:id="rIdougpowlb8wpk2udctjk7u">
         <w:r>
           <w:rPr>
             <w:rStyle w:val="Hyperlink"/>
@@ -1017,7 +1017,7 @@
       <w:r>
         <w:t xml:space="preserve"> — modifié — </w:t>
       </w:r>
-      <w:hyperlink w:history="1" r:id="rIdqh_wrjwvfl8iuu53uigxl">
+      <w:hyperlink w:history="1" r:id="rId_utugyftajf4s-qhqzoji">
         <w:r>
           <w:rPr>
             <w:rStyle w:val="Hyperlink"/>
@@ -1046,7 +1046,7 @@
       <w:r>
         <w:t xml:space="preserve"> — modifié — </w:t>
       </w:r>
-      <w:hyperlink w:history="1" r:id="rIdshf2lmlerjuggty7e-ebe">
+      <w:hyperlink w:history="1" r:id="rId9o5kquigy24l1iohdjnjv">
         <w:r>
           <w:rPr>
             <w:rStyle w:val="Hyperlink"/>
@@ -1075,7 +1075,7 @@
       <w:r>
         <w:t xml:space="preserve"> — créé — </w:t>
       </w:r>
-      <w:hyperlink w:history="1" r:id="rIdutzmdkve5g-il47xsvmg_">
+      <w:hyperlink w:history="1" r:id="rIdizbgbeefryobnypb50ppk">
         <w:r>
           <w:rPr>
             <w:rStyle w:val="Hyperlink"/>
@@ -1112,7 +1112,7 @@
       <w:r>
         <w:t xml:space="preserve"> — créé — </w:t>
       </w:r>
-      <w:hyperlink w:history="1" r:id="rIdgi4fsp7eevkgqs9yrl-ra">
+      <w:hyperlink w:history="1" r:id="rIdwxoyegcyfi30o_id2dw5t">
         <w:r>
           <w:rPr>
             <w:rStyle w:val="Hyperlink"/>
@@ -1141,7 +1141,7 @@
       <w:r>
         <w:t xml:space="preserve"> — modifié — </w:t>
       </w:r>
-      <w:hyperlink w:history="1" r:id="rIdgnwwtgiaezqiwzjwrlntp">
+      <w:hyperlink w:history="1" r:id="rId32bzy88zqgacadevy_0uh">
         <w:r>
           <w:rPr>
             <w:rStyle w:val="Hyperlink"/>
@@ -1170,7 +1170,7 @@
       <w:r>
         <w:t xml:space="preserve"> — modifié — </w:t>
       </w:r>
-      <w:hyperlink w:history="1" r:id="rId9-xcg9j-jnwpd3h5yt71m">
+      <w:hyperlink w:history="1" r:id="rId1i5jjhjmsiizirwxmwnji">
         <w:r>
           <w:rPr>
             <w:rStyle w:val="Hyperlink"/>
@@ -1207,7 +1207,7 @@
       <w:r>
         <w:t xml:space="preserve"> — modifié — </w:t>
       </w:r>
-      <w:hyperlink w:history="1" r:id="rId_dogdp7dqvbii6sbxdnam">
+      <w:hyperlink w:history="1" r:id="rIdwkmhwssit1aqt8lhxs-ym">
         <w:r>
           <w:rPr>
             <w:rStyle w:val="Hyperlink"/>
@@ -1236,7 +1236,7 @@
       <w:r>
         <w:t xml:space="preserve"> — créé — </w:t>
       </w:r>
-      <w:hyperlink w:history="1" r:id="rIdtnfpjhcs4voi91tlgijaf">
+      <w:hyperlink w:history="1" r:id="rIdntwrljilywlmu9ahx4otc">
         <w:r>
           <w:rPr>
             <w:rStyle w:val="Hyperlink"/>
@@ -1265,7 +1265,7 @@
       <w:r>
         <w:t xml:space="preserve"> — créé — </w:t>
       </w:r>
-      <w:hyperlink w:history="1" r:id="rIdj6ga_tum8tychzslz6jsq">
+      <w:hyperlink w:history="1" r:id="rIdbrlmne5chl5stmcphkftk">
         <w:r>
           <w:rPr>
             <w:rStyle w:val="Hyperlink"/>
@@ -1294,7 +1294,7 @@
       <w:r>
         <w:t xml:space="preserve"> — modifié — </w:t>
       </w:r>
-      <w:hyperlink w:history="1" r:id="rId8rkl1etbzgq3zjqhkasbk">
+      <w:hyperlink w:history="1" r:id="rIdy5izykb7bh1hv8cio6bsx">
         <w:r>
           <w:rPr>
             <w:rStyle w:val="Hyperlink"/>
@@ -1323,7 +1323,7 @@
       <w:r>
         <w:t xml:space="preserve"> — modifié — </w:t>
       </w:r>
-      <w:hyperlink w:history="1" r:id="rIdk2vyi5bkszj_dfwkp7-lo">
+      <w:hyperlink w:history="1" r:id="rIdi6nja-bv097bx3q-lmxsc">
         <w:r>
           <w:rPr>
             <w:rStyle w:val="Hyperlink"/>
@@ -1352,7 +1352,7 @@
       <w:r>
         <w:t xml:space="preserve"> — modifié — </w:t>
       </w:r>
-      <w:hyperlink w:history="1" r:id="rIdzn5yca628vw6sguxxwrx8">
+      <w:hyperlink w:history="1" r:id="rIdaozbagd8di4a4ocayve61">
         <w:r>
           <w:rPr>
             <w:rStyle w:val="Hyperlink"/>
@@ -1389,7 +1389,7 @@
       <w:r>
         <w:t xml:space="preserve"> — modifié — </w:t>
       </w:r>
-      <w:hyperlink w:history="1" r:id="rId-aw0b8xtqpbu2xjltndlg">
+      <w:hyperlink w:history="1" r:id="rIdvgmuqhgjlu9jr0pvr6k0y">
         <w:r>
           <w:rPr>
             <w:rStyle w:val="Hyperlink"/>
@@ -1418,7 +1418,7 @@
       <w:r>
         <w:t xml:space="preserve"> — modifié — </w:t>
       </w:r>
-      <w:hyperlink w:history="1" r:id="rId4x0pjijxscunn7scvm_2n">
+      <w:hyperlink w:history="1" r:id="rIdcvhmf-hww3mx6s0u0whve">
         <w:r>
           <w:rPr>
             <w:rStyle w:val="Hyperlink"/>
@@ -1447,7 +1447,7 @@
       <w:r>
         <w:t xml:space="preserve"> — créé — </w:t>
       </w:r>
-      <w:hyperlink w:history="1" r:id="rIdyehqcfqxuunle2f5psboo">
+      <w:hyperlink w:history="1" r:id="rIdfaeruqudr4rxcyt5cr7pm">
         <w:r>
           <w:rPr>
             <w:rStyle w:val="Hyperlink"/>
@@ -1476,7 +1476,7 @@
       <w:r>
         <w:t xml:space="preserve"> — créé — </w:t>
       </w:r>
-      <w:hyperlink w:history="1" r:id="rIddx3qlmdeuwvt829-h4rnh">
+      <w:hyperlink w:history="1" r:id="rIdrubr2ipgezqehru4hrudi">
         <w:r>
           <w:rPr>
             <w:rStyle w:val="Hyperlink"/>
@@ -1505,7 +1505,7 @@
       <w:r>
         <w:t xml:space="preserve"> — modifié — </w:t>
       </w:r>
-      <w:hyperlink w:history="1" r:id="rIdcwdlnmddszcak4txbvhai">
+      <w:hyperlink w:history="1" r:id="rIdvcr9qlt8vh0g_k1e_aqod">
         <w:r>
           <w:rPr>
             <w:rStyle w:val="Hyperlink"/>
@@ -1542,7 +1542,7 @@
       <w:r>
         <w:t xml:space="preserve"> — modifié — </w:t>
       </w:r>
-      <w:hyperlink w:history="1" r:id="rIdoh-velz0nns8rjmnkhokb">
+      <w:hyperlink w:history="1" r:id="rIdrh8gd0pthxdnwwpf0ex6j">
         <w:r>
           <w:rPr>
             <w:rStyle w:val="Hyperlink"/>
@@ -1571,7 +1571,7 @@
       <w:r>
         <w:t xml:space="preserve"> — modifié — </w:t>
       </w:r>
-      <w:hyperlink w:history="1" r:id="rId2khpiafcocai4ktxtmvxn">
+      <w:hyperlink w:history="1" r:id="rIdqeexcu96pqw9pj84iwunx">
         <w:r>
           <w:rPr>
             <w:rStyle w:val="Hyperlink"/>
@@ -1608,7 +1608,7 @@
       <w:r>
         <w:t xml:space="preserve"> — modifié — </w:t>
       </w:r>
-      <w:hyperlink w:history="1" r:id="rId_vnon_c8pyltbxhocwefy">
+      <w:hyperlink w:history="1" r:id="rIdrusr7n-jxswwrbtvpsxwv">
         <w:r>
           <w:rPr>
             <w:rStyle w:val="Hyperlink"/>
@@ -1637,7 +1637,7 @@
       <w:r>
         <w:t xml:space="preserve"> — modifié — </w:t>
       </w:r>
-      <w:hyperlink w:history="1" r:id="rIdnoe70ecfszbdsflkq-rpv">
+      <w:hyperlink w:history="1" r:id="rId5rlxm7ylfm7ffybclsowo">
         <w:r>
           <w:rPr>
             <w:rStyle w:val="Hyperlink"/>
@@ -1666,7 +1666,7 @@
       <w:r>
         <w:t xml:space="preserve"> — modifié — </w:t>
       </w:r>
-      <w:hyperlink w:history="1" r:id="rIdimvsgxbybuvqdcfkcrxj9">
+      <w:hyperlink w:history="1" r:id="rIdyijqtnn8z_mq9qrnttg7r">
         <w:r>
           <w:rPr>
             <w:rStyle w:val="Hyperlink"/>

--- a/docs/developpement/phases/word/PHASE_38_ASSISTANT_POSE_TA_QUESTION_ET_BRIEF_REFORMULE_PAR_MISTRAL.docx
+++ b/docs/developpement/phases/word/PHASE_38_ASSISTANT_POSE_TA_QUESTION_ET_BRIEF_REFORMULE_PAR_MISTRAL.docx
@@ -20,7 +20,7 @@
       <w:r>
         <w:t xml:space="preserve">FlaiX Expert · dossier de développement · généré le 2026-10-21 depuis le dépôt </w:t>
       </w:r>
-      <w:hyperlink w:history="1" r:id="rIdh6z5jc06ls2pknjsrthdw">
+      <w:hyperlink w:history="1" r:id="rIdoxb_9anf4hsstjes6cggi">
         <w:r>
           <w:rPr>
             <w:rStyle w:val="Hyperlink"/>
@@ -854,7 +854,7 @@
           <w:numId w:val="2"/>
         </w:numPr>
       </w:pPr>
-      <w:hyperlink w:history="1" r:id="rId3b9pn7mfp2m_qxorhd4l3">
+      <w:hyperlink w:history="1" r:id="rIdnujvh0rsrgegq_bxchlfo">
         <w:r>
           <w:rPr>
             <w:rStyle w:val="Hyperlink"/>
@@ -874,7 +874,7 @@
           <w:numId w:val="2"/>
         </w:numPr>
       </w:pPr>
-      <w:hyperlink w:history="1" r:id="rIdaml-f0x7vefmhyfuqelcs">
+      <w:hyperlink w:history="1" r:id="rIdqc3yxc5osg0q7ol0-myq0">
         <w:r>
           <w:rPr>
             <w:rStyle w:val="Hyperlink"/>
@@ -922,7 +922,7 @@
       <w:r>
         <w:t xml:space="preserve"> — créé — </w:t>
       </w:r>
-      <w:hyperlink w:history="1" r:id="rIdajku0h_fk_qqyjdoew3x6">
+      <w:hyperlink w:history="1" r:id="rIdxf4ftzizkarn7blhozn1s">
         <w:r>
           <w:rPr>
             <w:rStyle w:val="Hyperlink"/>
@@ -959,7 +959,7 @@
       <w:r>
         <w:t xml:space="preserve"> — créé — </w:t>
       </w:r>
-      <w:hyperlink w:history="1" r:id="rIdrltpifxzzoybxs3z33o_n">
+      <w:hyperlink w:history="1" r:id="rIdmvpbfa_nhlh6mvv6gopns">
         <w:r>
           <w:rPr>
             <w:rStyle w:val="Hyperlink"/>
@@ -988,7 +988,7 @@
       <w:r>
         <w:t xml:space="preserve"> — créé — </w:t>
       </w:r>
-      <w:hyperlink w:history="1" r:id="rIdougpowlb8wpk2udctjk7u">
+      <w:hyperlink w:history="1" r:id="rIdjmeyytazurnuhujxf7gzi">
         <w:r>
           <w:rPr>
             <w:rStyle w:val="Hyperlink"/>
@@ -1017,7 +1017,7 @@
       <w:r>
         <w:t xml:space="preserve"> — modifié — </w:t>
       </w:r>
-      <w:hyperlink w:history="1" r:id="rId_utugyftajf4s-qhqzoji">
+      <w:hyperlink w:history="1" r:id="rIdyypd-4kxsbexpijoc30xd">
         <w:r>
           <w:rPr>
             <w:rStyle w:val="Hyperlink"/>
@@ -1046,7 +1046,7 @@
       <w:r>
         <w:t xml:space="preserve"> — modifié — </w:t>
       </w:r>
-      <w:hyperlink w:history="1" r:id="rId9o5kquigy24l1iohdjnjv">
+      <w:hyperlink w:history="1" r:id="rIdqilthbf4z-ivxae-t0ooj">
         <w:r>
           <w:rPr>
             <w:rStyle w:val="Hyperlink"/>
@@ -1075,7 +1075,7 @@
       <w:r>
         <w:t xml:space="preserve"> — créé — </w:t>
       </w:r>
-      <w:hyperlink w:history="1" r:id="rIdizbgbeefryobnypb50ppk">
+      <w:hyperlink w:history="1" r:id="rId4_l9jx65nql6qy1kf4d_-">
         <w:r>
           <w:rPr>
             <w:rStyle w:val="Hyperlink"/>
@@ -1112,7 +1112,7 @@
       <w:r>
         <w:t xml:space="preserve"> — créé — </w:t>
       </w:r>
-      <w:hyperlink w:history="1" r:id="rIdwxoyegcyfi30o_id2dw5t">
+      <w:hyperlink w:history="1" r:id="rIduxy0id5frrmjup1qo0axt">
         <w:r>
           <w:rPr>
             <w:rStyle w:val="Hyperlink"/>
@@ -1141,7 +1141,7 @@
       <w:r>
         <w:t xml:space="preserve"> — modifié — </w:t>
       </w:r>
-      <w:hyperlink w:history="1" r:id="rId32bzy88zqgacadevy_0uh">
+      <w:hyperlink w:history="1" r:id="rIdiebloa-oz40dkvl3wy8yp">
         <w:r>
           <w:rPr>
             <w:rStyle w:val="Hyperlink"/>
@@ -1170,7 +1170,7 @@
       <w:r>
         <w:t xml:space="preserve"> — modifié — </w:t>
       </w:r>
-      <w:hyperlink w:history="1" r:id="rId1i5jjhjmsiizirwxmwnji">
+      <w:hyperlink w:history="1" r:id="rIdixthrvuly7xqzqnarofmc">
         <w:r>
           <w:rPr>
             <w:rStyle w:val="Hyperlink"/>
@@ -1207,7 +1207,7 @@
       <w:r>
         <w:t xml:space="preserve"> — modifié — </w:t>
       </w:r>
-      <w:hyperlink w:history="1" r:id="rIdwkmhwssit1aqt8lhxs-ym">
+      <w:hyperlink w:history="1" r:id="rIdu_-crbgecigam-l2n1zrt">
         <w:r>
           <w:rPr>
             <w:rStyle w:val="Hyperlink"/>
@@ -1236,7 +1236,7 @@
       <w:r>
         <w:t xml:space="preserve"> — créé — </w:t>
       </w:r>
-      <w:hyperlink w:history="1" r:id="rIdntwrljilywlmu9ahx4otc">
+      <w:hyperlink w:history="1" r:id="rIdyxe-fvs5ghiiw3bgwsxr0">
         <w:r>
           <w:rPr>
             <w:rStyle w:val="Hyperlink"/>
@@ -1265,7 +1265,7 @@
       <w:r>
         <w:t xml:space="preserve"> — créé — </w:t>
       </w:r>
-      <w:hyperlink w:history="1" r:id="rIdbrlmne5chl5stmcphkftk">
+      <w:hyperlink w:history="1" r:id="rIdyjwlymcjtvjzgk78epri-">
         <w:r>
           <w:rPr>
             <w:rStyle w:val="Hyperlink"/>
@@ -1294,7 +1294,7 @@
       <w:r>
         <w:t xml:space="preserve"> — modifié — </w:t>
       </w:r>
-      <w:hyperlink w:history="1" r:id="rIdy5izykb7bh1hv8cio6bsx">
+      <w:hyperlink w:history="1" r:id="rIdt06tnjyu7o4-0grmbqbuu">
         <w:r>
           <w:rPr>
             <w:rStyle w:val="Hyperlink"/>
@@ -1323,7 +1323,7 @@
       <w:r>
         <w:t xml:space="preserve"> — modifié — </w:t>
       </w:r>
-      <w:hyperlink w:history="1" r:id="rIdi6nja-bv097bx3q-lmxsc">
+      <w:hyperlink w:history="1" r:id="rIdsdzqosf8nlbiptaqvfbui">
         <w:r>
           <w:rPr>
             <w:rStyle w:val="Hyperlink"/>
@@ -1352,7 +1352,7 @@
       <w:r>
         <w:t xml:space="preserve"> — modifié — </w:t>
       </w:r>
-      <w:hyperlink w:history="1" r:id="rIdaozbagd8di4a4ocayve61">
+      <w:hyperlink w:history="1" r:id="rIdjaqycoy1u7f0jlifr8sci">
         <w:r>
           <w:rPr>
             <w:rStyle w:val="Hyperlink"/>
@@ -1389,7 +1389,7 @@
       <w:r>
         <w:t xml:space="preserve"> — modifié — </w:t>
       </w:r>
-      <w:hyperlink w:history="1" r:id="rIdvgmuqhgjlu9jr0pvr6k0y">
+      <w:hyperlink w:history="1" r:id="rIdl5z246vilw0netqy3c1ub">
         <w:r>
           <w:rPr>
             <w:rStyle w:val="Hyperlink"/>
@@ -1418,7 +1418,7 @@
       <w:r>
         <w:t xml:space="preserve"> — modifié — </w:t>
       </w:r>
-      <w:hyperlink w:history="1" r:id="rIdcvhmf-hww3mx6s0u0whve">
+      <w:hyperlink w:history="1" r:id="rIdqnxtdyzxwqkhywxqijo9l">
         <w:r>
           <w:rPr>
             <w:rStyle w:val="Hyperlink"/>
@@ -1447,7 +1447,7 @@
       <w:r>
         <w:t xml:space="preserve"> — créé — </w:t>
       </w:r>
-      <w:hyperlink w:history="1" r:id="rIdfaeruqudr4rxcyt5cr7pm">
+      <w:hyperlink w:history="1" r:id="rId6ppcuohhema1uxll2pvg1">
         <w:r>
           <w:rPr>
             <w:rStyle w:val="Hyperlink"/>
@@ -1476,7 +1476,7 @@
       <w:r>
         <w:t xml:space="preserve"> — créé — </w:t>
       </w:r>
-      <w:hyperlink w:history="1" r:id="rIdrubr2ipgezqehru4hrudi">
+      <w:hyperlink w:history="1" r:id="rId7kmq6kxtjbci8hh0_ndhn">
         <w:r>
           <w:rPr>
             <w:rStyle w:val="Hyperlink"/>
@@ -1505,7 +1505,7 @@
       <w:r>
         <w:t xml:space="preserve"> — modifié — </w:t>
       </w:r>
-      <w:hyperlink w:history="1" r:id="rIdvcr9qlt8vh0g_k1e_aqod">
+      <w:hyperlink w:history="1" r:id="rIdic17ulxpuijv9glxpnccg">
         <w:r>
           <w:rPr>
             <w:rStyle w:val="Hyperlink"/>
@@ -1542,7 +1542,7 @@
       <w:r>
         <w:t xml:space="preserve"> — modifié — </w:t>
       </w:r>
-      <w:hyperlink w:history="1" r:id="rIdrh8gd0pthxdnwwpf0ex6j">
+      <w:hyperlink w:history="1" r:id="rIdzqbbswjciqz1kdnygmz8s">
         <w:r>
           <w:rPr>
             <w:rStyle w:val="Hyperlink"/>
@@ -1571,7 +1571,7 @@
       <w:r>
         <w:t xml:space="preserve"> — modifié — </w:t>
       </w:r>
-      <w:hyperlink w:history="1" r:id="rIdqeexcu96pqw9pj84iwunx">
+      <w:hyperlink w:history="1" r:id="rIdlf4-tajvmuz17gldvcefa">
         <w:r>
           <w:rPr>
             <w:rStyle w:val="Hyperlink"/>
@@ -1608,7 +1608,7 @@
       <w:r>
         <w:t xml:space="preserve"> — modifié — </w:t>
       </w:r>
-      <w:hyperlink w:history="1" r:id="rIdrusr7n-jxswwrbtvpsxwv">
+      <w:hyperlink w:history="1" r:id="rIdcgwmbp7ykujhvcaeo-rns">
         <w:r>
           <w:rPr>
             <w:rStyle w:val="Hyperlink"/>
@@ -1637,7 +1637,7 @@
       <w:r>
         <w:t xml:space="preserve"> — modifié — </w:t>
       </w:r>
-      <w:hyperlink w:history="1" r:id="rId5rlxm7ylfm7ffybclsowo">
+      <w:hyperlink w:history="1" r:id="rIdazfhvodn1koopxnazptps">
         <w:r>
           <w:rPr>
             <w:rStyle w:val="Hyperlink"/>
@@ -1666,7 +1666,7 @@
       <w:r>
         <w:t xml:space="preserve"> — modifié — </w:t>
       </w:r>
-      <w:hyperlink w:history="1" r:id="rIdyijqtnn8z_mq9qrnttg7r">
+      <w:hyperlink w:history="1" r:id="rIdczhmkqr0rbkq9zy7aiget">
         <w:r>
           <w:rPr>
             <w:rStyle w:val="Hyperlink"/>

--- a/docs/developpement/phases/word/PHASE_38_ASSISTANT_POSE_TA_QUESTION_ET_BRIEF_REFORMULE_PAR_MISTRAL.docx
+++ b/docs/developpement/phases/word/PHASE_38_ASSISTANT_POSE_TA_QUESTION_ET_BRIEF_REFORMULE_PAR_MISTRAL.docx
@@ -18,9 +18,9 @@
         <w:shd w:fill="F6F3FF" w:color="auto" w:val="clear"/>
       </w:pPr>
       <w:r>
-        <w:t xml:space="preserve">FlaiX Expert · dossier de développement · généré le 2026-10-21 depuis le dépôt </w:t>
-      </w:r>
-      <w:hyperlink w:history="1" r:id="rIdoxb_9anf4hsstjes6cggi">
+        <w:t xml:space="preserve">FlaiX Expert · dossier de développement · généré le 2026-10-23 depuis le dépôt </w:t>
+      </w:r>
+      <w:hyperlink w:history="1" r:id="rId9gqszwnsrsx8fwr97fhp4">
         <w:r>
           <w:rPr>
             <w:rStyle w:val="Hyperlink"/>
@@ -854,7 +854,7 @@
           <w:numId w:val="2"/>
         </w:numPr>
       </w:pPr>
-      <w:hyperlink w:history="1" r:id="rIdnujvh0rsrgegq_bxchlfo">
+      <w:hyperlink w:history="1" r:id="rIdis1lgbfplxmh_hmeuhs5q">
         <w:r>
           <w:rPr>
             <w:rStyle w:val="Hyperlink"/>
@@ -874,7 +874,7 @@
           <w:numId w:val="2"/>
         </w:numPr>
       </w:pPr>
-      <w:hyperlink w:history="1" r:id="rIdqc3yxc5osg0q7ol0-myq0">
+      <w:hyperlink w:history="1" r:id="rIdlr-bnpbjpc0h2uf-ltjtz">
         <w:r>
           <w:rPr>
             <w:rStyle w:val="Hyperlink"/>
@@ -922,7 +922,7 @@
       <w:r>
         <w:t xml:space="preserve"> — créé — </w:t>
       </w:r>
-      <w:hyperlink w:history="1" r:id="rIdxf4ftzizkarn7blhozn1s">
+      <w:hyperlink w:history="1" r:id="rIdx2sss62oiczpifxaqg6rv">
         <w:r>
           <w:rPr>
             <w:rStyle w:val="Hyperlink"/>
@@ -959,7 +959,7 @@
       <w:r>
         <w:t xml:space="preserve"> — créé — </w:t>
       </w:r>
-      <w:hyperlink w:history="1" r:id="rIdmvpbfa_nhlh6mvv6gopns">
+      <w:hyperlink w:history="1" r:id="rIdtitmavnmnmg45iaoz0lxn">
         <w:r>
           <w:rPr>
             <w:rStyle w:val="Hyperlink"/>
@@ -988,7 +988,7 @@
       <w:r>
         <w:t xml:space="preserve"> — créé — </w:t>
       </w:r>
-      <w:hyperlink w:history="1" r:id="rIdjmeyytazurnuhujxf7gzi">
+      <w:hyperlink w:history="1" r:id="rIdcdfvhqcy_fs5ojabswo7v">
         <w:r>
           <w:rPr>
             <w:rStyle w:val="Hyperlink"/>
@@ -1017,7 +1017,7 @@
       <w:r>
         <w:t xml:space="preserve"> — modifié — </w:t>
       </w:r>
-      <w:hyperlink w:history="1" r:id="rIdyypd-4kxsbexpijoc30xd">
+      <w:hyperlink w:history="1" r:id="rIdyzacqyz2lm_55nthbkecq">
         <w:r>
           <w:rPr>
             <w:rStyle w:val="Hyperlink"/>
@@ -1046,7 +1046,7 @@
       <w:r>
         <w:t xml:space="preserve"> — modifié — </w:t>
       </w:r>
-      <w:hyperlink w:history="1" r:id="rIdqilthbf4z-ivxae-t0ooj">
+      <w:hyperlink w:history="1" r:id="rId4jvit6qcq_hjsewvj79yg">
         <w:r>
           <w:rPr>
             <w:rStyle w:val="Hyperlink"/>
@@ -1075,7 +1075,7 @@
       <w:r>
         <w:t xml:space="preserve"> — créé — </w:t>
       </w:r>
-      <w:hyperlink w:history="1" r:id="rId4_l9jx65nql6qy1kf4d_-">
+      <w:hyperlink w:history="1" r:id="rIdap2bxniwrrsh1gaf9a6zk">
         <w:r>
           <w:rPr>
             <w:rStyle w:val="Hyperlink"/>
@@ -1112,7 +1112,7 @@
       <w:r>
         <w:t xml:space="preserve"> — créé — </w:t>
       </w:r>
-      <w:hyperlink w:history="1" r:id="rIduxy0id5frrmjup1qo0axt">
+      <w:hyperlink w:history="1" r:id="rIdvcrjrfx13mk_dkijpebns">
         <w:r>
           <w:rPr>
             <w:rStyle w:val="Hyperlink"/>
@@ -1141,7 +1141,7 @@
       <w:r>
         <w:t xml:space="preserve"> — modifié — </w:t>
       </w:r>
-      <w:hyperlink w:history="1" r:id="rIdiebloa-oz40dkvl3wy8yp">
+      <w:hyperlink w:history="1" r:id="rIdgd8ufofyafj2iuxm2c2do">
         <w:r>
           <w:rPr>
             <w:rStyle w:val="Hyperlink"/>
@@ -1170,7 +1170,7 @@
       <w:r>
         <w:t xml:space="preserve"> — modifié — </w:t>
       </w:r>
-      <w:hyperlink w:history="1" r:id="rIdixthrvuly7xqzqnarofmc">
+      <w:hyperlink w:history="1" r:id="rIdmqmgp28kn96dc1oor_2bw">
         <w:r>
           <w:rPr>
             <w:rStyle w:val="Hyperlink"/>
@@ -1207,7 +1207,7 @@
       <w:r>
         <w:t xml:space="preserve"> — modifié — </w:t>
       </w:r>
-      <w:hyperlink w:history="1" r:id="rIdu_-crbgecigam-l2n1zrt">
+      <w:hyperlink w:history="1" r:id="rId6nreutrmaxoezugzn8luo">
         <w:r>
           <w:rPr>
             <w:rStyle w:val="Hyperlink"/>
@@ -1236,7 +1236,7 @@
       <w:r>
         <w:t xml:space="preserve"> — créé — </w:t>
       </w:r>
-      <w:hyperlink w:history="1" r:id="rIdyxe-fvs5ghiiw3bgwsxr0">
+      <w:hyperlink w:history="1" r:id="rIdutxwg-hjbvolpqoae8afd">
         <w:r>
           <w:rPr>
             <w:rStyle w:val="Hyperlink"/>
@@ -1265,7 +1265,7 @@
       <w:r>
         <w:t xml:space="preserve"> — créé — </w:t>
       </w:r>
-      <w:hyperlink w:history="1" r:id="rIdyjwlymcjtvjzgk78epri-">
+      <w:hyperlink w:history="1" r:id="rIdhhxocgjqzxzmvmhh5qgvd">
         <w:r>
           <w:rPr>
             <w:rStyle w:val="Hyperlink"/>
@@ -1294,7 +1294,7 @@
       <w:r>
         <w:t xml:space="preserve"> — modifié — </w:t>
       </w:r>
-      <w:hyperlink w:history="1" r:id="rIdt06tnjyu7o4-0grmbqbuu">
+      <w:hyperlink w:history="1" r:id="rIdbdjcexuloe9wupvcd0gla">
         <w:r>
           <w:rPr>
             <w:rStyle w:val="Hyperlink"/>
@@ -1323,7 +1323,7 @@
       <w:r>
         <w:t xml:space="preserve"> — modifié — </w:t>
       </w:r>
-      <w:hyperlink w:history="1" r:id="rIdsdzqosf8nlbiptaqvfbui">
+      <w:hyperlink w:history="1" r:id="rIdi60yspqsz3r_ecdg2suyv">
         <w:r>
           <w:rPr>
             <w:rStyle w:val="Hyperlink"/>
@@ -1352,7 +1352,7 @@
       <w:r>
         <w:t xml:space="preserve"> — modifié — </w:t>
       </w:r>
-      <w:hyperlink w:history="1" r:id="rIdjaqycoy1u7f0jlifr8sci">
+      <w:hyperlink w:history="1" r:id="rIdt_mc_rlb8v8dj-xg4fzxz">
         <w:r>
           <w:rPr>
             <w:rStyle w:val="Hyperlink"/>
@@ -1389,7 +1389,7 @@
       <w:r>
         <w:t xml:space="preserve"> — modifié — </w:t>
       </w:r>
-      <w:hyperlink w:history="1" r:id="rIdl5z246vilw0netqy3c1ub">
+      <w:hyperlink w:history="1" r:id="rIdb24cnypvdstj9qpdj-mzk">
         <w:r>
           <w:rPr>
             <w:rStyle w:val="Hyperlink"/>
@@ -1418,7 +1418,7 @@
       <w:r>
         <w:t xml:space="preserve"> — modifié — </w:t>
       </w:r>
-      <w:hyperlink w:history="1" r:id="rIdqnxtdyzxwqkhywxqijo9l">
+      <w:hyperlink w:history="1" r:id="rId1dgvjvzesos0zsc0tschh">
         <w:r>
           <w:rPr>
             <w:rStyle w:val="Hyperlink"/>
@@ -1447,7 +1447,7 @@
       <w:r>
         <w:t xml:space="preserve"> — créé — </w:t>
       </w:r>
-      <w:hyperlink w:history="1" r:id="rId6ppcuohhema1uxll2pvg1">
+      <w:hyperlink w:history="1" r:id="rIddig3za25ipla0tah4ejtj">
         <w:r>
           <w:rPr>
             <w:rStyle w:val="Hyperlink"/>
@@ -1476,7 +1476,7 @@
       <w:r>
         <w:t xml:space="preserve"> — créé — </w:t>
       </w:r>
-      <w:hyperlink w:history="1" r:id="rId7kmq6kxtjbci8hh0_ndhn">
+      <w:hyperlink w:history="1" r:id="rIddmitumahtmo_l2knvjjww">
         <w:r>
           <w:rPr>
             <w:rStyle w:val="Hyperlink"/>
@@ -1505,7 +1505,7 @@
       <w:r>
         <w:t xml:space="preserve"> — modifié — </w:t>
       </w:r>
-      <w:hyperlink w:history="1" r:id="rIdic17ulxpuijv9glxpnccg">
+      <w:hyperlink w:history="1" r:id="rIdhfjv_icslj1wpjcphn03v">
         <w:r>
           <w:rPr>
             <w:rStyle w:val="Hyperlink"/>
@@ -1542,7 +1542,7 @@
       <w:r>
         <w:t xml:space="preserve"> — modifié — </w:t>
       </w:r>
-      <w:hyperlink w:history="1" r:id="rIdzqbbswjciqz1kdnygmz8s">
+      <w:hyperlink w:history="1" r:id="rIdip56pr2r8jcsedpkreguo">
         <w:r>
           <w:rPr>
             <w:rStyle w:val="Hyperlink"/>
@@ -1571,7 +1571,7 @@
       <w:r>
         <w:t xml:space="preserve"> — modifié — </w:t>
       </w:r>
-      <w:hyperlink w:history="1" r:id="rIdlf4-tajvmuz17gldvcefa">
+      <w:hyperlink w:history="1" r:id="rIdgm4ak7erddckrrgbtt-ua">
         <w:r>
           <w:rPr>
             <w:rStyle w:val="Hyperlink"/>
@@ -1608,7 +1608,7 @@
       <w:r>
         <w:t xml:space="preserve"> — modifié — </w:t>
       </w:r>
-      <w:hyperlink w:history="1" r:id="rIdcgwmbp7ykujhvcaeo-rns">
+      <w:hyperlink w:history="1" r:id="rIdd9qeunknfm9cik3xxej_n">
         <w:r>
           <w:rPr>
             <w:rStyle w:val="Hyperlink"/>
@@ -1637,7 +1637,7 @@
       <w:r>
         <w:t xml:space="preserve"> — modifié — </w:t>
       </w:r>
-      <w:hyperlink w:history="1" r:id="rIdazfhvodn1koopxnazptps">
+      <w:hyperlink w:history="1" r:id="rIdtvus8pnzkt1hicc9n8h9w">
         <w:r>
           <w:rPr>
             <w:rStyle w:val="Hyperlink"/>
@@ -1666,7 +1666,7 @@
       <w:r>
         <w:t xml:space="preserve"> — modifié — </w:t>
       </w:r>
-      <w:hyperlink w:history="1" r:id="rIdczhmkqr0rbkq9zy7aiget">
+      <w:hyperlink w:history="1" r:id="rIdz2myd_728xblhya3hcw5i">
         <w:r>
           <w:rPr>
             <w:rStyle w:val="Hyperlink"/>

--- a/docs/developpement/phases/word/PHASE_38_ASSISTANT_POSE_TA_QUESTION_ET_BRIEF_REFORMULE_PAR_MISTRAL.docx
+++ b/docs/developpement/phases/word/PHASE_38_ASSISTANT_POSE_TA_QUESTION_ET_BRIEF_REFORMULE_PAR_MISTRAL.docx
@@ -18,9 +18,9 @@
         <w:shd w:fill="F6F3FF" w:color="auto" w:val="clear"/>
       </w:pPr>
       <w:r>
-        <w:t xml:space="preserve">FlaiX Expert · dossier de développement · généré le 2026-10-23 depuis le dépôt </w:t>
-      </w:r>
-      <w:hyperlink w:history="1" r:id="rId9gqszwnsrsx8fwr97fhp4">
+        <w:t xml:space="preserve">FlaiX Expert · dossier de développement · généré le 2026-10-24 depuis le dépôt </w:t>
+      </w:r>
+      <w:hyperlink w:history="1" r:id="rId0pujfwvunj5msrcjur6yn">
         <w:r>
           <w:rPr>
             <w:rStyle w:val="Hyperlink"/>
@@ -854,7 +854,7 @@
           <w:numId w:val="2"/>
         </w:numPr>
       </w:pPr>
-      <w:hyperlink w:history="1" r:id="rIdis1lgbfplxmh_hmeuhs5q">
+      <w:hyperlink w:history="1" r:id="rIdqnfidpjky7cdd9eyvhlf4">
         <w:r>
           <w:rPr>
             <w:rStyle w:val="Hyperlink"/>
@@ -874,7 +874,7 @@
           <w:numId w:val="2"/>
         </w:numPr>
       </w:pPr>
-      <w:hyperlink w:history="1" r:id="rIdlr-bnpbjpc0h2uf-ltjtz">
+      <w:hyperlink w:history="1" r:id="rId-dqmdgdiliv0bq9gll2k4">
         <w:r>
           <w:rPr>
             <w:rStyle w:val="Hyperlink"/>
@@ -922,7 +922,7 @@
       <w:r>
         <w:t xml:space="preserve"> — créé — </w:t>
       </w:r>
-      <w:hyperlink w:history="1" r:id="rIdx2sss62oiczpifxaqg6rv">
+      <w:hyperlink w:history="1" r:id="rIdjpcdkew2zdwavwbjub1v4">
         <w:r>
           <w:rPr>
             <w:rStyle w:val="Hyperlink"/>
@@ -959,7 +959,7 @@
       <w:r>
         <w:t xml:space="preserve"> — créé — </w:t>
       </w:r>
-      <w:hyperlink w:history="1" r:id="rIdtitmavnmnmg45iaoz0lxn">
+      <w:hyperlink w:history="1" r:id="rIdd5rjlzgpl73hoptl_mc-_">
         <w:r>
           <w:rPr>
             <w:rStyle w:val="Hyperlink"/>
@@ -988,7 +988,7 @@
       <w:r>
         <w:t xml:space="preserve"> — créé — </w:t>
       </w:r>
-      <w:hyperlink w:history="1" r:id="rIdcdfvhqcy_fs5ojabswo7v">
+      <w:hyperlink w:history="1" r:id="rId3fqneui-ghcq3m8elm-w4">
         <w:r>
           <w:rPr>
             <w:rStyle w:val="Hyperlink"/>
@@ -1017,7 +1017,7 @@
       <w:r>
         <w:t xml:space="preserve"> — modifié — </w:t>
       </w:r>
-      <w:hyperlink w:history="1" r:id="rIdyzacqyz2lm_55nthbkecq">
+      <w:hyperlink w:history="1" r:id="rIdynwxt1nvbcbc1zjv0n0-f">
         <w:r>
           <w:rPr>
             <w:rStyle w:val="Hyperlink"/>
@@ -1046,7 +1046,7 @@
       <w:r>
         <w:t xml:space="preserve"> — modifié — </w:t>
       </w:r>
-      <w:hyperlink w:history="1" r:id="rId4jvit6qcq_hjsewvj79yg">
+      <w:hyperlink w:history="1" r:id="rIdfenxcgds_uez9xmccrl60">
         <w:r>
           <w:rPr>
             <w:rStyle w:val="Hyperlink"/>
@@ -1075,7 +1075,7 @@
       <w:r>
         <w:t xml:space="preserve"> — créé — </w:t>
       </w:r>
-      <w:hyperlink w:history="1" r:id="rIdap2bxniwrrsh1gaf9a6zk">
+      <w:hyperlink w:history="1" r:id="rIdirxczglcpacezw_zpryyg">
         <w:r>
           <w:rPr>
             <w:rStyle w:val="Hyperlink"/>
@@ -1112,7 +1112,7 @@
       <w:r>
         <w:t xml:space="preserve"> — créé — </w:t>
       </w:r>
-      <w:hyperlink w:history="1" r:id="rIdvcrjrfx13mk_dkijpebns">
+      <w:hyperlink w:history="1" r:id="rIdf9j6dtvzipx8v5u4uh7sc">
         <w:r>
           <w:rPr>
             <w:rStyle w:val="Hyperlink"/>
@@ -1141,7 +1141,7 @@
       <w:r>
         <w:t xml:space="preserve"> — modifié — </w:t>
       </w:r>
-      <w:hyperlink w:history="1" r:id="rIdgd8ufofyafj2iuxm2c2do">
+      <w:hyperlink w:history="1" r:id="rIdjvriw0nvhijdu03ad4-xd">
         <w:r>
           <w:rPr>
             <w:rStyle w:val="Hyperlink"/>
@@ -1170,7 +1170,7 @@
       <w:r>
         <w:t xml:space="preserve"> — modifié — </w:t>
       </w:r>
-      <w:hyperlink w:history="1" r:id="rIdmqmgp28kn96dc1oor_2bw">
+      <w:hyperlink w:history="1" r:id="rIdtomh4ubco3lvgze1l1onl">
         <w:r>
           <w:rPr>
             <w:rStyle w:val="Hyperlink"/>
@@ -1207,7 +1207,7 @@
       <w:r>
         <w:t xml:space="preserve"> — modifié — </w:t>
       </w:r>
-      <w:hyperlink w:history="1" r:id="rId6nreutrmaxoezugzn8luo">
+      <w:hyperlink w:history="1" r:id="rIdqyqz4p987u2x1cry0isk4">
         <w:r>
           <w:rPr>
             <w:rStyle w:val="Hyperlink"/>
@@ -1236,7 +1236,7 @@
       <w:r>
         <w:t xml:space="preserve"> — créé — </w:t>
       </w:r>
-      <w:hyperlink w:history="1" r:id="rIdutxwg-hjbvolpqoae8afd">
+      <w:hyperlink w:history="1" r:id="rIdkjscdysvoamzw9f5wwoi4">
         <w:r>
           <w:rPr>
             <w:rStyle w:val="Hyperlink"/>
@@ -1265,7 +1265,7 @@
       <w:r>
         <w:t xml:space="preserve"> — créé — </w:t>
       </w:r>
-      <w:hyperlink w:history="1" r:id="rIdhhxocgjqzxzmvmhh5qgvd">
+      <w:hyperlink w:history="1" r:id="rId0exjawtvslerj33ufwqkp">
         <w:r>
           <w:rPr>
             <w:rStyle w:val="Hyperlink"/>
@@ -1294,7 +1294,7 @@
       <w:r>
         <w:t xml:space="preserve"> — modifié — </w:t>
       </w:r>
-      <w:hyperlink w:history="1" r:id="rIdbdjcexuloe9wupvcd0gla">
+      <w:hyperlink w:history="1" r:id="rIdsla3dxfyh4cpd7v_pubxg">
         <w:r>
           <w:rPr>
             <w:rStyle w:val="Hyperlink"/>
@@ -1323,7 +1323,7 @@
       <w:r>
         <w:t xml:space="preserve"> — modifié — </w:t>
       </w:r>
-      <w:hyperlink w:history="1" r:id="rIdi60yspqsz3r_ecdg2suyv">
+      <w:hyperlink w:history="1" r:id="rIdr_8gf0whejzu4yvez2azp">
         <w:r>
           <w:rPr>
             <w:rStyle w:val="Hyperlink"/>
@@ -1352,7 +1352,7 @@
       <w:r>
         <w:t xml:space="preserve"> — modifié — </w:t>
       </w:r>
-      <w:hyperlink w:history="1" r:id="rIdt_mc_rlb8v8dj-xg4fzxz">
+      <w:hyperlink w:history="1" r:id="rIdqvopmkvlu1mbzoehoq9qq">
         <w:r>
           <w:rPr>
             <w:rStyle w:val="Hyperlink"/>
@@ -1389,7 +1389,7 @@
       <w:r>
         <w:t xml:space="preserve"> — modifié — </w:t>
       </w:r>
-      <w:hyperlink w:history="1" r:id="rIdb24cnypvdstj9qpdj-mzk">
+      <w:hyperlink w:history="1" r:id="rIdqwy2lill1ienwnuwcv4pt">
         <w:r>
           <w:rPr>
             <w:rStyle w:val="Hyperlink"/>
@@ -1418,7 +1418,7 @@
       <w:r>
         <w:t xml:space="preserve"> — modifié — </w:t>
       </w:r>
-      <w:hyperlink w:history="1" r:id="rId1dgvjvzesos0zsc0tschh">
+      <w:hyperlink w:history="1" r:id="rIdq5pvrjqadkie35nuzumgr">
         <w:r>
           <w:rPr>
             <w:rStyle w:val="Hyperlink"/>
@@ -1447,7 +1447,7 @@
       <w:r>
         <w:t xml:space="preserve"> — créé — </w:t>
       </w:r>
-      <w:hyperlink w:history="1" r:id="rIddig3za25ipla0tah4ejtj">
+      <w:hyperlink w:history="1" r:id="rIdxtvl9l9-dodhbxwacadwz">
         <w:r>
           <w:rPr>
             <w:rStyle w:val="Hyperlink"/>
@@ -1476,7 +1476,7 @@
       <w:r>
         <w:t xml:space="preserve"> — créé — </w:t>
       </w:r>
-      <w:hyperlink w:history="1" r:id="rIddmitumahtmo_l2knvjjww">
+      <w:hyperlink w:history="1" r:id="rIdqqz5owfvqsuk1d9ewzshu">
         <w:r>
           <w:rPr>
             <w:rStyle w:val="Hyperlink"/>
@@ -1505,7 +1505,7 @@
       <w:r>
         <w:t xml:space="preserve"> — modifié — </w:t>
       </w:r>
-      <w:hyperlink w:history="1" r:id="rIdhfjv_icslj1wpjcphn03v">
+      <w:hyperlink w:history="1" r:id="rId3hwhp02gyrlixmehcedgp">
         <w:r>
           <w:rPr>
             <w:rStyle w:val="Hyperlink"/>
@@ -1542,7 +1542,7 @@
       <w:r>
         <w:t xml:space="preserve"> — modifié — </w:t>
       </w:r>
-      <w:hyperlink w:history="1" r:id="rIdip56pr2r8jcsedpkreguo">
+      <w:hyperlink w:history="1" r:id="rIduwb0qbr7hdci2bywflo7f">
         <w:r>
           <w:rPr>
             <w:rStyle w:val="Hyperlink"/>
@@ -1571,7 +1571,7 @@
       <w:r>
         <w:t xml:space="preserve"> — modifié — </w:t>
       </w:r>
-      <w:hyperlink w:history="1" r:id="rIdgm4ak7erddckrrgbtt-ua">
+      <w:hyperlink w:history="1" r:id="rIdpyoosujdgktf0j6o7loti">
         <w:r>
           <w:rPr>
             <w:rStyle w:val="Hyperlink"/>
@@ -1608,7 +1608,7 @@
       <w:r>
         <w:t xml:space="preserve"> — modifié — </w:t>
       </w:r>
-      <w:hyperlink w:history="1" r:id="rIdd9qeunknfm9cik3xxej_n">
+      <w:hyperlink w:history="1" r:id="rIdnjvbid6wblqtgudyreosi">
         <w:r>
           <w:rPr>
             <w:rStyle w:val="Hyperlink"/>
@@ -1637,7 +1637,7 @@
       <w:r>
         <w:t xml:space="preserve"> — modifié — </w:t>
       </w:r>
-      <w:hyperlink w:history="1" r:id="rIdtvus8pnzkt1hicc9n8h9w">
+      <w:hyperlink w:history="1" r:id="rIdcqdxj2gtep5cybuwajfu4">
         <w:r>
           <w:rPr>
             <w:rStyle w:val="Hyperlink"/>
@@ -1666,7 +1666,7 @@
       <w:r>
         <w:t xml:space="preserve"> — modifié — </w:t>
       </w:r>
-      <w:hyperlink w:history="1" r:id="rIdz2myd_728xblhya3hcw5i">
+      <w:hyperlink w:history="1" r:id="rIdnoxsm3d3ivi5jsrqnhnqg">
         <w:r>
           <w:rPr>
             <w:rStyle w:val="Hyperlink"/>

--- a/docs/developpement/phases/word/PHASE_38_ASSISTANT_POSE_TA_QUESTION_ET_BRIEF_REFORMULE_PAR_MISTRAL.docx
+++ b/docs/developpement/phases/word/PHASE_38_ASSISTANT_POSE_TA_QUESTION_ET_BRIEF_REFORMULE_PAR_MISTRAL.docx
@@ -18,9 +18,9 @@
         <w:shd w:fill="F6F3FF" w:color="auto" w:val="clear"/>
       </w:pPr>
       <w:r>
-        <w:t xml:space="preserve">FlaiX Expert · dossier de développement · généré le 2026-10-24 depuis le dépôt </w:t>
-      </w:r>
-      <w:hyperlink w:history="1" r:id="rId0pujfwvunj5msrcjur6yn">
+        <w:t xml:space="preserve">FlaiX Expert · dossier de développement · généré le 2026-10-25 depuis le dépôt </w:t>
+      </w:r>
+      <w:hyperlink w:history="1" r:id="rIdvy0mwrdpsprxj_flsl7nf">
         <w:r>
           <w:rPr>
             <w:rStyle w:val="Hyperlink"/>
@@ -854,7 +854,7 @@
           <w:numId w:val="2"/>
         </w:numPr>
       </w:pPr>
-      <w:hyperlink w:history="1" r:id="rIdqnfidpjky7cdd9eyvhlf4">
+      <w:hyperlink w:history="1" r:id="rId-u0glnrin3djr1jt8ukzq">
         <w:r>
           <w:rPr>
             <w:rStyle w:val="Hyperlink"/>
@@ -874,7 +874,7 @@
           <w:numId w:val="2"/>
         </w:numPr>
       </w:pPr>
-      <w:hyperlink w:history="1" r:id="rId-dqmdgdiliv0bq9gll2k4">
+      <w:hyperlink w:history="1" r:id="rIddtzjdgjd_wml7rgh5yf_e">
         <w:r>
           <w:rPr>
             <w:rStyle w:val="Hyperlink"/>
@@ -922,7 +922,7 @@
       <w:r>
         <w:t xml:space="preserve"> — créé — </w:t>
       </w:r>
-      <w:hyperlink w:history="1" r:id="rIdjpcdkew2zdwavwbjub1v4">
+      <w:hyperlink w:history="1" r:id="rIdmyrvaz3gcxrnsqu71kjg8">
         <w:r>
           <w:rPr>
             <w:rStyle w:val="Hyperlink"/>
@@ -959,7 +959,7 @@
       <w:r>
         <w:t xml:space="preserve"> — créé — </w:t>
       </w:r>
-      <w:hyperlink w:history="1" r:id="rIdd5rjlzgpl73hoptl_mc-_">
+      <w:hyperlink w:history="1" r:id="rIdrbpw1cvwfrq6fpurnkie9">
         <w:r>
           <w:rPr>
             <w:rStyle w:val="Hyperlink"/>
@@ -988,7 +988,7 @@
       <w:r>
         <w:t xml:space="preserve"> — créé — </w:t>
       </w:r>
-      <w:hyperlink w:history="1" r:id="rId3fqneui-ghcq3m8elm-w4">
+      <w:hyperlink w:history="1" r:id="rId8_sfit4i_xqfvveexibbl">
         <w:r>
           <w:rPr>
             <w:rStyle w:val="Hyperlink"/>
@@ -1017,7 +1017,7 @@
       <w:r>
         <w:t xml:space="preserve"> — modifié — </w:t>
       </w:r>
-      <w:hyperlink w:history="1" r:id="rIdynwxt1nvbcbc1zjv0n0-f">
+      <w:hyperlink w:history="1" r:id="rIdnfizbrkdtixjx_julsygt">
         <w:r>
           <w:rPr>
             <w:rStyle w:val="Hyperlink"/>
@@ -1046,7 +1046,7 @@
       <w:r>
         <w:t xml:space="preserve"> — modifié — </w:t>
       </w:r>
-      <w:hyperlink w:history="1" r:id="rIdfenxcgds_uez9xmccrl60">
+      <w:hyperlink w:history="1" r:id="rIdo0o-acltnvtsbrvipnqbt">
         <w:r>
           <w:rPr>
             <w:rStyle w:val="Hyperlink"/>
@@ -1075,7 +1075,7 @@
       <w:r>
         <w:t xml:space="preserve"> — créé — </w:t>
       </w:r>
-      <w:hyperlink w:history="1" r:id="rIdirxczglcpacezw_zpryyg">
+      <w:hyperlink w:history="1" r:id="rIdxnm9pn1fl4uy-krfnnn2h">
         <w:r>
           <w:rPr>
             <w:rStyle w:val="Hyperlink"/>
@@ -1112,7 +1112,7 @@
       <w:r>
         <w:t xml:space="preserve"> — créé — </w:t>
       </w:r>
-      <w:hyperlink w:history="1" r:id="rIdf9j6dtvzipx8v5u4uh7sc">
+      <w:hyperlink w:history="1" r:id="rIditkt93b9diyoy47cs_cjy">
         <w:r>
           <w:rPr>
             <w:rStyle w:val="Hyperlink"/>
@@ -1141,7 +1141,7 @@
       <w:r>
         <w:t xml:space="preserve"> — modifié — </w:t>
       </w:r>
-      <w:hyperlink w:history="1" r:id="rIdjvriw0nvhijdu03ad4-xd">
+      <w:hyperlink w:history="1" r:id="rIdkxcsmpbplcgqgtnjkhhgc">
         <w:r>
           <w:rPr>
             <w:rStyle w:val="Hyperlink"/>
@@ -1170,7 +1170,7 @@
       <w:r>
         <w:t xml:space="preserve"> — modifié — </w:t>
       </w:r>
-      <w:hyperlink w:history="1" r:id="rIdtomh4ubco3lvgze1l1onl">
+      <w:hyperlink w:history="1" r:id="rIdnuc3rbxb8nd-lqv-1ixgn">
         <w:r>
           <w:rPr>
             <w:rStyle w:val="Hyperlink"/>
@@ -1207,7 +1207,7 @@
       <w:r>
         <w:t xml:space="preserve"> — modifié — </w:t>
       </w:r>
-      <w:hyperlink w:history="1" r:id="rIdqyqz4p987u2x1cry0isk4">
+      <w:hyperlink w:history="1" r:id="rIdpgz7dgslsbtl5k0cvzkfv">
         <w:r>
           <w:rPr>
             <w:rStyle w:val="Hyperlink"/>
@@ -1236,7 +1236,7 @@
       <w:r>
         <w:t xml:space="preserve"> — créé — </w:t>
       </w:r>
-      <w:hyperlink w:history="1" r:id="rIdkjscdysvoamzw9f5wwoi4">
+      <w:hyperlink w:history="1" r:id="rId_4ft0np_vloglkww8qlyl">
         <w:r>
           <w:rPr>
             <w:rStyle w:val="Hyperlink"/>
@@ -1265,7 +1265,7 @@
       <w:r>
         <w:t xml:space="preserve"> — créé — </w:t>
       </w:r>
-      <w:hyperlink w:history="1" r:id="rId0exjawtvslerj33ufwqkp">
+      <w:hyperlink w:history="1" r:id="rIdzr33nodwkmzqahculpogr">
         <w:r>
           <w:rPr>
             <w:rStyle w:val="Hyperlink"/>
@@ -1294,7 +1294,7 @@
       <w:r>
         <w:t xml:space="preserve"> — modifié — </w:t>
       </w:r>
-      <w:hyperlink w:history="1" r:id="rIdsla3dxfyh4cpd7v_pubxg">
+      <w:hyperlink w:history="1" r:id="rIdbfayoy5n390i154kcm8xx">
         <w:r>
           <w:rPr>
             <w:rStyle w:val="Hyperlink"/>
@@ -1323,7 +1323,7 @@
       <w:r>
         <w:t xml:space="preserve"> — modifié — </w:t>
       </w:r>
-      <w:hyperlink w:history="1" r:id="rIdr_8gf0whejzu4yvez2azp">
+      <w:hyperlink w:history="1" r:id="rId3akvxglykhapr9p9ainng">
         <w:r>
           <w:rPr>
             <w:rStyle w:val="Hyperlink"/>
@@ -1352,7 +1352,7 @@
       <w:r>
         <w:t xml:space="preserve"> — modifié — </w:t>
       </w:r>
-      <w:hyperlink w:history="1" r:id="rIdqvopmkvlu1mbzoehoq9qq">
+      <w:hyperlink w:history="1" r:id="rIdjbpzh5zxt_hgxvov8ebnn">
         <w:r>
           <w:rPr>
             <w:rStyle w:val="Hyperlink"/>
@@ -1389,7 +1389,7 @@
       <w:r>
         <w:t xml:space="preserve"> — modifié — </w:t>
       </w:r>
-      <w:hyperlink w:history="1" r:id="rIdqwy2lill1ienwnuwcv4pt">
+      <w:hyperlink w:history="1" r:id="rId8q-82mdfiwtagsaox16qd">
         <w:r>
           <w:rPr>
             <w:rStyle w:val="Hyperlink"/>
@@ -1418,7 +1418,7 @@
       <w:r>
         <w:t xml:space="preserve"> — modifié — </w:t>
       </w:r>
-      <w:hyperlink w:history="1" r:id="rIdq5pvrjqadkie35nuzumgr">
+      <w:hyperlink w:history="1" r:id="rIdsve7borm_idgxa97nhg9b">
         <w:r>
           <w:rPr>
             <w:rStyle w:val="Hyperlink"/>
@@ -1447,7 +1447,7 @@
       <w:r>
         <w:t xml:space="preserve"> — créé — </w:t>
       </w:r>
-      <w:hyperlink w:history="1" r:id="rIdxtvl9l9-dodhbxwacadwz">
+      <w:hyperlink w:history="1" r:id="rIdftuslhezjbqnyhlnu9nxz">
         <w:r>
           <w:rPr>
             <w:rStyle w:val="Hyperlink"/>
@@ -1476,7 +1476,7 @@
       <w:r>
         <w:t xml:space="preserve"> — créé — </w:t>
       </w:r>
-      <w:hyperlink w:history="1" r:id="rIdqqz5owfvqsuk1d9ewzshu">
+      <w:hyperlink w:history="1" r:id="rIdigvbe8xj8f7sqz-yij2s8">
         <w:r>
           <w:rPr>
             <w:rStyle w:val="Hyperlink"/>
@@ -1505,7 +1505,7 @@
       <w:r>
         <w:t xml:space="preserve"> — modifié — </w:t>
       </w:r>
-      <w:hyperlink w:history="1" r:id="rId3hwhp02gyrlixmehcedgp">
+      <w:hyperlink w:history="1" r:id="rIdyim5ebfi4azpnafrg5wks">
         <w:r>
           <w:rPr>
             <w:rStyle w:val="Hyperlink"/>
@@ -1542,7 +1542,7 @@
       <w:r>
         <w:t xml:space="preserve"> — modifié — </w:t>
       </w:r>
-      <w:hyperlink w:history="1" r:id="rIduwb0qbr7hdci2bywflo7f">
+      <w:hyperlink w:history="1" r:id="rIdxerggg-gto7dl1rj6dxvi">
         <w:r>
           <w:rPr>
             <w:rStyle w:val="Hyperlink"/>
@@ -1571,7 +1571,7 @@
       <w:r>
         <w:t xml:space="preserve"> — modifié — </w:t>
       </w:r>
-      <w:hyperlink w:history="1" r:id="rIdpyoosujdgktf0j6o7loti">
+      <w:hyperlink w:history="1" r:id="rIdwcetfykpfz2-ox4rr8-zq">
         <w:r>
           <w:rPr>
             <w:rStyle w:val="Hyperlink"/>
@@ -1608,7 +1608,7 @@
       <w:r>
         <w:t xml:space="preserve"> — modifié — </w:t>
       </w:r>
-      <w:hyperlink w:history="1" r:id="rIdnjvbid6wblqtgudyreosi">
+      <w:hyperlink w:history="1" r:id="rIdcdjhbx14qzwd8pxsffklx">
         <w:r>
           <w:rPr>
             <w:rStyle w:val="Hyperlink"/>
@@ -1637,7 +1637,7 @@
       <w:r>
         <w:t xml:space="preserve"> — modifié — </w:t>
       </w:r>
-      <w:hyperlink w:history="1" r:id="rIdcqdxj2gtep5cybuwajfu4">
+      <w:hyperlink w:history="1" r:id="rIdmbuv6sdkgrspz-96vlwx8">
         <w:r>
           <w:rPr>
             <w:rStyle w:val="Hyperlink"/>
@@ -1666,7 +1666,7 @@
       <w:r>
         <w:t xml:space="preserve"> — modifié — </w:t>
       </w:r>
-      <w:hyperlink w:history="1" r:id="rIdnoxsm3d3ivi5jsrqnhnqg">
+      <w:hyperlink w:history="1" r:id="rIdski3gdbdsqb3gyeytew0a">
         <w:r>
           <w:rPr>
             <w:rStyle w:val="Hyperlink"/>

--- a/docs/developpement/phases/word/PHASE_38_ASSISTANT_POSE_TA_QUESTION_ET_BRIEF_REFORMULE_PAR_MISTRAL.docx
+++ b/docs/developpement/phases/word/PHASE_38_ASSISTANT_POSE_TA_QUESTION_ET_BRIEF_REFORMULE_PAR_MISTRAL.docx
@@ -20,7 +20,7 @@
       <w:r>
         <w:t xml:space="preserve">FlaiX Expert · dossier de développement · généré le 2026-10-25 depuis le dépôt </w:t>
       </w:r>
-      <w:hyperlink w:history="1" r:id="rIdvy0mwrdpsprxj_flsl7nf">
+      <w:hyperlink w:history="1" r:id="rIdwuzoux2m57dekcajdgje8">
         <w:r>
           <w:rPr>
             <w:rStyle w:val="Hyperlink"/>
@@ -854,7 +854,7 @@
           <w:numId w:val="2"/>
         </w:numPr>
       </w:pPr>
-      <w:hyperlink w:history="1" r:id="rId-u0glnrin3djr1jt8ukzq">
+      <w:hyperlink w:history="1" r:id="rIdwvrho4ralfj__uwxov6xd">
         <w:r>
           <w:rPr>
             <w:rStyle w:val="Hyperlink"/>
@@ -874,7 +874,7 @@
           <w:numId w:val="2"/>
         </w:numPr>
       </w:pPr>
-      <w:hyperlink w:history="1" r:id="rIddtzjdgjd_wml7rgh5yf_e">
+      <w:hyperlink w:history="1" r:id="rIdakqarmoze5qjojllpofh3">
         <w:r>
           <w:rPr>
             <w:rStyle w:val="Hyperlink"/>
@@ -922,7 +922,7 @@
       <w:r>
         <w:t xml:space="preserve"> — créé — </w:t>
       </w:r>
-      <w:hyperlink w:history="1" r:id="rIdmyrvaz3gcxrnsqu71kjg8">
+      <w:hyperlink w:history="1" r:id="rId_qjhkdlufgvaloiizrnhy">
         <w:r>
           <w:rPr>
             <w:rStyle w:val="Hyperlink"/>
@@ -959,7 +959,7 @@
       <w:r>
         <w:t xml:space="preserve"> — créé — </w:t>
       </w:r>
-      <w:hyperlink w:history="1" r:id="rIdrbpw1cvwfrq6fpurnkie9">
+      <w:hyperlink w:history="1" r:id="rIdarplp_kluksew98xbh3qv">
         <w:r>
           <w:rPr>
             <w:rStyle w:val="Hyperlink"/>
@@ -988,7 +988,7 @@
       <w:r>
         <w:t xml:space="preserve"> — créé — </w:t>
       </w:r>
-      <w:hyperlink w:history="1" r:id="rId8_sfit4i_xqfvveexibbl">
+      <w:hyperlink w:history="1" r:id="rId4riblxaqz7ph-tpb6cipv">
         <w:r>
           <w:rPr>
             <w:rStyle w:val="Hyperlink"/>
@@ -1017,7 +1017,7 @@
       <w:r>
         <w:t xml:space="preserve"> — modifié — </w:t>
       </w:r>
-      <w:hyperlink w:history="1" r:id="rIdnfizbrkdtixjx_julsygt">
+      <w:hyperlink w:history="1" r:id="rIdmpelfl1xgotv6rtyqvj8s">
         <w:r>
           <w:rPr>
             <w:rStyle w:val="Hyperlink"/>
@@ -1046,7 +1046,7 @@
       <w:r>
         <w:t xml:space="preserve"> — modifié — </w:t>
       </w:r>
-      <w:hyperlink w:history="1" r:id="rIdo0o-acltnvtsbrvipnqbt">
+      <w:hyperlink w:history="1" r:id="rIdcvpkacgxndtfezsnkisg1">
         <w:r>
           <w:rPr>
             <w:rStyle w:val="Hyperlink"/>
@@ -1075,7 +1075,7 @@
       <w:r>
         <w:t xml:space="preserve"> — créé — </w:t>
       </w:r>
-      <w:hyperlink w:history="1" r:id="rIdxnm9pn1fl4uy-krfnnn2h">
+      <w:hyperlink w:history="1" r:id="rIdnckp-29s7vqb3nj3kdj9i">
         <w:r>
           <w:rPr>
             <w:rStyle w:val="Hyperlink"/>
@@ -1112,7 +1112,7 @@
       <w:r>
         <w:t xml:space="preserve"> — créé — </w:t>
       </w:r>
-      <w:hyperlink w:history="1" r:id="rIditkt93b9diyoy47cs_cjy">
+      <w:hyperlink w:history="1" r:id="rIdrinuucjrquk_purwrvhth">
         <w:r>
           <w:rPr>
             <w:rStyle w:val="Hyperlink"/>
@@ -1141,7 +1141,7 @@
       <w:r>
         <w:t xml:space="preserve"> — modifié — </w:t>
       </w:r>
-      <w:hyperlink w:history="1" r:id="rIdkxcsmpbplcgqgtnjkhhgc">
+      <w:hyperlink w:history="1" r:id="rIdtpiwywef9jimbft0kuvem">
         <w:r>
           <w:rPr>
             <w:rStyle w:val="Hyperlink"/>
@@ -1170,7 +1170,7 @@
       <w:r>
         <w:t xml:space="preserve"> — modifié — </w:t>
       </w:r>
-      <w:hyperlink w:history="1" r:id="rIdnuc3rbxb8nd-lqv-1ixgn">
+      <w:hyperlink w:history="1" r:id="rIdmkokoqvzki0axbwf7kekp">
         <w:r>
           <w:rPr>
             <w:rStyle w:val="Hyperlink"/>
@@ -1207,7 +1207,7 @@
       <w:r>
         <w:t xml:space="preserve"> — modifié — </w:t>
       </w:r>
-      <w:hyperlink w:history="1" r:id="rIdpgz7dgslsbtl5k0cvzkfv">
+      <w:hyperlink w:history="1" r:id="rId2sphkowrfwhekzrs0rq1r">
         <w:r>
           <w:rPr>
             <w:rStyle w:val="Hyperlink"/>
@@ -1236,7 +1236,7 @@
       <w:r>
         <w:t xml:space="preserve"> — créé — </w:t>
       </w:r>
-      <w:hyperlink w:history="1" r:id="rId_4ft0np_vloglkww8qlyl">
+      <w:hyperlink w:history="1" r:id="rIda5tttqs2sp94ypkecyynl">
         <w:r>
           <w:rPr>
             <w:rStyle w:val="Hyperlink"/>
@@ -1265,7 +1265,7 @@
       <w:r>
         <w:t xml:space="preserve"> — créé — </w:t>
       </w:r>
-      <w:hyperlink w:history="1" r:id="rIdzr33nodwkmzqahculpogr">
+      <w:hyperlink w:history="1" r:id="rIdupir4pg4mbvyalny27fx8">
         <w:r>
           <w:rPr>
             <w:rStyle w:val="Hyperlink"/>
@@ -1294,7 +1294,7 @@
       <w:r>
         <w:t xml:space="preserve"> — modifié — </w:t>
       </w:r>
-      <w:hyperlink w:history="1" r:id="rIdbfayoy5n390i154kcm8xx">
+      <w:hyperlink w:history="1" r:id="rIdo4b3_ipvzaudjzlp--y3z">
         <w:r>
           <w:rPr>
             <w:rStyle w:val="Hyperlink"/>
@@ -1323,7 +1323,7 @@
       <w:r>
         <w:t xml:space="preserve"> — modifié — </w:t>
       </w:r>
-      <w:hyperlink w:history="1" r:id="rId3akvxglykhapr9p9ainng">
+      <w:hyperlink w:history="1" r:id="rIdwsp_wk5ztwdg0yzyrm8-j">
         <w:r>
           <w:rPr>
             <w:rStyle w:val="Hyperlink"/>
@@ -1352,7 +1352,7 @@
       <w:r>
         <w:t xml:space="preserve"> — modifié — </w:t>
       </w:r>
-      <w:hyperlink w:history="1" r:id="rIdjbpzh5zxt_hgxvov8ebnn">
+      <w:hyperlink w:history="1" r:id="rIdnutuipllbkeg_2upl2x8f">
         <w:r>
           <w:rPr>
             <w:rStyle w:val="Hyperlink"/>
@@ -1389,7 +1389,7 @@
       <w:r>
         <w:t xml:space="preserve"> — modifié — </w:t>
       </w:r>
-      <w:hyperlink w:history="1" r:id="rId8q-82mdfiwtagsaox16qd">
+      <w:hyperlink w:history="1" r:id="rIdh38jlj7h5gx0tq5p9eofn">
         <w:r>
           <w:rPr>
             <w:rStyle w:val="Hyperlink"/>
@@ -1418,7 +1418,7 @@
       <w:r>
         <w:t xml:space="preserve"> — modifié — </w:t>
       </w:r>
-      <w:hyperlink w:history="1" r:id="rIdsve7borm_idgxa97nhg9b">
+      <w:hyperlink w:history="1" r:id="rId9csmi20v9y4nskhpedjtt">
         <w:r>
           <w:rPr>
             <w:rStyle w:val="Hyperlink"/>
@@ -1447,7 +1447,7 @@
       <w:r>
         <w:t xml:space="preserve"> — créé — </w:t>
       </w:r>
-      <w:hyperlink w:history="1" r:id="rIdftuslhezjbqnyhlnu9nxz">
+      <w:hyperlink w:history="1" r:id="rIdl9eltrc1jlzxk-dqnfwno">
         <w:r>
           <w:rPr>
             <w:rStyle w:val="Hyperlink"/>
@@ -1476,7 +1476,7 @@
       <w:r>
         <w:t xml:space="preserve"> — créé — </w:t>
       </w:r>
-      <w:hyperlink w:history="1" r:id="rIdigvbe8xj8f7sqz-yij2s8">
+      <w:hyperlink w:history="1" r:id="rIdi5xdmrw7c6p6mesu9h1ze">
         <w:r>
           <w:rPr>
             <w:rStyle w:val="Hyperlink"/>
@@ -1505,7 +1505,7 @@
       <w:r>
         <w:t xml:space="preserve"> — modifié — </w:t>
       </w:r>
-      <w:hyperlink w:history="1" r:id="rIdyim5ebfi4azpnafrg5wks">
+      <w:hyperlink w:history="1" r:id="rIdbyylt5ddf3stjfxt4zkqx">
         <w:r>
           <w:rPr>
             <w:rStyle w:val="Hyperlink"/>
@@ -1542,7 +1542,7 @@
       <w:r>
         <w:t xml:space="preserve"> — modifié — </w:t>
       </w:r>
-      <w:hyperlink w:history="1" r:id="rIdxerggg-gto7dl1rj6dxvi">
+      <w:hyperlink w:history="1" r:id="rIdtnxqpodoer8a7ifj-8yq3">
         <w:r>
           <w:rPr>
             <w:rStyle w:val="Hyperlink"/>
@@ -1571,7 +1571,7 @@
       <w:r>
         <w:t xml:space="preserve"> — modifié — </w:t>
       </w:r>
-      <w:hyperlink w:history="1" r:id="rIdwcetfykpfz2-ox4rr8-zq">
+      <w:hyperlink w:history="1" r:id="rIdc83nvtoqnpxpolhrqewmq">
         <w:r>
           <w:rPr>
             <w:rStyle w:val="Hyperlink"/>
@@ -1608,7 +1608,7 @@
       <w:r>
         <w:t xml:space="preserve"> — modifié — </w:t>
       </w:r>
-      <w:hyperlink w:history="1" r:id="rIdcdjhbx14qzwd8pxsffklx">
+      <w:hyperlink w:history="1" r:id="rId9g_5o1epnlnhylk7fv6gq">
         <w:r>
           <w:rPr>
             <w:rStyle w:val="Hyperlink"/>
@@ -1637,7 +1637,7 @@
       <w:r>
         <w:t xml:space="preserve"> — modifié — </w:t>
       </w:r>
-      <w:hyperlink w:history="1" r:id="rIdmbuv6sdkgrspz-96vlwx8">
+      <w:hyperlink w:history="1" r:id="rIdddokbjycysbapibi-ydlj">
         <w:r>
           <w:rPr>
             <w:rStyle w:val="Hyperlink"/>
@@ -1666,7 +1666,7 @@
       <w:r>
         <w:t xml:space="preserve"> — modifié — </w:t>
       </w:r>
-      <w:hyperlink w:history="1" r:id="rIdski3gdbdsqb3gyeytew0a">
+      <w:hyperlink w:history="1" r:id="rId0wx5r2djajqnxihs7nmbt">
         <w:r>
           <w:rPr>
             <w:rStyle w:val="Hyperlink"/>

--- a/docs/developpement/phases/word/PHASE_38_ASSISTANT_POSE_TA_QUESTION_ET_BRIEF_REFORMULE_PAR_MISTRAL.docx
+++ b/docs/developpement/phases/word/PHASE_38_ASSISTANT_POSE_TA_QUESTION_ET_BRIEF_REFORMULE_PAR_MISTRAL.docx
@@ -20,7 +20,7 @@
       <w:r>
         <w:t xml:space="preserve">FlaiX Expert · dossier de développement · généré le 2026-10-25 depuis le dépôt </w:t>
       </w:r>
-      <w:hyperlink w:history="1" r:id="rIdwuzoux2m57dekcajdgje8">
+      <w:hyperlink w:history="1" r:id="rIdjeibhvfwuh9-zjvrknduj">
         <w:r>
           <w:rPr>
             <w:rStyle w:val="Hyperlink"/>
@@ -854,7 +854,7 @@
           <w:numId w:val="2"/>
         </w:numPr>
       </w:pPr>
-      <w:hyperlink w:history="1" r:id="rIdwvrho4ralfj__uwxov6xd">
+      <w:hyperlink w:history="1" r:id="rIdaplk4zhqneevflzmv248b">
         <w:r>
           <w:rPr>
             <w:rStyle w:val="Hyperlink"/>
@@ -874,7 +874,7 @@
           <w:numId w:val="2"/>
         </w:numPr>
       </w:pPr>
-      <w:hyperlink w:history="1" r:id="rIdakqarmoze5qjojllpofh3">
+      <w:hyperlink w:history="1" r:id="rId-5fkt656exve4i-ov4ik-">
         <w:r>
           <w:rPr>
             <w:rStyle w:val="Hyperlink"/>
@@ -922,7 +922,7 @@
       <w:r>
         <w:t xml:space="preserve"> — créé — </w:t>
       </w:r>
-      <w:hyperlink w:history="1" r:id="rId_qjhkdlufgvaloiizrnhy">
+      <w:hyperlink w:history="1" r:id="rIduyvsn6sregl-pdmbfcc0j">
         <w:r>
           <w:rPr>
             <w:rStyle w:val="Hyperlink"/>
@@ -959,7 +959,7 @@
       <w:r>
         <w:t xml:space="preserve"> — créé — </w:t>
       </w:r>
-      <w:hyperlink w:history="1" r:id="rIdarplp_kluksew98xbh3qv">
+      <w:hyperlink w:history="1" r:id="rIdkczhb3mdtcet58b5aa7p_">
         <w:r>
           <w:rPr>
             <w:rStyle w:val="Hyperlink"/>
@@ -988,7 +988,7 @@
       <w:r>
         <w:t xml:space="preserve"> — créé — </w:t>
       </w:r>
-      <w:hyperlink w:history="1" r:id="rId4riblxaqz7ph-tpb6cipv">
+      <w:hyperlink w:history="1" r:id="rIdgl0tayiqgig0rdei_-r39">
         <w:r>
           <w:rPr>
             <w:rStyle w:val="Hyperlink"/>
@@ -1017,7 +1017,7 @@
       <w:r>
         <w:t xml:space="preserve"> — modifié — </w:t>
       </w:r>
-      <w:hyperlink w:history="1" r:id="rIdmpelfl1xgotv6rtyqvj8s">
+      <w:hyperlink w:history="1" r:id="rId_j8nt8dthuu-yahcowjgi">
         <w:r>
           <w:rPr>
             <w:rStyle w:val="Hyperlink"/>
@@ -1046,7 +1046,7 @@
       <w:r>
         <w:t xml:space="preserve"> — modifié — </w:t>
       </w:r>
-      <w:hyperlink w:history="1" r:id="rIdcvpkacgxndtfezsnkisg1">
+      <w:hyperlink w:history="1" r:id="rIduaz1mk0imbdkiigvk0jt3">
         <w:r>
           <w:rPr>
             <w:rStyle w:val="Hyperlink"/>
@@ -1075,7 +1075,7 @@
       <w:r>
         <w:t xml:space="preserve"> — créé — </w:t>
       </w:r>
-      <w:hyperlink w:history="1" r:id="rIdnckp-29s7vqb3nj3kdj9i">
+      <w:hyperlink w:history="1" r:id="rIdlghuupxbtkc29inrvm61o">
         <w:r>
           <w:rPr>
             <w:rStyle w:val="Hyperlink"/>
@@ -1112,7 +1112,7 @@
       <w:r>
         <w:t xml:space="preserve"> — créé — </w:t>
       </w:r>
-      <w:hyperlink w:history="1" r:id="rIdrinuucjrquk_purwrvhth">
+      <w:hyperlink w:history="1" r:id="rIdhwvfxrj7tvq1ls0jj4dh3">
         <w:r>
           <w:rPr>
             <w:rStyle w:val="Hyperlink"/>
@@ -1141,7 +1141,7 @@
       <w:r>
         <w:t xml:space="preserve"> — modifié — </w:t>
       </w:r>
-      <w:hyperlink w:history="1" r:id="rIdtpiwywef9jimbft0kuvem">
+      <w:hyperlink w:history="1" r:id="rIdcy8xt3bdq5s12jeu0_fq1">
         <w:r>
           <w:rPr>
             <w:rStyle w:val="Hyperlink"/>
@@ -1170,7 +1170,7 @@
       <w:r>
         <w:t xml:space="preserve"> — modifié — </w:t>
       </w:r>
-      <w:hyperlink w:history="1" r:id="rIdmkokoqvzki0axbwf7kekp">
+      <w:hyperlink w:history="1" r:id="rId7xpx1s5xihxktcpdggw17">
         <w:r>
           <w:rPr>
             <w:rStyle w:val="Hyperlink"/>
@@ -1207,7 +1207,7 @@
       <w:r>
         <w:t xml:space="preserve"> — modifié — </w:t>
       </w:r>
-      <w:hyperlink w:history="1" r:id="rId2sphkowrfwhekzrs0rq1r">
+      <w:hyperlink w:history="1" r:id="rIdzr8niz-dcxtbgbmhgwaua">
         <w:r>
           <w:rPr>
             <w:rStyle w:val="Hyperlink"/>
@@ -1236,7 +1236,7 @@
       <w:r>
         <w:t xml:space="preserve"> — créé — </w:t>
       </w:r>
-      <w:hyperlink w:history="1" r:id="rIda5tttqs2sp94ypkecyynl">
+      <w:hyperlink w:history="1" r:id="rIdzxwyn-bi59bhcqflvnkv2">
         <w:r>
           <w:rPr>
             <w:rStyle w:val="Hyperlink"/>
@@ -1265,7 +1265,7 @@
       <w:r>
         <w:t xml:space="preserve"> — créé — </w:t>
       </w:r>
-      <w:hyperlink w:history="1" r:id="rIdupir4pg4mbvyalny27fx8">
+      <w:hyperlink w:history="1" r:id="rIdz6ppo3ponlzwxufc9flnl">
         <w:r>
           <w:rPr>
             <w:rStyle w:val="Hyperlink"/>
@@ -1294,7 +1294,7 @@
       <w:r>
         <w:t xml:space="preserve"> — modifié — </w:t>
       </w:r>
-      <w:hyperlink w:history="1" r:id="rIdo4b3_ipvzaudjzlp--y3z">
+      <w:hyperlink w:history="1" r:id="rIdhi5vu_8vlagfu6yt77e3s">
         <w:r>
           <w:rPr>
             <w:rStyle w:val="Hyperlink"/>
@@ -1323,7 +1323,7 @@
       <w:r>
         <w:t xml:space="preserve"> — modifié — </w:t>
       </w:r>
-      <w:hyperlink w:history="1" r:id="rIdwsp_wk5ztwdg0yzyrm8-j">
+      <w:hyperlink w:history="1" r:id="rIdl5_1wvmiyoulhmry9_m4n">
         <w:r>
           <w:rPr>
             <w:rStyle w:val="Hyperlink"/>
@@ -1352,7 +1352,7 @@
       <w:r>
         <w:t xml:space="preserve"> — modifié — </w:t>
       </w:r>
-      <w:hyperlink w:history="1" r:id="rIdnutuipllbkeg_2upl2x8f">
+      <w:hyperlink w:history="1" r:id="rIdfk9owaotuywonyfe-xt3k">
         <w:r>
           <w:rPr>
             <w:rStyle w:val="Hyperlink"/>
@@ -1389,7 +1389,7 @@
       <w:r>
         <w:t xml:space="preserve"> — modifié — </w:t>
       </w:r>
-      <w:hyperlink w:history="1" r:id="rIdh38jlj7h5gx0tq5p9eofn">
+      <w:hyperlink w:history="1" r:id="rIdbeaifr_noi0kmca0kizdi">
         <w:r>
           <w:rPr>
             <w:rStyle w:val="Hyperlink"/>
@@ -1418,7 +1418,7 @@
       <w:r>
         <w:t xml:space="preserve"> — modifié — </w:t>
       </w:r>
-      <w:hyperlink w:history="1" r:id="rId9csmi20v9y4nskhpedjtt">
+      <w:hyperlink w:history="1" r:id="rIdxtuyfmcebv-gfnybtwgjg">
         <w:r>
           <w:rPr>
             <w:rStyle w:val="Hyperlink"/>
@@ -1447,7 +1447,7 @@
       <w:r>
         <w:t xml:space="preserve"> — créé — </w:t>
       </w:r>
-      <w:hyperlink w:history="1" r:id="rIdl9eltrc1jlzxk-dqnfwno">
+      <w:hyperlink w:history="1" r:id="rIddjunj7-pbi2gvoq_vfsuk">
         <w:r>
           <w:rPr>
             <w:rStyle w:val="Hyperlink"/>
@@ -1476,7 +1476,7 @@
       <w:r>
         <w:t xml:space="preserve"> — créé — </w:t>
       </w:r>
-      <w:hyperlink w:history="1" r:id="rIdi5xdmrw7c6p6mesu9h1ze">
+      <w:hyperlink w:history="1" r:id="rIdt_kfhaigwnkl7nabmzbw0">
         <w:r>
           <w:rPr>
             <w:rStyle w:val="Hyperlink"/>
@@ -1505,7 +1505,7 @@
       <w:r>
         <w:t xml:space="preserve"> — modifié — </w:t>
       </w:r>
-      <w:hyperlink w:history="1" r:id="rIdbyylt5ddf3stjfxt4zkqx">
+      <w:hyperlink w:history="1" r:id="rIdgmrorcj80np5s1iszei38">
         <w:r>
           <w:rPr>
             <w:rStyle w:val="Hyperlink"/>
@@ -1542,7 +1542,7 @@
       <w:r>
         <w:t xml:space="preserve"> — modifié — </w:t>
       </w:r>
-      <w:hyperlink w:history="1" r:id="rIdtnxqpodoer8a7ifj-8yq3">
+      <w:hyperlink w:history="1" r:id="rIdje79ieygpumvetoo-dj5f">
         <w:r>
           <w:rPr>
             <w:rStyle w:val="Hyperlink"/>
@@ -1571,7 +1571,7 @@
       <w:r>
         <w:t xml:space="preserve"> — modifié — </w:t>
       </w:r>
-      <w:hyperlink w:history="1" r:id="rIdc83nvtoqnpxpolhrqewmq">
+      <w:hyperlink w:history="1" r:id="rIdozoumoz6hfwtp43ru0b0t">
         <w:r>
           <w:rPr>
             <w:rStyle w:val="Hyperlink"/>
@@ -1608,7 +1608,7 @@
       <w:r>
         <w:t xml:space="preserve"> — modifié — </w:t>
       </w:r>
-      <w:hyperlink w:history="1" r:id="rId9g_5o1epnlnhylk7fv6gq">
+      <w:hyperlink w:history="1" r:id="rIdgvansm1gjsiz9riljksup">
         <w:r>
           <w:rPr>
             <w:rStyle w:val="Hyperlink"/>
@@ -1637,7 +1637,7 @@
       <w:r>
         <w:t xml:space="preserve"> — modifié — </w:t>
       </w:r>
-      <w:hyperlink w:history="1" r:id="rIdddokbjycysbapibi-ydlj">
+      <w:hyperlink w:history="1" r:id="rId8gah2foivpkn7drfy9wsv">
         <w:r>
           <w:rPr>
             <w:rStyle w:val="Hyperlink"/>
@@ -1666,7 +1666,7 @@
       <w:r>
         <w:t xml:space="preserve"> — modifié — </w:t>
       </w:r>
-      <w:hyperlink w:history="1" r:id="rId0wx5r2djajqnxihs7nmbt">
+      <w:hyperlink w:history="1" r:id="rIdktf_u3uhmms_2eldujfje">
         <w:r>
           <w:rPr>
             <w:rStyle w:val="Hyperlink"/>
